--- a/data/revised_2026-10_full/tracked/v2/Physics/SS2.1_Properties_of_Waves/Physics_Properties_of_Waves_CBE_LessonSequence_TRACKED.docx
+++ b/data/revised_2026-10_full/tracked/v2/Physics/SS2.1_Properties_of_Waves/Physics_Properties_of_Waves_CBE_LessonSequence_TRACKED.docx
@@ -427,10 +427,10 @@
               <w:spacing w:after="40" w:before="0"/>
               <w:jc w:val="left"/>
               <w:rPr>
-                <w:ins w:id="9002" w:author="Claude (AI) - proposed" w:date="2026-10-15T08:04:30Z"/>
-              </w:rPr>
-            </w:pPr>
-            <w:ins w:id="9001" w:author="Claude (AI) - proposed" w:date="2026-10-15T08:04:30Z">
+                <w:ins w:id="9002" w:author="Claude (AI) - proposed" w:date="2026-10-18T00:32:16Z"/>
+              </w:rPr>
+            </w:pPr>
+            <w:ins w:id="9001" w:author="Claude (AI) - proposed" w:date="2026-10-18T00:32:16Z">
               <w:r>
                 <w:rPr>
                   <w:rFonts w:ascii="Arial" w:cs="Arial" w:eastAsia="Arial" w:hAnsi="Arial"/>
@@ -452,10 +452,10 @@
               <w:spacing w:after="40" w:before="0"/>
               <w:jc w:val="left"/>
               <w:rPr>
-                <w:del w:id="9004" w:author="Claude (AI) - proposed" w:date="2026-10-15T08:04:30Z"/>
-              </w:rPr>
-            </w:pPr>
-            <w:del w:id="9003" w:author="Claude (AI) - proposed" w:date="2026-10-15T08:04:30Z">
+                <w:del w:id="9004" w:author="Claude (AI) - proposed" w:date="2026-10-18T00:32:16Z"/>
+              </w:rPr>
+            </w:pPr>
+            <w:del w:id="9003" w:author="Claude (AI) - proposed" w:date="2026-10-18T00:32:16Z">
               <w:r>
                 <w:rPr>
                   <w:rFonts w:ascii="Arial" w:cs="Arial" w:eastAsia="Arial" w:hAnsi="Arial"/>
@@ -525,10 +525,10 @@
               <w:ind w:left="360" w:hanging="180"/>
               <w:jc w:val="left"/>
               <w:rPr>
-                <w:ins w:id="9006" w:author="Claude (AI) - proposed" w:date="2026-10-15T08:04:30Z"/>
-              </w:rPr>
-            </w:pPr>
-            <w:ins w:id="9005" w:author="Claude (AI) - proposed" w:date="2026-10-15T08:04:30Z">
+                <w:ins w:id="9006" w:author="Claude (AI) - proposed" w:date="2026-10-18T00:32:16Z"/>
+              </w:rPr>
+            </w:pPr>
+            <w:ins w:id="9005" w:author="Claude (AI) - proposed" w:date="2026-10-18T00:32:16Z">
               <w:r>
                 <w:rPr>
                   <w:rFonts w:ascii="Arial" w:cs="Arial" w:eastAsia="Arial" w:hAnsi="Arial"/>
@@ -550,10 +550,10 @@
               <w:ind w:left="360" w:hanging="180"/>
               <w:jc w:val="left"/>
               <w:rPr>
-                <w:ins w:id="9008" w:author="Claude (AI) - proposed" w:date="2026-10-15T08:04:30Z"/>
-              </w:rPr>
-            </w:pPr>
-            <w:ins w:id="9007" w:author="Claude (AI) - proposed" w:date="2026-10-15T08:04:30Z">
+                <w:ins w:id="9008" w:author="Claude (AI) - proposed" w:date="2026-10-18T00:32:16Z"/>
+              </w:rPr>
+            </w:pPr>
+            <w:ins w:id="9007" w:author="Claude (AI) - proposed" w:date="2026-10-18T00:32:16Z">
               <w:r>
                 <w:rPr>
                   <w:rFonts w:ascii="Arial" w:cs="Arial" w:eastAsia="Arial" w:hAnsi="Arial"/>
@@ -575,10 +575,10 @@
               <w:ind w:left="360" w:hanging="180"/>
               <w:jc w:val="left"/>
               <w:rPr>
-                <w:ins w:id="9010" w:author="Claude (AI) - proposed" w:date="2026-10-15T08:04:30Z"/>
-              </w:rPr>
-            </w:pPr>
-            <w:ins w:id="9009" w:author="Claude (AI) - proposed" w:date="2026-10-15T08:04:30Z">
+                <w:ins w:id="9010" w:author="Claude (AI) - proposed" w:date="2026-10-18T00:32:16Z"/>
+              </w:rPr>
+            </w:pPr>
+            <w:ins w:id="9009" w:author="Claude (AI) - proposed" w:date="2026-10-18T00:32:16Z">
               <w:r>
                 <w:rPr>
                   <w:rFonts w:ascii="Arial" w:cs="Arial" w:eastAsia="Arial" w:hAnsi="Arial"/>
@@ -600,10 +600,10 @@
               <w:ind w:left="360" w:hanging="180"/>
               <w:jc w:val="left"/>
               <w:rPr>
-                <w:del w:id="9012" w:author="Claude (AI) - proposed" w:date="2026-10-15T08:04:30Z"/>
-              </w:rPr>
-            </w:pPr>
-            <w:del w:id="9011" w:author="Claude (AI) - proposed" w:date="2026-10-15T08:04:30Z">
+                <w:del w:id="9012" w:author="Claude (AI) - proposed" w:date="2026-10-18T00:32:16Z"/>
+              </w:rPr>
+            </w:pPr>
+            <w:del w:id="9011" w:author="Claude (AI) - proposed" w:date="2026-10-18T00:32:16Z">
               <w:r>
                 <w:rPr>
                   <w:rFonts w:ascii="Arial" w:cs="Arial" w:eastAsia="Arial" w:hAnsi="Arial"/>
@@ -625,10 +625,10 @@
               <w:ind w:left="360" w:hanging="180"/>
               <w:jc w:val="left"/>
               <w:rPr>
-                <w:del w:id="9014" w:author="Claude (AI) - proposed" w:date="2026-10-15T08:04:30Z"/>
-              </w:rPr>
-            </w:pPr>
-            <w:del w:id="9013" w:author="Claude (AI) - proposed" w:date="2026-10-15T08:04:30Z">
+                <w:del w:id="9014" w:author="Claude (AI) - proposed" w:date="2026-10-18T00:32:16Z"/>
+              </w:rPr>
+            </w:pPr>
+            <w:del w:id="9013" w:author="Claude (AI) - proposed" w:date="2026-10-18T00:32:16Z">
               <w:r>
                 <w:rPr>
                   <w:rFonts w:ascii="Arial" w:cs="Arial" w:eastAsia="Arial" w:hAnsi="Arial"/>
@@ -650,10 +650,10 @@
               <w:ind w:left="360" w:hanging="180"/>
               <w:jc w:val="left"/>
               <w:rPr>
-                <w:del w:id="9016" w:author="Claude (AI) - proposed" w:date="2026-10-15T08:04:30Z"/>
-              </w:rPr>
-            </w:pPr>
-            <w:del w:id="9015" w:author="Claude (AI) - proposed" w:date="2026-10-15T08:04:30Z">
+                <w:del w:id="9016" w:author="Claude (AI) - proposed" w:date="2026-10-18T00:32:16Z"/>
+              </w:rPr>
+            </w:pPr>
+            <w:del w:id="9015" w:author="Claude (AI) - proposed" w:date="2026-10-18T00:32:16Z">
               <w:r>
                 <w:rPr>
                   <w:rFonts w:ascii="Arial" w:cs="Arial" w:eastAsia="Arial" w:hAnsi="Arial"/>
@@ -675,10 +675,10 @@
               <w:ind w:left="360" w:hanging="180"/>
               <w:jc w:val="left"/>
               <w:rPr>
-                <w:del w:id="9018" w:author="Claude (AI) - proposed" w:date="2026-10-15T08:04:30Z"/>
-              </w:rPr>
-            </w:pPr>
-            <w:del w:id="9017" w:author="Claude (AI) - proposed" w:date="2026-10-15T08:04:30Z">
+                <w:del w:id="9018" w:author="Claude (AI) - proposed" w:date="2026-10-18T00:32:16Z"/>
+              </w:rPr>
+            </w:pPr>
+            <w:del w:id="9017" w:author="Claude (AI) - proposed" w:date="2026-10-18T00:32:16Z">
               <w:r>
                 <w:rPr>
                   <w:rFonts w:ascii="Arial" w:cs="Arial" w:eastAsia="Arial" w:hAnsi="Arial"/>
@@ -700,10 +700,10 @@
               <w:ind w:left="360" w:hanging="180"/>
               <w:jc w:val="left"/>
               <w:rPr>
-                <w:del w:id="9020" w:author="Claude (AI) - proposed" w:date="2026-10-15T08:04:30Z"/>
-              </w:rPr>
-            </w:pPr>
-            <w:del w:id="9019" w:author="Claude (AI) - proposed" w:date="2026-10-15T08:04:30Z">
+                <w:del w:id="9020" w:author="Claude (AI) - proposed" w:date="2026-10-18T00:32:16Z"/>
+              </w:rPr>
+            </w:pPr>
+            <w:del w:id="9019" w:author="Claude (AI) - proposed" w:date="2026-10-18T00:32:16Z">
               <w:r>
                 <w:rPr>
                   <w:rFonts w:ascii="Arial" w:cs="Arial" w:eastAsia="Arial" w:hAnsi="Arial"/>
@@ -725,10 +725,10 @@
               <w:ind w:left="360" w:hanging="180"/>
               <w:jc w:val="left"/>
               <w:rPr>
-                <w:del w:id="9022" w:author="Claude (AI) - proposed" w:date="2026-10-15T08:04:30Z"/>
-              </w:rPr>
-            </w:pPr>
-            <w:del w:id="9021" w:author="Claude (AI) - proposed" w:date="2026-10-15T08:04:30Z">
+                <w:del w:id="9022" w:author="Claude (AI) - proposed" w:date="2026-10-18T00:32:16Z"/>
+              </w:rPr>
+            </w:pPr>
+            <w:del w:id="9021" w:author="Claude (AI) - proposed" w:date="2026-10-18T00:32:16Z">
               <w:r>
                 <w:rPr>
                   <w:rFonts w:ascii="Arial" w:cs="Arial" w:eastAsia="Arial" w:hAnsi="Arial"/>
@@ -750,7 +750,7 @@
               <w:ind w:left="360" w:hanging="180"/>
               <w:jc w:val="left"/>
             </w:pPr>
-            <w:del w:id="9023" w:author="Claude (AI) - proposed" w:date="2026-10-15T08:04:30Z">
+            <w:del w:id="9023" w:author="Claude (AI) - proposed" w:date="2026-10-18T00:32:16Z">
               <w:r>
                 <w:rPr>
                   <w:rFonts w:ascii="Arial" w:cs="Arial" w:eastAsia="Arial" w:hAnsi="Arial"/>
@@ -765,7 +765,7 @@
                 <w:delText xml:space="preserve">–  Doppler effect (change in frequency due to relative motion)</w:delText>
               </w:r>
             </w:del>
-            <w:ins w:id="9024" w:author="Claude (AI) - proposed" w:date="2026-10-15T08:04:30Z">
+            <w:ins w:id="9024" w:author="Claude (AI) - proposed" w:date="2026-10-18T00:32:16Z">
               <w:r>
                 <w:rPr>
                   <w:rFonts w:ascii="Arial" w:cs="Arial" w:eastAsia="Arial" w:hAnsi="Arial"/>
@@ -787,10 +787,10 @@
               <w:spacing w:after="40" w:before="0"/>
               <w:jc w:val="left"/>
               <w:rPr>
-                <w:ins w:id="9026" w:author="Claude (AI) - proposed" w:date="2026-10-15T08:04:30Z"/>
-              </w:rPr>
-            </w:pPr>
-            <w:ins w:id="9025" w:author="Claude (AI) - proposed" w:date="2026-10-15T08:04:30Z">
+                <w:ins w:id="9026" w:author="Claude (AI) - proposed" w:date="2026-10-18T00:32:16Z"/>
+              </w:rPr>
+            </w:pPr>
+            <w:ins w:id="9025" w:author="Claude (AI) - proposed" w:date="2026-10-18T00:32:16Z">
               <w:r>
                 <w:rPr>
                   <w:rFonts w:ascii="Arial" w:cs="Arial" w:eastAsia="Arial" w:hAnsi="Arial"/>
@@ -812,10 +812,10 @@
               <w:spacing w:after="40" w:before="0"/>
               <w:jc w:val="left"/>
               <w:rPr>
-                <w:ins w:id="9028" w:author="Claude (AI) - proposed" w:date="2026-10-15T08:04:30Z"/>
-              </w:rPr>
-            </w:pPr>
-            <w:ins w:id="9027" w:author="Claude (AI) - proposed" w:date="2026-10-15T08:04:30Z">
+                <w:ins w:id="9028" w:author="Claude (AI) - proposed" w:date="2026-10-18T00:32:16Z"/>
+              </w:rPr>
+            </w:pPr>
+            <w:ins w:id="9027" w:author="Claude (AI) - proposed" w:date="2026-10-18T00:32:16Z">
               <w:r>
                 <w:rPr>
                   <w:rFonts w:ascii="Arial" w:cs="Arial" w:eastAsia="Arial" w:hAnsi="Arial"/>
@@ -837,10 +837,10 @@
               <w:ind w:left="360" w:hanging="180"/>
               <w:jc w:val="left"/>
               <w:rPr>
-                <w:del w:id="9030" w:author="Claude (AI) - proposed" w:date="2026-10-15T08:04:30Z"/>
-              </w:rPr>
-            </w:pPr>
-            <w:del w:id="9029" w:author="Claude (AI) - proposed" w:date="2026-10-15T08:04:30Z">
+                <w:del w:id="9030" w:author="Claude (AI) - proposed" w:date="2026-10-18T00:32:16Z"/>
+              </w:rPr>
+            </w:pPr>
+            <w:del w:id="9029" w:author="Claude (AI) - proposed" w:date="2026-10-18T00:32:16Z">
               <w:r>
                 <w:rPr>
                   <w:rFonts w:ascii="Arial" w:cs="Arial" w:eastAsia="Arial" w:hAnsi="Arial"/>
@@ -862,10 +862,10 @@
               <w:ind w:left="360" w:hanging="180"/>
               <w:jc w:val="left"/>
               <w:rPr>
-                <w:del w:id="9032" w:author="Claude (AI) - proposed" w:date="2026-10-15T08:04:30Z"/>
-              </w:rPr>
-            </w:pPr>
-            <w:del w:id="9031" w:author="Claude (AI) - proposed" w:date="2026-10-15T08:04:30Z">
+                <w:del w:id="9032" w:author="Claude (AI) - proposed" w:date="2026-10-18T00:32:16Z"/>
+              </w:rPr>
+            </w:pPr>
+            <w:del w:id="9031" w:author="Claude (AI) - proposed" w:date="2026-10-18T00:32:16Z">
               <w:r>
                 <w:rPr>
                   <w:rFonts w:ascii="Arial" w:cs="Arial" w:eastAsia="Arial" w:hAnsi="Arial"/>
@@ -955,10 +955,10 @@
               <w:spacing w:after="40" w:before="0"/>
               <w:jc w:val="left"/>
               <w:rPr>
-                <w:del w:id="9034" w:author="Claude (AI) - proposed" w:date="2026-10-15T08:04:30Z"/>
-              </w:rPr>
-            </w:pPr>
-            <w:del w:id="9033" w:author="Claude (AI) - proposed" w:date="2026-10-15T08:04:30Z">
+                <w:del w:id="9034" w:author="Claude (AI) - proposed" w:date="2026-10-18T00:32:16Z"/>
+              </w:rPr>
+            </w:pPr>
+            <w:del w:id="9033" w:author="Claude (AI) - proposed" w:date="2026-10-18T00:32:16Z">
               <w:r>
                 <w:rPr>
                   <w:rFonts w:ascii="Arial" w:cs="Arial" w:eastAsia="Arial" w:hAnsi="Arial"/>
@@ -980,10 +980,10 @@
               <w:spacing w:after="40" w:before="0"/>
               <w:jc w:val="left"/>
               <w:rPr>
-                <w:del w:id="9036" w:author="Claude (AI) - proposed" w:date="2026-10-15T08:04:30Z"/>
-              </w:rPr>
-            </w:pPr>
-            <w:del w:id="9035" w:author="Claude (AI) - proposed" w:date="2026-10-15T08:04:30Z">
+                <w:del w:id="9036" w:author="Claude (AI) - proposed" w:date="2026-10-18T00:32:16Z"/>
+              </w:rPr>
+            </w:pPr>
+            <w:del w:id="9035" w:author="Claude (AI) - proposed" w:date="2026-10-18T00:32:16Z">
               <w:r>
                 <w:rPr>
                   <w:rFonts w:ascii="Arial" w:cs="Arial" w:eastAsia="Arial" w:hAnsi="Arial"/>
@@ -1005,10 +1005,10 @@
               <w:spacing w:after="40" w:before="0"/>
               <w:jc w:val="left"/>
               <w:rPr>
-                <w:del w:id="9038" w:author="Claude (AI) - proposed" w:date="2026-10-15T08:04:30Z"/>
-              </w:rPr>
-            </w:pPr>
-            <w:del w:id="9037" w:author="Claude (AI) - proposed" w:date="2026-10-15T08:04:30Z">
+                <w:del w:id="9038" w:author="Claude (AI) - proposed" w:date="2026-10-18T00:32:16Z"/>
+              </w:rPr>
+            </w:pPr>
+            <w:del w:id="9037" w:author="Claude (AI) - proposed" w:date="2026-10-18T00:32:16Z">
               <w:r>
                 <w:rPr>
                   <w:rFonts w:ascii="Arial" w:cs="Arial" w:eastAsia="Arial" w:hAnsi="Arial"/>
@@ -1030,10 +1030,10 @@
               <w:spacing w:after="40" w:before="0"/>
               <w:jc w:val="left"/>
               <w:rPr>
-                <w:del w:id="9040" w:author="Claude (AI) - proposed" w:date="2026-10-15T08:04:30Z"/>
-              </w:rPr>
-            </w:pPr>
-            <w:del w:id="9039" w:author="Claude (AI) - proposed" w:date="2026-10-15T08:04:30Z">
+                <w:del w:id="9040" w:author="Claude (AI) - proposed" w:date="2026-10-18T00:32:16Z"/>
+              </w:rPr>
+            </w:pPr>
+            <w:del w:id="9039" w:author="Claude (AI) - proposed" w:date="2026-10-18T00:32:16Z">
               <w:r>
                 <w:rPr>
                   <w:rFonts w:ascii="Arial" w:cs="Arial" w:eastAsia="Arial" w:hAnsi="Arial"/>
@@ -1055,10 +1055,10 @@
               <w:spacing w:after="40" w:before="0"/>
               <w:jc w:val="left"/>
               <w:rPr>
-                <w:del w:id="9042" w:author="Claude (AI) - proposed" w:date="2026-10-15T08:04:30Z"/>
-              </w:rPr>
-            </w:pPr>
-            <w:del w:id="9041" w:author="Claude (AI) - proposed" w:date="2026-10-15T08:04:30Z">
+                <w:del w:id="9042" w:author="Claude (AI) - proposed" w:date="2026-10-18T00:32:16Z"/>
+              </w:rPr>
+            </w:pPr>
+            <w:del w:id="9041" w:author="Claude (AI) - proposed" w:date="2026-10-18T00:32:16Z">
               <w:r>
                 <w:rPr>
                   <w:rFonts w:ascii="Arial" w:cs="Arial" w:eastAsia="Arial" w:hAnsi="Arial"/>
@@ -1080,7 +1080,7 @@
               <w:spacing w:after="40" w:before="0"/>
               <w:jc w:val="left"/>
             </w:pPr>
-            <w:del w:id="9043" w:author="Claude (AI) - proposed" w:date="2026-10-15T08:04:30Z">
+            <w:del w:id="9043" w:author="Claude (AI) - proposed" w:date="2026-10-18T00:32:16Z">
               <w:r>
                 <w:rPr>
                   <w:rFonts w:ascii="Arial" w:cs="Arial" w:eastAsia="Arial" w:hAnsi="Arial"/>
@@ -1095,7 +1095,7 @@
                 <w:delText xml:space="preserve">f</w:delText>
               </w:r>
             </w:del>
-            <w:ins w:id="9044" w:author="Claude (AI) - proposed" w:date="2026-10-15T08:04:30Z">
+            <w:ins w:id="9044" w:author="Claude (AI) - proposed" w:date="2026-10-18T00:32:16Z">
               <w:r>
                 <w:rPr>
                   <w:rFonts w:ascii="Arial" w:cs="Arial" w:eastAsia="Arial" w:hAnsi="Arial"/>
@@ -1123,7 +1123,7 @@
               </w:rPr>
               <w:t xml:space="preserve">) explain the </w:t>
             </w:r>
-            <w:del w:id="9045" w:author="Claude (AI) - proposed" w:date="2026-10-15T08:04:30Z">
+            <w:del w:id="9045" w:author="Claude (AI) - proposed" w:date="2026-10-18T00:32:16Z">
               <w:r>
                 <w:rPr>
                   <w:rFonts w:ascii="Arial" w:cs="Arial" w:eastAsia="Arial" w:hAnsi="Arial"/>
@@ -1138,7 +1138,7 @@
                 <w:delText xml:space="preserve">Doppler effect and its applications</w:delText>
               </w:r>
             </w:del>
-            <w:ins w:id="9046" w:author="Claude (AI) - proposed" w:date="2026-10-15T08:04:30Z">
+            <w:ins w:id="9046" w:author="Claude (AI) - proposed" w:date="2026-10-18T00:32:16Z">
               <w:r>
                 <w:rPr>
                   <w:rFonts w:ascii="Arial" w:cs="Arial" w:eastAsia="Arial" w:hAnsi="Arial"/>
@@ -1173,7 +1173,7 @@
               <w:spacing w:after="40" w:before="0"/>
               <w:jc w:val="left"/>
             </w:pPr>
-            <w:del w:id="9047" w:author="Claude (AI) - proposed" w:date="2026-10-15T08:04:30Z">
+            <w:del w:id="9047" w:author="Claude (AI) - proposed" w:date="2026-10-18T00:32:16Z">
               <w:r>
                 <w:rPr>
                   <w:rFonts w:ascii="Arial" w:cs="Arial" w:eastAsia="Arial" w:hAnsi="Arial"/>
@@ -1188,7 +1188,7 @@
                 <w:delText xml:space="preserve">g) relate wave properties to technologies in communication and medicine</w:delText>
               </w:r>
             </w:del>
-            <w:ins w:id="9048" w:author="Claude (AI) - proposed" w:date="2026-10-15T08:04:30Z">
+            <w:ins w:id="9048" w:author="Claude (AI) - proposed" w:date="2026-10-18T00:32:16Z">
               <w:r>
                 <w:rPr>
                   <w:rFonts w:ascii="Arial" w:cs="Arial" w:eastAsia="Arial" w:hAnsi="Arial"/>
@@ -1223,10 +1223,10 @@
               <w:spacing w:after="40" w:before="0"/>
               <w:jc w:val="left"/>
               <w:rPr>
-                <w:ins w:id="9050" w:author="Claude (AI) - proposed" w:date="2026-10-15T08:04:30Z"/>
-              </w:rPr>
-            </w:pPr>
-            <w:ins w:id="9049" w:author="Claude (AI) - proposed" w:date="2026-10-15T08:04:30Z">
+                <w:ins w:id="9050" w:author="Claude (AI) - proposed" w:date="2026-10-18T00:32:16Z"/>
+              </w:rPr>
+            </w:pPr>
+            <w:ins w:id="9049" w:author="Claude (AI) - proposed" w:date="2026-10-18T00:32:16Z">
               <w:r>
                 <w:rPr>
                   <w:rFonts w:ascii="Arial" w:cs="Arial" w:eastAsia="Arial" w:hAnsi="Arial"/>
@@ -1248,10 +1248,10 @@
               <w:spacing w:after="40" w:before="0"/>
               <w:jc w:val="left"/>
               <w:rPr>
-                <w:ins w:id="9052" w:author="Claude (AI) - proposed" w:date="2026-10-15T08:04:30Z"/>
-              </w:rPr>
-            </w:pPr>
-            <w:ins w:id="9051" w:author="Claude (AI) - proposed" w:date="2026-10-15T08:04:30Z">
+                <w:ins w:id="9052" w:author="Claude (AI) - proposed" w:date="2026-10-18T00:32:16Z"/>
+              </w:rPr>
+            </w:pPr>
+            <w:ins w:id="9051" w:author="Claude (AI) - proposed" w:date="2026-10-18T00:32:16Z">
               <w:r>
                 <w:rPr>
                   <w:rFonts w:ascii="Arial" w:cs="Arial" w:eastAsia="Arial" w:hAnsi="Arial"/>
@@ -1273,10 +1273,10 @@
               <w:spacing w:after="40" w:before="0"/>
               <w:jc w:val="left"/>
               <w:rPr>
-                <w:ins w:id="9054" w:author="Claude (AI) - proposed" w:date="2026-10-15T08:04:30Z"/>
-              </w:rPr>
-            </w:pPr>
-            <w:ins w:id="9053" w:author="Claude (AI) - proposed" w:date="2026-10-15T08:04:30Z">
+                <w:ins w:id="9054" w:author="Claude (AI) - proposed" w:date="2026-10-18T00:32:16Z"/>
+              </w:rPr>
+            </w:pPr>
+            <w:ins w:id="9053" w:author="Claude (AI) - proposed" w:date="2026-10-18T00:32:16Z">
               <w:r>
                 <w:rPr>
                   <w:rFonts w:ascii="Arial" w:cs="Arial" w:eastAsia="Arial" w:hAnsi="Arial"/>
@@ -1298,10 +1298,10 @@
               <w:spacing w:after="40" w:before="0"/>
               <w:jc w:val="left"/>
               <w:rPr>
-                <w:ins w:id="9056" w:author="Claude (AI) - proposed" w:date="2026-10-15T08:04:30Z"/>
-              </w:rPr>
-            </w:pPr>
-            <w:ins w:id="9055" w:author="Claude (AI) - proposed" w:date="2026-10-15T08:04:30Z">
+                <w:ins w:id="9056" w:author="Claude (AI) - proposed" w:date="2026-10-18T00:32:16Z"/>
+              </w:rPr>
+            </w:pPr>
+            <w:ins w:id="9055" w:author="Claude (AI) - proposed" w:date="2026-10-18T00:32:16Z">
               <w:r>
                 <w:rPr>
                   <w:rFonts w:ascii="Arial" w:cs="Arial" w:eastAsia="Arial" w:hAnsi="Arial"/>
@@ -1323,10 +1323,10 @@
               <w:spacing w:after="40" w:before="0"/>
               <w:jc w:val="left"/>
               <w:rPr>
-                <w:ins w:id="9058" w:author="Claude (AI) - proposed" w:date="2026-10-15T08:04:30Z"/>
-              </w:rPr>
-            </w:pPr>
-            <w:ins w:id="9057" w:author="Claude (AI) - proposed" w:date="2026-10-15T08:04:30Z">
+                <w:ins w:id="9058" w:author="Claude (AI) - proposed" w:date="2026-10-18T00:32:16Z"/>
+              </w:rPr>
+            </w:pPr>
+            <w:ins w:id="9057" w:author="Claude (AI) - proposed" w:date="2026-10-18T00:32:16Z">
               <w:r>
                 <w:rPr>
                   <w:rFonts w:ascii="Arial" w:cs="Arial" w:eastAsia="Arial" w:hAnsi="Arial"/>
@@ -1348,10 +1348,10 @@
               <w:spacing w:after="40" w:before="0"/>
               <w:jc w:val="left"/>
               <w:rPr>
-                <w:ins w:id="9060" w:author="Claude (AI) - proposed" w:date="2026-10-15T08:04:30Z"/>
-              </w:rPr>
-            </w:pPr>
-            <w:ins w:id="9059" w:author="Claude (AI) - proposed" w:date="2026-10-15T08:04:30Z">
+                <w:ins w:id="9060" w:author="Claude (AI) - proposed" w:date="2026-10-18T00:32:16Z"/>
+              </w:rPr>
+            </w:pPr>
+            <w:ins w:id="9059" w:author="Claude (AI) - proposed" w:date="2026-10-18T00:32:16Z">
               <w:r>
                 <w:rPr>
                   <w:rFonts w:ascii="Arial" w:cs="Arial" w:eastAsia="Arial" w:hAnsi="Arial"/>
@@ -1373,10 +1373,10 @@
               <w:spacing w:after="40" w:before="0"/>
               <w:jc w:val="left"/>
               <w:rPr>
-                <w:del w:id="9062" w:author="Claude (AI) - proposed" w:date="2026-10-15T08:04:30Z"/>
-              </w:rPr>
-            </w:pPr>
-            <w:del w:id="9061" w:author="Claude (AI) - proposed" w:date="2026-10-15T08:04:30Z">
+                <w:del w:id="9062" w:author="Claude (AI) - proposed" w:date="2026-10-18T00:32:16Z"/>
+              </w:rPr>
+            </w:pPr>
+            <w:del w:id="9061" w:author="Claude (AI) - proposed" w:date="2026-10-18T00:32:16Z">
               <w:r>
                 <w:rPr>
                   <w:rFonts w:ascii="Arial" w:cs="Arial" w:eastAsia="Arial" w:hAnsi="Arial"/>
@@ -1486,10 +1486,10 @@
               <w:ind w:left="360" w:hanging="180"/>
               <w:jc w:val="left"/>
               <w:rPr>
-                <w:ins w:id="9064" w:author="Claude (AI) - proposed" w:date="2026-10-15T08:04:30Z"/>
-              </w:rPr>
-            </w:pPr>
-            <w:ins w:id="9063" w:author="Claude (AI) - proposed" w:date="2026-10-15T08:04:30Z">
+                <w:ins w:id="9064" w:author="Claude (AI) - proposed" w:date="2026-10-18T00:32:16Z"/>
+              </w:rPr>
+            </w:pPr>
+            <w:ins w:id="9063" w:author="Claude (AI) - proposed" w:date="2026-10-18T00:32:16Z">
               <w:r>
                 <w:rPr>
                   <w:rFonts w:ascii="Arial" w:cs="Arial" w:eastAsia="Arial" w:hAnsi="Arial"/>
@@ -1511,10 +1511,10 @@
               <w:ind w:left="360" w:hanging="180"/>
               <w:jc w:val="left"/>
               <w:rPr>
-                <w:ins w:id="9066" w:author="Claude (AI) - proposed" w:date="2026-10-15T08:04:30Z"/>
-              </w:rPr>
-            </w:pPr>
-            <w:ins w:id="9065" w:author="Claude (AI) - proposed" w:date="2026-10-15T08:04:30Z">
+                <w:ins w:id="9066" w:author="Claude (AI) - proposed" w:date="2026-10-18T00:32:16Z"/>
+              </w:rPr>
+            </w:pPr>
+            <w:ins w:id="9065" w:author="Claude (AI) - proposed" w:date="2026-10-18T00:32:16Z">
               <w:r>
                 <w:rPr>
                   <w:rFonts w:ascii="Arial" w:cs="Arial" w:eastAsia="Arial" w:hAnsi="Arial"/>
@@ -1536,10 +1536,10 @@
               <w:spacing w:after="40" w:before="0"/>
               <w:jc w:val="left"/>
               <w:rPr>
-                <w:ins w:id="9068" w:author="Claude (AI) - proposed" w:date="2026-10-15T08:04:30Z"/>
-              </w:rPr>
-            </w:pPr>
-            <w:ins w:id="9067" w:author="Claude (AI) - proposed" w:date="2026-10-15T08:04:30Z">
+                <w:ins w:id="9068" w:author="Claude (AI) - proposed" w:date="2026-10-18T00:32:16Z"/>
+              </w:rPr>
+            </w:pPr>
+            <w:ins w:id="9067" w:author="Claude (AI) - proposed" w:date="2026-10-18T00:32:16Z">
               <w:r>
                 <w:rPr>
                   <w:rFonts w:ascii="Arial" w:cs="Arial" w:eastAsia="Arial" w:hAnsi="Arial"/>
@@ -1561,10 +1561,10 @@
               <w:spacing w:after="40" w:before="0"/>
               <w:jc w:val="left"/>
               <w:rPr>
-                <w:ins w:id="9070" w:author="Claude (AI) - proposed" w:date="2026-10-15T08:04:30Z"/>
-              </w:rPr>
-            </w:pPr>
-            <w:ins w:id="9069" w:author="Claude (AI) - proposed" w:date="2026-10-15T08:04:30Z">
+                <w:ins w:id="9070" w:author="Claude (AI) - proposed" w:date="2026-10-18T00:32:16Z"/>
+              </w:rPr>
+            </w:pPr>
+            <w:ins w:id="9069" w:author="Claude (AI) - proposed" w:date="2026-10-18T00:32:16Z">
               <w:r>
                 <w:rPr>
                   <w:rFonts w:ascii="Arial" w:cs="Arial" w:eastAsia="Arial" w:hAnsi="Arial"/>
@@ -1646,10 +1646,10 @@
               <w:ind w:left="360" w:hanging="180"/>
               <w:jc w:val="left"/>
               <w:rPr>
-                <w:del w:id="9072" w:author="Claude (AI) - proposed" w:date="2026-10-15T08:04:30Z"/>
-              </w:rPr>
-            </w:pPr>
-            <w:del w:id="9071" w:author="Claude (AI) - proposed" w:date="2026-10-15T08:04:30Z">
+                <w:del w:id="9072" w:author="Claude (AI) - proposed" w:date="2026-10-18T00:32:16Z"/>
+              </w:rPr>
+            </w:pPr>
+            <w:del w:id="9071" w:author="Claude (AI) - proposed" w:date="2026-10-18T00:32:16Z">
               <w:r>
                 <w:rPr>
                   <w:rFonts w:ascii="Arial" w:cs="Arial" w:eastAsia="Arial" w:hAnsi="Arial"/>
@@ -1739,10 +1739,10 @@
               <w:ind w:left="360" w:hanging="180"/>
               <w:jc w:val="left"/>
               <w:rPr>
-                <w:ins w:id="9074" w:author="Claude (AI) - proposed" w:date="2026-10-15T08:04:30Z"/>
-              </w:rPr>
-            </w:pPr>
-            <w:ins w:id="9073" w:author="Claude (AI) - proposed" w:date="2026-10-15T08:04:30Z">
+                <w:ins w:id="9074" w:author="Claude (AI) - proposed" w:date="2026-10-18T00:32:16Z"/>
+              </w:rPr>
+            </w:pPr>
+            <w:ins w:id="9073" w:author="Claude (AI) - proposed" w:date="2026-10-18T00:32:16Z">
               <w:r>
                 <w:rPr>
                   <w:rFonts w:ascii="Arial" w:cs="Arial" w:eastAsia="Arial" w:hAnsi="Arial"/>
@@ -1764,10 +1764,10 @@
               <w:ind w:left="360" w:hanging="180"/>
               <w:jc w:val="left"/>
               <w:rPr>
-                <w:ins w:id="9076" w:author="Claude (AI) - proposed" w:date="2026-10-15T08:04:30Z"/>
-              </w:rPr>
-            </w:pPr>
-            <w:ins w:id="9075" w:author="Claude (AI) - proposed" w:date="2026-10-15T08:04:30Z">
+                <w:ins w:id="9076" w:author="Claude (AI) - proposed" w:date="2026-10-18T00:32:16Z"/>
+              </w:rPr>
+            </w:pPr>
+            <w:ins w:id="9075" w:author="Claude (AI) - proposed" w:date="2026-10-18T00:32:16Z">
               <w:r>
                 <w:rPr>
                   <w:rFonts w:ascii="Arial" w:cs="Arial" w:eastAsia="Arial" w:hAnsi="Arial"/>
@@ -1789,10 +1789,10 @@
               <w:spacing w:after="40" w:before="0"/>
               <w:jc w:val="left"/>
               <w:rPr>
-                <w:ins w:id="9078" w:author="Claude (AI) - proposed" w:date="2026-10-15T08:04:30Z"/>
-              </w:rPr>
-            </w:pPr>
-            <w:ins w:id="9077" w:author="Claude (AI) - proposed" w:date="2026-10-15T08:04:30Z">
+                <w:ins w:id="9078" w:author="Claude (AI) - proposed" w:date="2026-10-18T00:32:16Z"/>
+              </w:rPr>
+            </w:pPr>
+            <w:ins w:id="9077" w:author="Claude (AI) - proposed" w:date="2026-10-18T00:32:16Z">
               <w:r>
                 <w:rPr>
                   <w:rFonts w:ascii="Arial" w:cs="Arial" w:eastAsia="Arial" w:hAnsi="Arial"/>
@@ -1814,10 +1814,10 @@
               <w:spacing w:after="40" w:before="0"/>
               <w:jc w:val="left"/>
               <w:rPr>
-                <w:ins w:id="9080" w:author="Claude (AI) - proposed" w:date="2026-10-15T08:04:30Z"/>
-              </w:rPr>
-            </w:pPr>
-            <w:ins w:id="9079" w:author="Claude (AI) - proposed" w:date="2026-10-15T08:04:30Z">
+                <w:ins w:id="9080" w:author="Claude (AI) - proposed" w:date="2026-10-18T00:32:16Z"/>
+              </w:rPr>
+            </w:pPr>
+            <w:ins w:id="9079" w:author="Claude (AI) - proposed" w:date="2026-10-18T00:32:16Z">
               <w:r>
                 <w:rPr>
                   <w:rFonts w:ascii="Arial" w:cs="Arial" w:eastAsia="Arial" w:hAnsi="Arial"/>
@@ -2175,10 +2175,10 @@
               <w:ind w:left="360" w:hanging="180"/>
               <w:jc w:val="left"/>
               <w:rPr>
-                <w:ins w:id="9082" w:author="Claude (AI) - proposed" w:date="2026-10-15T08:04:30Z"/>
-              </w:rPr>
-            </w:pPr>
-            <w:ins w:id="9081" w:author="Claude (AI) - proposed" w:date="2026-10-15T08:04:30Z">
+                <w:ins w:id="9082" w:author="Claude (AI) - proposed" w:date="2026-10-18T00:32:16Z"/>
+              </w:rPr>
+            </w:pPr>
+            <w:ins w:id="9081" w:author="Claude (AI) - proposed" w:date="2026-10-18T00:32:16Z">
               <w:r>
                 <w:rPr>
                   <w:rFonts w:ascii="Arial" w:cs="Arial" w:eastAsia="Arial" w:hAnsi="Arial"/>
@@ -2200,10 +2200,10 @@
               <w:spacing w:after="40" w:before="0"/>
               <w:jc w:val="left"/>
               <w:rPr>
-                <w:ins w:id="9084" w:author="Claude (AI) - proposed" w:date="2026-10-15T08:04:30Z"/>
-              </w:rPr>
-            </w:pPr>
-            <w:ins w:id="9083" w:author="Claude (AI) - proposed" w:date="2026-10-15T08:04:30Z">
+                <w:ins w:id="9084" w:author="Claude (AI) - proposed" w:date="2026-10-18T00:32:16Z"/>
+              </w:rPr>
+            </w:pPr>
+            <w:ins w:id="9083" w:author="Claude (AI) - proposed" w:date="2026-10-18T00:32:16Z">
               <w:r>
                 <w:rPr>
                   <w:rFonts w:ascii="Arial" w:cs="Arial" w:eastAsia="Arial" w:hAnsi="Arial"/>
@@ -2225,10 +2225,10 @@
               <w:spacing w:after="40" w:before="0"/>
               <w:jc w:val="left"/>
               <w:rPr>
-                <w:ins w:id="9086" w:author="Claude (AI) - proposed" w:date="2026-10-15T08:04:30Z"/>
-              </w:rPr>
-            </w:pPr>
-            <w:ins w:id="9085" w:author="Claude (AI) - proposed" w:date="2026-10-15T08:04:30Z">
+                <w:ins w:id="9086" w:author="Claude (AI) - proposed" w:date="2026-10-18T00:32:16Z"/>
+              </w:rPr>
+            </w:pPr>
+            <w:ins w:id="9085" w:author="Claude (AI) - proposed" w:date="2026-10-18T00:32:16Z">
               <w:r>
                 <w:rPr>
                   <w:rFonts w:ascii="Arial" w:cs="Arial" w:eastAsia="Arial" w:hAnsi="Arial"/>
@@ -2694,10 +2694,10 @@
               <w:spacing w:after="40" w:before="0"/>
               <w:jc w:val="left"/>
               <w:rPr>
-                <w:del w:id="9088" w:author="Claude (AI) - proposed" w:date="2026-10-15T08:04:30Z"/>
-              </w:rPr>
-            </w:pPr>
-            <w:del w:id="9087" w:author="Claude (AI) - proposed" w:date="2026-10-15T08:04:30Z">
+                <w:del w:id="9088" w:author="Claude (AI) - proposed" w:date="2026-10-18T00:32:16Z"/>
+              </w:rPr>
+            </w:pPr>
+            <w:del w:id="9087" w:author="Claude (AI) - proposed" w:date="2026-10-18T00:32:16Z">
               <w:r>
                 <w:rPr>
                   <w:rFonts w:ascii="Arial" w:cs="Arial" w:eastAsia="Arial" w:hAnsi="Arial"/>
@@ -2719,7 +2719,7 @@
               <w:spacing w:after="40" w:before="0"/>
               <w:jc w:val="left"/>
             </w:pPr>
-            <w:del w:id="9089" w:author="Claude (AI) - proposed" w:date="2026-10-15T08:04:30Z">
+            <w:del w:id="9089" w:author="Claude (AI) - proposed" w:date="2026-10-18T00:32:16Z">
               <w:r>
                 <w:rPr>
                   <w:rFonts w:ascii="Arial" w:cs="Arial" w:eastAsia="Arial" w:hAnsi="Arial"/>
@@ -2734,7 +2734,7 @@
                 <w:delText xml:space="preserve">2. How are the properties of waves applied in day-to-day life?</w:delText>
               </w:r>
             </w:del>
-            <w:ins w:id="9090" w:author="Claude (AI) - proposed" w:date="2026-10-15T08:04:30Z">
+            <w:ins w:id="9090" w:author="Claude (AI) - proposed" w:date="2026-10-18T00:32:16Z">
               <w:r>
                 <w:rPr>
                   <w:rFonts w:ascii="Arial" w:cs="Arial" w:eastAsia="Arial" w:hAnsi="Arial"/>
@@ -2756,10 +2756,10 @@
               <w:spacing w:after="40" w:before="0"/>
               <w:jc w:val="left"/>
               <w:rPr>
-                <w:ins w:id="9092" w:author="Claude (AI) - proposed" w:date="2026-10-15T08:04:30Z"/>
-              </w:rPr>
-            </w:pPr>
-            <w:ins w:id="9091" w:author="Claude (AI) - proposed" w:date="2026-10-15T08:04:30Z">
+                <w:ins w:id="9092" w:author="Claude (AI) - proposed" w:date="2026-10-18T00:32:16Z"/>
+              </w:rPr>
+            </w:pPr>
+            <w:ins w:id="9091" w:author="Claude (AI) - proposed" w:date="2026-10-18T00:32:16Z">
               <w:r>
                 <w:rPr>
                   <w:rFonts w:ascii="Arial" w:cs="Arial" w:eastAsia="Arial" w:hAnsi="Arial"/>
@@ -3278,7 +3278,7 @@
               </w:rPr>
               <w:t xml:space="preserve">–  Doppler effect: the pitch of an ambulance siren on </w:t>
             </w:r>
-            <w:del w:id="9093" w:author="Claude (AI) - proposed" w:date="2026-10-15T08:04:30Z">
+            <w:del w:id="9093" w:author="Claude (AI) - proposed" w:date="2026-10-18T00:32:16Z">
               <w:r>
                 <w:rPr>
                   <w:rFonts w:ascii="Arial" w:cs="Arial" w:eastAsia="Arial" w:hAnsi="Arial"/>
@@ -3293,7 +3293,7 @@
                 <w:delText xml:space="preserve">Thika Road</w:delText>
               </w:r>
             </w:del>
-            <w:ins w:id="9094" w:author="Claude (AI) - proposed" w:date="2026-10-15T08:04:30Z">
+            <w:ins w:id="9094" w:author="Claude (AI) - proposed" w:date="2026-10-18T00:32:16Z">
               <w:r>
                 <w:rPr>
                   <w:rFonts w:ascii="Arial" w:cs="Arial" w:eastAsia="Arial" w:hAnsi="Arial"/>
@@ -3483,7 +3483,7 @@
         </w:rPr>
         <w:t xml:space="preserve">© 2026 SeaVuria and ARES. This work is licensed under a </w:t>
       </w:r>
-      <w:hyperlink w:history="1" r:id="rIdvlzkdl7s7m9mrtvd_igmh">
+      <w:hyperlink w:history="1" r:id="rIdomldavqead1p5gyjvqjpl">
         <w:r>
           <w:rPr>
             <w:rFonts w:ascii="Arial" w:cs="Arial" w:eastAsia="Arial" w:hAnsi="Arial"/>
@@ -3503,7 +3503,7 @@
         </w:rPr>
         <w:t xml:space="preserve"> (</w:t>
       </w:r>
-      <w:hyperlink w:history="1" r:id="rIdl5rgbhys0iwnzrtr4vtrt">
+      <w:hyperlink w:history="1" r:id="rIdfxv_v-ybp4lbfa0rzwjkr">
         <w:r>
           <w:rPr>
             <w:rFonts w:ascii="Arial" w:cs="Arial" w:eastAsia="Arial" w:hAnsi="Arial"/>
@@ -3523,7 +3523,7 @@
         </w:rPr>
         <w:t xml:space="preserve">). To view a copy of this license, visit </w:t>
       </w:r>
-      <w:hyperlink w:history="1" r:id="rIdhey4lxizksbvrzss2nzft">
+      <w:hyperlink w:history="1" r:id="rIdo75bqpmc1yl4qrppei734">
         <w:r>
           <w:rPr>
             <w:rFonts w:ascii="Arial" w:cs="Arial" w:eastAsia="Arial" w:hAnsi="Arial"/>
@@ -4030,10 +4030,10 @@
               <w:spacing w:after="40" w:before="0"/>
               <w:jc w:val="left"/>
               <w:rPr>
-                <w:ins w:id="9096" w:author="Claude (AI) - proposed" w:date="2026-10-15T08:04:30Z"/>
-              </w:rPr>
-            </w:pPr>
-            <w:ins w:id="9095" w:author="Claude (AI) - proposed" w:date="2026-10-15T08:04:30Z">
+                <w:ins w:id="9096" w:author="Claude (AI) - proposed" w:date="2026-10-18T00:32:16Z"/>
+              </w:rPr>
+            </w:pPr>
+            <w:ins w:id="9095" w:author="Claude (AI) - proposed" w:date="2026-10-18T00:32:16Z">
               <w:r>
                 <w:rPr>
                   <w:rFonts w:ascii="Arial" w:cs="Arial" w:eastAsia="Arial" w:hAnsi="Arial"/>
@@ -4055,10 +4055,10 @@
               <w:spacing w:after="40" w:before="0"/>
               <w:jc w:val="left"/>
               <w:rPr>
-                <w:del w:id="9098" w:author="Claude (AI) - proposed" w:date="2026-10-15T08:04:30Z"/>
-              </w:rPr>
-            </w:pPr>
-            <w:del w:id="9097" w:author="Claude (AI) - proposed" w:date="2026-10-15T08:04:30Z">
+                <w:del w:id="9098" w:author="Claude (AI) - proposed" w:date="2026-10-18T00:32:16Z"/>
+              </w:rPr>
+            </w:pPr>
+            <w:del w:id="9097" w:author="Claude (AI) - proposed" w:date="2026-10-18T00:32:16Z">
               <w:r>
                 <w:rPr>
                   <w:rFonts w:ascii="Arial" w:cs="Arial" w:eastAsia="Arial" w:hAnsi="Arial"/>
@@ -4592,7 +4592,7 @@
             <w:pPr>
               <w:spacing w:after="20" w:before="0"/>
             </w:pPr>
-            <w:hyperlink w:history="1" r:id="rIdsgl1t4tbwwnhtk0c5thod">
+            <w:hyperlink w:history="1" r:id="rIddzvxbk9pj4z8ey67h2jcm">
               <w:r>
                 <w:rPr>
                   <w:rFonts w:ascii="Arial" w:cs="Arial" w:eastAsia="Arial" w:hAnsi="Arial"/>
@@ -4625,7 +4625,7 @@
               <w:spacing w:after="10" w:before="0"/>
               <w:ind w:left="120"/>
             </w:pPr>
-            <w:hyperlink w:history="1" r:id="rIdyxqipmgx3ivdvfzoqmozk">
+            <w:hyperlink w:history="1" r:id="rIdqyvfmxm6pt69qwavwgnmu">
               <w:r>
                 <w:rPr>
                   <w:rFonts w:ascii="Arial" w:cs="Arial" w:eastAsia="Arial" w:hAnsi="Arial"/>
@@ -4670,7 +4670,7 @@
             <w:pPr>
               <w:spacing w:after="20" w:before="0"/>
             </w:pPr>
-            <w:hyperlink w:history="1" r:id="rIdflxfst1myhdjmmitowenw">
+            <w:hyperlink w:history="1" r:id="rIdb5jqitmsn4ign9k-u9l6q">
               <w:r>
                 <w:rPr>
                   <w:rFonts w:ascii="Arial" w:cs="Arial" w:eastAsia="Arial" w:hAnsi="Arial"/>
@@ -4703,7 +4703,7 @@
               <w:spacing w:after="10" w:before="0"/>
               <w:ind w:left="120"/>
             </w:pPr>
-            <w:hyperlink w:history="1" r:id="rIdmhoqpadqp6jalzljdxtdw">
+            <w:hyperlink w:history="1" r:id="rIdbhadmpbz34i4v7j6wk5ia">
               <w:r>
                 <w:rPr>
                   <w:rFonts w:ascii="Arial" w:cs="Arial" w:eastAsia="Arial" w:hAnsi="Arial"/>
@@ -4781,7 +4781,7 @@
               </w:rPr>
               <w:t xml:space="preserve">Read the story with a pause after the line 'and then their own voices came back.' Ask: "Where did that voice come from?" Give WAIT TIME of 10-15 seconds in silence while learners write. Say: "Write what you really think, not what you think I want to hear. We will check these ideas later." Circulate and note common ideas (sound bounces like a ball, the wall makes a new sound, the mountain is repeating us, the wind carries it back). Cold-call 4 learners from different parts of the room to share, without confirming or correcting. Record 3 to 4 predictions on the board under the heading 'Our first ideas'. Do not introduce the word 'reflection' or any formula yet.</w:t>
             </w:r>
-            <w:ins w:id="9099" w:author="Claude (AI) - proposed" w:date="2026-10-15T08:04:30Z">
+            <w:ins w:id="9099" w:author="Claude (AI) - proposed" w:date="2026-10-18T00:32:16Z">
               <w:r>
                 <w:rPr>
                   <w:rFonts w:ascii="Arial" w:cs="Arial" w:eastAsia="Arial" w:hAnsi="Arial"/>
@@ -4918,7 +4918,7 @@
             <w:pPr>
               <w:spacing w:after="20" w:before="0"/>
             </w:pPr>
-            <w:hyperlink w:history="1" r:id="rId3n3bxuhxqgio7cayh1beo">
+            <w:hyperlink w:history="1" r:id="rIdwfibpxmewzot-g9wofutp">
               <w:r>
                 <w:rPr>
                   <w:rFonts w:ascii="Arial" w:cs="Arial" w:eastAsia="Arial" w:hAnsi="Arial"/>
@@ -4951,7 +4951,7 @@
               <w:spacing w:after="10" w:before="0"/>
               <w:ind w:left="120"/>
             </w:pPr>
-            <w:hyperlink w:history="1" r:id="rIdqipemzcscrwgjpwyhcvq-">
+            <w:hyperlink w:history="1" r:id="rIdrdul42zh82c0tknnuxxyj">
               <w:r>
                 <w:rPr>
                   <w:rFonts w:ascii="Arial" w:cs="Arial" w:eastAsia="Arial" w:hAnsi="Arial"/>
@@ -4996,7 +4996,7 @@
             <w:pPr>
               <w:spacing w:after="20" w:before="0"/>
             </w:pPr>
-            <w:hyperlink w:history="1" r:id="rId3twdbdm1cuenpwyuknhtr">
+            <w:hyperlink w:history="1" r:id="rIdvnukie3-wrv-rlk5m4nqd">
               <w:r>
                 <w:rPr>
                   <w:rFonts w:ascii="Arial" w:cs="Arial" w:eastAsia="Arial" w:hAnsi="Arial"/>
@@ -5029,7 +5029,7 @@
               <w:spacing w:after="10" w:before="0"/>
               <w:ind w:left="120"/>
             </w:pPr>
-            <w:hyperlink w:history="1" r:id="rIdewwqnkkxyw0kflwzou4hc">
+            <w:hyperlink w:history="1" r:id="rIde8qpmqnzymbdhj_9o_azx">
               <w:r>
                 <w:rPr>
                   <w:rFonts w:ascii="Arial" w:cs="Arial" w:eastAsia="Arial" w:hAnsi="Arial"/>
@@ -5229,7 +5229,7 @@
             <w:pPr>
               <w:spacing w:after="20" w:before="0"/>
             </w:pPr>
-            <w:hyperlink w:history="1" r:id="rIdcnulp7-tpan4wmmn503jm">
+            <w:hyperlink w:history="1" r:id="rIdy8xqdfzoa6igns_eq7br3">
               <w:r>
                 <w:rPr>
                   <w:rFonts w:ascii="Arial" w:cs="Arial" w:eastAsia="Arial" w:hAnsi="Arial"/>
@@ -5278,7 +5278,7 @@
               <w:spacing w:after="10" w:before="0"/>
               <w:ind w:left="120"/>
             </w:pPr>
-            <w:hyperlink w:history="1" r:id="rIdhdbmm_j6lcf6rtcgxwayf">
+            <w:hyperlink w:history="1" r:id="rIda_-cdpdirt4kxgl5uxgzq">
               <w:r>
                 <w:rPr>
                   <w:rFonts w:ascii="Arial" w:cs="Arial" w:eastAsia="Arial" w:hAnsi="Arial"/>
@@ -5323,7 +5323,7 @@
             <w:pPr>
               <w:spacing w:after="20" w:before="0"/>
             </w:pPr>
-            <w:hyperlink w:history="1" r:id="rIdnr4j9vwwkon2wmaosxsrg">
+            <w:hyperlink w:history="1" r:id="rIdpgzincdn4v90_6t1camo9">
               <w:r>
                 <w:rPr>
                   <w:rFonts w:ascii="Arial" w:cs="Arial" w:eastAsia="Arial" w:hAnsi="Arial"/>
@@ -5356,7 +5356,7 @@
               <w:spacing w:after="10" w:before="0"/>
               <w:ind w:left="120"/>
             </w:pPr>
-            <w:hyperlink w:history="1" r:id="rIdxx2efn0fufoi_xen1swzm">
+            <w:hyperlink w:history="1" r:id="rId7hunzmdzrcun08ujmwugi">
               <w:r>
                 <w:rPr>
                   <w:rFonts w:ascii="Arial" w:cs="Arial" w:eastAsia="Arial" w:hAnsi="Arial"/>
@@ -5556,7 +5556,7 @@
             <w:pPr>
               <w:spacing w:after="20" w:before="0"/>
             </w:pPr>
-            <w:hyperlink w:history="1" r:id="rIdoypd4b7yifvek8whtr-ua">
+            <w:hyperlink w:history="1" r:id="rIdcuwkiftn0igkryeeot1r6">
               <w:r>
                 <w:rPr>
                   <w:rFonts w:ascii="Arial" w:cs="Arial" w:eastAsia="Arial" w:hAnsi="Arial"/>
@@ -5605,7 +5605,7 @@
               <w:spacing w:after="10" w:before="0"/>
               <w:ind w:left="120"/>
             </w:pPr>
-            <w:hyperlink w:history="1" r:id="rIdqevb0thffihigdpcvi3ay">
+            <w:hyperlink w:history="1" r:id="rIdu2gy3c8lzpsdfwufyb0uz">
               <w:r>
                 <w:rPr>
                   <w:rFonts w:ascii="Arial" w:cs="Arial" w:eastAsia="Arial" w:hAnsi="Arial"/>
@@ -5650,7 +5650,7 @@
             <w:pPr>
               <w:spacing w:after="20" w:before="0"/>
             </w:pPr>
-            <w:hyperlink w:history="1" r:id="rIdy1owu07xkg6cv8aphb9or">
+            <w:hyperlink w:history="1" r:id="rIdtrae74efnoqn9jjh-x6qf">
               <w:r>
                 <w:rPr>
                   <w:rFonts w:ascii="Arial" w:cs="Arial" w:eastAsia="Arial" w:hAnsi="Arial"/>
@@ -5683,7 +5683,7 @@
               <w:spacing w:after="10" w:before="0"/>
               <w:ind w:left="120"/>
             </w:pPr>
-            <w:hyperlink w:history="1" r:id="rIdvtewbpex8ghryfrlohq_v">
+            <w:hyperlink w:history="1" r:id="rIdepa1gy8e_cnex4tomawg8">
               <w:r>
                 <w:rPr>
                   <w:rFonts w:ascii="Arial" w:cs="Arial" w:eastAsia="Arial" w:hAnsi="Arial"/>
@@ -5761,7 +5761,7 @@
               </w:rPr>
               <w:t xml:space="preserve">Write the Driving Question at the top of a chart paper or wall space. Say: "What do you still wonder? Write questions that start with Why or How." Give 2 minutes of silent writing, using WAIT TIME of 10-15 seconds before anyone speaks. Have each group choose their best 3 questions and place them. Cold-call 5 learners to read out and explain one question. Cluster similar questions with learners, asking: "Which of these belong together?" Ask: "Which question could we test with an investigation?" Point out which questions link to the KICD inquiry question, 'How do </w:t>
             </w:r>
-            <w:del w:id="9100" w:author="Claude (AI) - proposed" w:date="2026-10-15T08:04:30Z">
+            <w:del w:id="9100" w:author="Claude (AI) - proposed" w:date="2026-10-18T00:32:16Z">
               <w:r>
                 <w:rPr>
                   <w:rFonts w:ascii="Arial" w:cs="Arial" w:eastAsia="Arial" w:hAnsi="Arial"/>
@@ -5776,7 +5776,7 @@
                 <w:delText xml:space="preserve">waves behave when they meet obstacles or change medium</w:delText>
               </w:r>
             </w:del>
-            <w:ins w:id="9101" w:author="Claude (AI) - proposed" w:date="2026-10-15T08:04:30Z">
+            <w:ins w:id="9101" w:author="Claude (AI) - proposed" w:date="2026-10-18T00:32:16Z">
               <w:r>
                 <w:rPr>
                   <w:rFonts w:ascii="Arial" w:cs="Arial" w:eastAsia="Arial" w:hAnsi="Arial"/>
@@ -5926,7 +5926,7 @@
             <w:pPr>
               <w:spacing w:after="20" w:before="0"/>
             </w:pPr>
-            <w:hyperlink w:history="1" r:id="rIdpo4vd607lj7mgwgfg-ok3">
+            <w:hyperlink w:history="1" r:id="rIdmss4c4vakf_wqqdkyylio">
               <w:r>
                 <w:rPr>
                   <w:rFonts w:ascii="Arial" w:cs="Arial" w:eastAsia="Arial" w:hAnsi="Arial"/>
@@ -5975,7 +5975,7 @@
               <w:spacing w:after="10" w:before="0"/>
               <w:ind w:left="120"/>
             </w:pPr>
-            <w:hyperlink w:history="1" r:id="rIde8gelejwx8qyk2-954rbl">
+            <w:hyperlink w:history="1" r:id="rId9fz1jnxm0fsu039e44kno">
               <w:r>
                 <w:rPr>
                   <w:rFonts w:ascii="Arial" w:cs="Arial" w:eastAsia="Arial" w:hAnsi="Arial"/>
@@ -6020,7 +6020,7 @@
             <w:pPr>
               <w:spacing w:after="20" w:before="0"/>
             </w:pPr>
-            <w:hyperlink w:history="1" r:id="rIdmy-8jza3wofxq7hlh0drx">
+            <w:hyperlink w:history="1" r:id="rIdgpansqlcf6ypgcixptlhx">
               <w:r>
                 <w:rPr>
                   <w:rFonts w:ascii="Arial" w:cs="Arial" w:eastAsia="Arial" w:hAnsi="Arial"/>
@@ -6053,7 +6053,7 @@
               <w:spacing w:after="10" w:before="0"/>
               <w:ind w:left="120"/>
             </w:pPr>
-            <w:hyperlink w:history="1" r:id="rId1lwdillsewlpzemwbb3xe">
+            <w:hyperlink w:history="1" r:id="rId3ab3hephd37dkwgmie3bs">
               <w:r>
                 <w:rPr>
                   <w:rFonts w:ascii="Arial" w:cs="Arial" w:eastAsia="Arial" w:hAnsi="Arial"/>
@@ -6578,7 +6578,7 @@
         </w:rPr>
         <w:t xml:space="preserve">© 2026 SeaVuria and ARES. Aligned with KICD objectives. Developed by SeaVuria; technical implementation by ARES (with AI assistance from Claude). Licensed under </w:t>
       </w:r>
-      <w:hyperlink w:history="1" r:id="rIdjfw6tgun6hyqt-sm9d0oq">
+      <w:hyperlink w:history="1" r:id="rIdmczu0zwde1ebqju09tzpn">
         <w:r>
           <w:rPr>
             <w:rFonts w:ascii="Arial" w:cs="Arial" w:eastAsia="Arial" w:hAnsi="Arial"/>
@@ -6599,7 +6599,7 @@
         </w:rPr>
         <w:t xml:space="preserve"> (</w:t>
       </w:r>
-      <w:hyperlink w:history="1" r:id="rIdr2qoktztqbm_28nqxyk5r">
+      <w:hyperlink w:history="1" r:id="rIdy1nigoess_kbzwsk_g-en">
         <w:r>
           <w:rPr>
             <w:rFonts w:ascii="Arial" w:cs="Arial" w:eastAsia="Arial" w:hAnsi="Arial"/>
@@ -6676,7 +6676,7 @@
               </w:rPr>
               <w:t xml:space="preserve">LESSON 2 (</w:t>
             </w:r>
-            <w:del w:id="9102" w:author="Claude (AI) - proposed" w:date="2026-10-15T08:04:30Z">
+            <w:del w:id="9102" w:author="Claude (AI) - proposed" w:date="2026-10-18T00:32:16Z">
               <w:r>
                 <w:rPr>
                   <w:rFonts w:ascii="Arial" w:cs="Arial" w:eastAsia="Arial" w:hAnsi="Arial"/>
@@ -6691,7 +6691,7 @@
                 <w:delText xml:space="preserve">40 minutes (one single period; extend to a double period of 80 minutes if shadows and the pinhole camera are built from scratch</w:delText>
               </w:r>
             </w:del>
-            <w:ins w:id="9103" w:author="Claude (AI) - proposed" w:date="2026-10-15T08:04:30Z">
+            <w:ins w:id="9103" w:author="Claude (AI) - proposed" w:date="2026-10-18T00:32:16Z">
               <w:r>
                 <w:rPr>
                   <w:rFonts w:ascii="Arial" w:cs="Arial" w:eastAsia="Arial" w:hAnsi="Arial"/>
@@ -7163,7 +7163,7 @@
               </w:rPr>
               <w:t xml:space="preserve">How do </w:t>
             </w:r>
-            <w:del w:id="9104" w:author="Claude (AI) - proposed" w:date="2026-10-15T08:04:30Z">
+            <w:del w:id="9104" w:author="Claude (AI) - proposed" w:date="2026-10-18T00:32:16Z">
               <w:r>
                 <w:rPr>
                   <w:rFonts w:ascii="Arial" w:cs="Arial" w:eastAsia="Arial" w:hAnsi="Arial"/>
@@ -7178,7 +7178,7 @@
                 <w:delText xml:space="preserve">waves behave when they meet obstacles or change medium</w:delText>
               </w:r>
             </w:del>
-            <w:ins w:id="9105" w:author="Claude (AI) - proposed" w:date="2026-10-15T08:04:30Z">
+            <w:ins w:id="9105" w:author="Claude (AI) - proposed" w:date="2026-10-18T00:32:16Z">
               <w:r>
                 <w:rPr>
                   <w:rFonts w:ascii="Arial" w:cs="Arial" w:eastAsia="Arial" w:hAnsi="Arial"/>
@@ -7725,7 +7725,7 @@
             <w:pPr>
               <w:spacing w:after="20" w:before="0"/>
             </w:pPr>
-            <w:hyperlink w:history="1" r:id="rIdqbikoj7sz1znifrqz-ase">
+            <w:hyperlink w:history="1" r:id="rIdfgmvcvjttd_y4eb05ywxw">
               <w:r>
                 <w:rPr>
                   <w:rFonts w:ascii="Arial" w:cs="Arial" w:eastAsia="Arial" w:hAnsi="Arial"/>
@@ -7774,7 +7774,7 @@
               <w:spacing w:after="10" w:before="0"/>
               <w:ind w:left="120"/>
             </w:pPr>
-            <w:hyperlink w:history="1" r:id="rIdzul9p0harth7pgfeo-o19">
+            <w:hyperlink w:history="1" r:id="rIdwf2sset8yozkarnxdtxoo">
               <w:r>
                 <w:rPr>
                   <w:rFonts w:ascii="Arial" w:cs="Arial" w:eastAsia="Arial" w:hAnsi="Arial"/>
@@ -7819,7 +7819,7 @@
             <w:pPr>
               <w:spacing w:after="20" w:before="0"/>
             </w:pPr>
-            <w:hyperlink w:history="1" r:id="rIdxmlj0kue9u-pojfs3_n3d">
+            <w:hyperlink w:history="1" r:id="rIdzqispf2hznsnda5h1jnym">
               <w:r>
                 <w:rPr>
                   <w:rFonts w:ascii="Arial" w:cs="Arial" w:eastAsia="Arial" w:hAnsi="Arial"/>
@@ -7868,7 +7868,7 @@
               <w:spacing w:after="10" w:before="0"/>
               <w:ind w:left="120"/>
             </w:pPr>
-            <w:hyperlink w:history="1" r:id="rIdkshq4wlpel4zdvlite3oa">
+            <w:hyperlink w:history="1" r:id="rIdome0nr9h9iozj8xkva2ni">
               <w:r>
                 <w:rPr>
                   <w:rFonts w:ascii="Arial" w:cs="Arial" w:eastAsia="Arial" w:hAnsi="Arial"/>
@@ -8068,7 +8068,7 @@
             <w:pPr>
               <w:spacing w:after="20" w:before="0"/>
             </w:pPr>
-            <w:hyperlink w:history="1" r:id="rIdjc2tdwuqzlljablfdfhzs">
+            <w:hyperlink w:history="1" r:id="rIdfnugbsppr8ivl4ji-tmrf">
               <w:r>
                 <w:rPr>
                   <w:rFonts w:ascii="Arial" w:cs="Arial" w:eastAsia="Arial" w:hAnsi="Arial"/>
@@ -8117,7 +8117,7 @@
               <w:spacing w:after="10" w:before="0"/>
               <w:ind w:left="120"/>
             </w:pPr>
-            <w:hyperlink w:history="1" r:id="rIdilewhsyqudm4g4win4aks">
+            <w:hyperlink w:history="1" r:id="rIdcf97u29gsckb4yepiasv6">
               <w:r>
                 <w:rPr>
                   <w:rFonts w:ascii="Arial" w:cs="Arial" w:eastAsia="Arial" w:hAnsi="Arial"/>
@@ -8162,7 +8162,7 @@
             <w:pPr>
               <w:spacing w:after="20" w:before="0"/>
             </w:pPr>
-            <w:hyperlink w:history="1" r:id="rIdyyn6wuj8rbjfmjuuzlg-u">
+            <w:hyperlink w:history="1" r:id="rId5b61_fu2jbarhm1l2ezbm">
               <w:r>
                 <w:rPr>
                   <w:rFonts w:ascii="Arial" w:cs="Arial" w:eastAsia="Arial" w:hAnsi="Arial"/>
@@ -8211,7 +8211,7 @@
               <w:spacing w:after="10" w:before="0"/>
               <w:ind w:left="120"/>
             </w:pPr>
-            <w:hyperlink w:history="1" r:id="rIdjrecmhgl95n9tpcagf9cw">
+            <w:hyperlink w:history="1" r:id="rId-71syuumn-rmuedb0uoaw">
               <w:r>
                 <w:rPr>
                   <w:rFonts w:ascii="Arial" w:cs="Arial" w:eastAsia="Arial" w:hAnsi="Arial"/>
@@ -8411,7 +8411,7 @@
             <w:pPr>
               <w:spacing w:after="20" w:before="0"/>
             </w:pPr>
-            <w:hyperlink w:history="1" r:id="rIdp2gxz_zgqkczik5ltpwc1">
+            <w:hyperlink w:history="1" r:id="rIdy_ykctrz-d8lpisnzmkow">
               <w:r>
                 <w:rPr>
                   <w:rFonts w:ascii="Arial" w:cs="Arial" w:eastAsia="Arial" w:hAnsi="Arial"/>
@@ -8460,7 +8460,7 @@
               <w:spacing w:after="10" w:before="0"/>
               <w:ind w:left="120"/>
             </w:pPr>
-            <w:hyperlink w:history="1" r:id="rId_8uqmfx1vp0ecwwmnvptn">
+            <w:hyperlink w:history="1" r:id="rIdjd43b5p5wvr-20ywjbgq6">
               <w:r>
                 <w:rPr>
                   <w:rFonts w:ascii="Arial" w:cs="Arial" w:eastAsia="Arial" w:hAnsi="Arial"/>
@@ -8505,7 +8505,7 @@
             <w:pPr>
               <w:spacing w:after="20" w:before="0"/>
             </w:pPr>
-            <w:hyperlink w:history="1" r:id="rIdgql81pmgdzwt7cupootjp">
+            <w:hyperlink w:history="1" r:id="rIdbh7vjgvuvlyycl2hwk4uj">
               <w:r>
                 <w:rPr>
                   <w:rFonts w:ascii="Arial" w:cs="Arial" w:eastAsia="Arial" w:hAnsi="Arial"/>
@@ -8554,7 +8554,7 @@
               <w:spacing w:after="10" w:before="0"/>
               <w:ind w:left="120"/>
             </w:pPr>
-            <w:hyperlink w:history="1" r:id="rIdtsifme4duhlhb8qx5ue5i">
+            <w:hyperlink w:history="1" r:id="rIdyq8akgu8amtuhf-kip3gs">
               <w:r>
                 <w:rPr>
                   <w:rFonts w:ascii="Arial" w:cs="Arial" w:eastAsia="Arial" w:hAnsi="Arial"/>
@@ -8599,7 +8599,7 @@
               </w:rPr>
               <w:t xml:space="preserve">Whole class sensemaking (about </w:t>
             </w:r>
-            <w:del w:id="9106" w:author="Claude (AI) - proposed" w:date="2026-10-15T08:04:30Z">
+            <w:del w:id="9106" w:author="Claude (AI) - proposed" w:date="2026-10-18T00:32:16Z">
               <w:r>
                 <w:rPr>
                   <w:rFonts w:ascii="Arial" w:cs="Arial" w:eastAsia="Arial" w:hAnsi="Arial"/>
@@ -8614,7 +8614,7 @@
                 <w:delText xml:space="preserve">10</w:delText>
               </w:r>
             </w:del>
-            <w:ins w:id="9107" w:author="Claude (AI) - proposed" w:date="2026-10-15T08:04:30Z">
+            <w:ins w:id="9107" w:author="Claude (AI) - proposed" w:date="2026-10-18T00:32:16Z">
               <w:r>
                 <w:rPr>
                   <w:rFonts w:ascii="Arial" w:cs="Arial" w:eastAsia="Arial" w:hAnsi="Arial"/>
@@ -8797,7 +8797,7 @@
             <w:pPr>
               <w:spacing w:after="20" w:before="0"/>
             </w:pPr>
-            <w:hyperlink w:history="1" r:id="rIdkl53uk7przbpyktokgwoo">
+            <w:hyperlink w:history="1" r:id="rId6rgckazi3lot0we0m9w6w">
               <w:r>
                 <w:rPr>
                   <w:rFonts w:ascii="Arial" w:cs="Arial" w:eastAsia="Arial" w:hAnsi="Arial"/>
@@ -8846,7 +8846,7 @@
               <w:spacing w:after="10" w:before="0"/>
               <w:ind w:left="120"/>
             </w:pPr>
-            <w:hyperlink w:history="1" r:id="rIdz5xpecydjxkwn86b47j8q">
+            <w:hyperlink w:history="1" r:id="rIdyhokb9bji5th6eelu5b70">
               <w:r>
                 <w:rPr>
                   <w:rFonts w:ascii="Arial" w:cs="Arial" w:eastAsia="Arial" w:hAnsi="Arial"/>
@@ -8891,7 +8891,7 @@
             <w:pPr>
               <w:spacing w:after="20" w:before="0"/>
             </w:pPr>
-            <w:hyperlink w:history="1" r:id="rIdc-1nmxjasuj4fsqvjb9-t">
+            <w:hyperlink w:history="1" r:id="rIdnvxf28n6ka6vldppapivi">
               <w:r>
                 <w:rPr>
                   <w:rFonts w:ascii="Arial" w:cs="Arial" w:eastAsia="Arial" w:hAnsi="Arial"/>
@@ -8940,7 +8940,7 @@
               <w:spacing w:after="10" w:before="0"/>
               <w:ind w:left="120"/>
             </w:pPr>
-            <w:hyperlink w:history="1" r:id="rIdv8c8mqu0iml3zkp_8vjaq">
+            <w:hyperlink w:history="1" r:id="rIdxbmyttwkal7axvsmmddhl">
               <w:r>
                 <w:rPr>
                   <w:rFonts w:ascii="Arial" w:cs="Arial" w:eastAsia="Arial" w:hAnsi="Arial"/>
@@ -9140,7 +9140,7 @@
             <w:pPr>
               <w:spacing w:after="20" w:before="0"/>
             </w:pPr>
-            <w:hyperlink w:history="1" r:id="rIdwvm7jsslugpxsmikyiir8">
+            <w:hyperlink w:history="1" r:id="rIdbcinonx5btwxeudzciz8t">
               <w:r>
                 <w:rPr>
                   <w:rFonts w:ascii="Arial" w:cs="Arial" w:eastAsia="Arial" w:hAnsi="Arial"/>
@@ -9189,7 +9189,7 @@
               <w:spacing w:after="10" w:before="0"/>
               <w:ind w:left="120"/>
             </w:pPr>
-            <w:hyperlink w:history="1" r:id="rIdoyx791kdxsz0e4m2xdiue">
+            <w:hyperlink w:history="1" r:id="rIdj8k-y8y_uz4rgiluh1yqq">
               <w:r>
                 <w:rPr>
                   <w:rFonts w:ascii="Arial" w:cs="Arial" w:eastAsia="Arial" w:hAnsi="Arial"/>
@@ -9234,7 +9234,7 @@
             <w:pPr>
               <w:spacing w:after="20" w:before="0"/>
             </w:pPr>
-            <w:hyperlink w:history="1" r:id="rIdv2b5oiunkoyd3fxs_jhut">
+            <w:hyperlink w:history="1" r:id="rIdhfvmqwwwjdvsppheyok33">
               <w:r>
                 <w:rPr>
                   <w:rFonts w:ascii="Arial" w:cs="Arial" w:eastAsia="Arial" w:hAnsi="Arial"/>
@@ -9283,7 +9283,7 @@
               <w:spacing w:after="10" w:before="0"/>
               <w:ind w:left="120"/>
             </w:pPr>
-            <w:hyperlink w:history="1" r:id="rId74w_dsenkgtrcjs0xxcng">
+            <w:hyperlink w:history="1" r:id="rIdjqbqm6e0f3m7y_kwjataw">
               <w:r>
                 <w:rPr>
                   <w:rFonts w:ascii="Arial" w:cs="Arial" w:eastAsia="Arial" w:hAnsi="Arial"/>
@@ -9808,7 +9808,7 @@
         </w:rPr>
         <w:t xml:space="preserve">© 2026 SeaVuria and ARES. Aligned with KICD objectives. Developed by SeaVuria; technical implementation by ARES (with AI assistance from Claude). Licensed under </w:t>
       </w:r>
-      <w:hyperlink w:history="1" r:id="rIduoy7dtcfywnmc2l9azfyd">
+      <w:hyperlink w:history="1" r:id="rIdmzicjcl3-s8j5pmsdlnov">
         <w:r>
           <w:rPr>
             <w:rFonts w:ascii="Arial" w:cs="Arial" w:eastAsia="Arial" w:hAnsi="Arial"/>
@@ -9829,7 +9829,7 @@
         </w:rPr>
         <w:t xml:space="preserve"> (</w:t>
       </w:r>
-      <w:hyperlink w:history="1" r:id="rId6otoqm2vqjokfju6jq0ie">
+      <w:hyperlink w:history="1" r:id="rIdklkshopyjnacrcwgyuz4x">
         <w:r>
           <w:rPr>
             <w:rFonts w:ascii="Arial" w:cs="Arial" w:eastAsia="Arial" w:hAnsi="Arial"/>
@@ -10337,10 +10337,10 @@
               <w:spacing w:after="40" w:before="0"/>
               <w:jc w:val="left"/>
               <w:rPr>
-                <w:ins w:id="9109" w:author="Claude (AI) - proposed" w:date="2026-10-15T08:04:30Z"/>
-              </w:rPr>
-            </w:pPr>
-            <w:ins w:id="9108" w:author="Claude (AI) - proposed" w:date="2026-10-15T08:04:30Z">
+                <w:ins w:id="9109" w:author="Claude (AI) - proposed" w:date="2026-10-18T00:32:16Z"/>
+              </w:rPr>
+            </w:pPr>
+            <w:ins w:id="9108" w:author="Claude (AI) - proposed" w:date="2026-10-18T00:32:16Z">
               <w:r>
                 <w:rPr>
                   <w:rFonts w:ascii="Arial" w:cs="Arial" w:eastAsia="Arial" w:hAnsi="Arial"/>
@@ -10362,10 +10362,10 @@
               <w:spacing w:after="40" w:before="0"/>
               <w:jc w:val="left"/>
               <w:rPr>
-                <w:del w:id="9111" w:author="Claude (AI) - proposed" w:date="2026-10-15T08:04:30Z"/>
-              </w:rPr>
-            </w:pPr>
-            <w:del w:id="9110" w:author="Claude (AI) - proposed" w:date="2026-10-15T08:04:30Z">
+                <w:del w:id="9111" w:author="Claude (AI) - proposed" w:date="2026-10-18T00:32:16Z"/>
+              </w:rPr>
+            </w:pPr>
+            <w:del w:id="9110" w:author="Claude (AI) - proposed" w:date="2026-10-18T00:32:16Z">
               <w:r>
                 <w:rPr>
                   <w:rFonts w:ascii="Arial" w:cs="Arial" w:eastAsia="Arial" w:hAnsi="Arial"/>
@@ -10899,7 +10899,7 @@
             <w:pPr>
               <w:spacing w:after="20" w:before="0"/>
             </w:pPr>
-            <w:hyperlink w:history="1" r:id="rIdyqvqob5slauugfqgs6vmq">
+            <w:hyperlink w:history="1" r:id="rIdvyajpr70zd12egksmjqm2">
               <w:r>
                 <w:rPr>
                   <w:rFonts w:ascii="Arial" w:cs="Arial" w:eastAsia="Arial" w:hAnsi="Arial"/>
@@ -10932,7 +10932,7 @@
               <w:spacing w:after="10" w:before="0"/>
               <w:ind w:left="120"/>
             </w:pPr>
-            <w:hyperlink w:history="1" r:id="rIdjeyfbzhu-ba5fc0ff3_cz">
+            <w:hyperlink w:history="1" r:id="rIdfumdv-hngw8mzalj6ehyc">
               <w:r>
                 <w:rPr>
                   <w:rFonts w:ascii="Arial" w:cs="Arial" w:eastAsia="Arial" w:hAnsi="Arial"/>
@@ -10977,7 +10977,7 @@
             <w:pPr>
               <w:spacing w:after="20" w:before="0"/>
             </w:pPr>
-            <w:hyperlink w:history="1" r:id="rIdhbr9pnidebb495q2djmil">
+            <w:hyperlink w:history="1" r:id="rIdqjuf4czpvspw8hd6efafa">
               <w:r>
                 <w:rPr>
                   <w:rFonts w:ascii="Arial" w:cs="Arial" w:eastAsia="Arial" w:hAnsi="Arial"/>
@@ -11010,7 +11010,7 @@
               <w:spacing w:after="10" w:before="0"/>
               <w:ind w:left="120"/>
             </w:pPr>
-            <w:hyperlink w:history="1" r:id="rIdqvc22euulzgql2yzldtxt">
+            <w:hyperlink w:history="1" r:id="rIdwo4kp_i3juqw4bhpyxwxs">
               <w:r>
                 <w:rPr>
                   <w:rFonts w:ascii="Arial" w:cs="Arial" w:eastAsia="Arial" w:hAnsi="Arial"/>
@@ -11210,7 +11210,7 @@
             <w:pPr>
               <w:spacing w:after="20" w:before="0"/>
             </w:pPr>
-            <w:hyperlink w:history="1" r:id="rIdnuuraokunj6lvj5etvgjk">
+            <w:hyperlink w:history="1" r:id="rIdz2w9jsxj6cjo8kbot66h6">
               <w:r>
                 <w:rPr>
                   <w:rFonts w:ascii="Arial" w:cs="Arial" w:eastAsia="Arial" w:hAnsi="Arial"/>
@@ -11243,7 +11243,7 @@
               <w:spacing w:after="10" w:before="0"/>
               <w:ind w:left="120"/>
             </w:pPr>
-            <w:hyperlink w:history="1" r:id="rIdh_rdnrlzasvcfwyqiysev">
+            <w:hyperlink w:history="1" r:id="rIdzrysx5qcd_x2jynjfsk7d">
               <w:r>
                 <w:rPr>
                   <w:rFonts w:ascii="Arial" w:cs="Arial" w:eastAsia="Arial" w:hAnsi="Arial"/>
@@ -11288,7 +11288,7 @@
             <w:pPr>
               <w:spacing w:after="20" w:before="0"/>
             </w:pPr>
-            <w:hyperlink w:history="1" r:id="rId_cjel9biopuuqnsezzhqv">
+            <w:hyperlink w:history="1" r:id="rIdrew9b1yiaq3chv4ossfgo">
               <w:r>
                 <w:rPr>
                   <w:rFonts w:ascii="Arial" w:cs="Arial" w:eastAsia="Arial" w:hAnsi="Arial"/>
@@ -11321,7 +11321,7 @@
               <w:spacing w:after="10" w:before="0"/>
               <w:ind w:left="120"/>
             </w:pPr>
-            <w:hyperlink w:history="1" r:id="rIdm7tzdamjdlwp1j4osalmw">
+            <w:hyperlink w:history="1" r:id="rIdcyq7wtpt_plu9gjvelcav">
               <w:r>
                 <w:rPr>
                   <w:rFonts w:ascii="Arial" w:cs="Arial" w:eastAsia="Arial" w:hAnsi="Arial"/>
@@ -11521,7 +11521,7 @@
             <w:pPr>
               <w:spacing w:after="20" w:before="0"/>
             </w:pPr>
-            <w:hyperlink w:history="1" r:id="rIdqyriehckge_kqovvakzjv">
+            <w:hyperlink w:history="1" r:id="rIdbpsxkmqf39mwru4-wripi">
               <w:r>
                 <w:rPr>
                   <w:rFonts w:ascii="Arial" w:cs="Arial" w:eastAsia="Arial" w:hAnsi="Arial"/>
@@ -11554,7 +11554,7 @@
               <w:spacing w:after="10" w:before="0"/>
               <w:ind w:left="120"/>
             </w:pPr>
-            <w:hyperlink w:history="1" r:id="rIdbivm45po4yaqbq5abikqh">
+            <w:hyperlink w:history="1" r:id="rId5dfd5xypueme18jtxepib">
               <w:r>
                 <w:rPr>
                   <w:rFonts w:ascii="Arial" w:cs="Arial" w:eastAsia="Arial" w:hAnsi="Arial"/>
@@ -11599,7 +11599,7 @@
             <w:pPr>
               <w:spacing w:after="20" w:before="0"/>
             </w:pPr>
-            <w:hyperlink w:history="1" r:id="rIdc7emcg5a-kldeayru6_fv">
+            <w:hyperlink w:history="1" r:id="rId1ovgnx6netjeh8td-ori_">
               <w:r>
                 <w:rPr>
                   <w:rFonts w:ascii="Arial" w:cs="Arial" w:eastAsia="Arial" w:hAnsi="Arial"/>
@@ -11632,7 +11632,7 @@
               <w:spacing w:after="10" w:before="0"/>
               <w:ind w:left="120"/>
             </w:pPr>
-            <w:hyperlink w:history="1" r:id="rIdyxkn29jdlf-1x0mf3mnrr">
+            <w:hyperlink w:history="1" r:id="rIduybs1ywxwi2tk9j3sl0uq">
               <w:r>
                 <w:rPr>
                   <w:rFonts w:ascii="Arial" w:cs="Arial" w:eastAsia="Arial" w:hAnsi="Arial"/>
@@ -11710,7 +11710,7 @@
               </w:rPr>
               <w:t xml:space="preserve">Pose: 'Look at your three i and r pairs. What is your claim? What evidence supports it?' Give 2 minutes of silent writing, then WAIT TIME of 10-15 seconds. Use a talk move: ask 'Who can add on to what Amina's group said?' and cold-call 4 learners to share. Write the two laws on the board in learners' own words first, then refine into the standard wording: (1) angle of incidence i = angle of reflection r, both measured from the normal; (2) the incident ray, reflected ray and normal lie in the same plane. Say: 'Wanjiru asked why her voice comes back. Today we can say: the sound ray hits the cliff and reflects obeying these laws.' Probe the misconception about angles measured from the surface: 'If the ray hits the cliff at 30 degrees to the surface, what is i?' (i = 60 degrees from the normal). Give the application question and, after 10 seconds of WAIT TIME, cold-call 3 learners for the reflected angle. Clarify the boundary of today's lesson: 'We are not yet explaining the delay or why Ngong is clearer than Nairobi. That comes in Lesson 4.' Do not teach d = vt/2 today.</w:t>
             </w:r>
-            <w:ins w:id="9112" w:author="Claude (AI) - proposed" w:date="2026-10-15T08:04:30Z">
+            <w:ins w:id="9112" w:author="Claude (AI) - proposed" w:date="2026-10-18T00:32:16Z">
               <w:r>
                 <w:rPr>
                   <w:rFonts w:ascii="Arial" w:cs="Arial" w:eastAsia="Arial" w:hAnsi="Arial"/>
@@ -11791,7 +11791,7 @@
               </w:rPr>
               <w:t xml:space="preserve">Observable indicators: (a) CER claim states both laws correctly, including 'from the normal' and 'same plane'; (b) evidence cites at least two measured pairs of i and r; (c) reasoning links mirror, ripple and sound as obeying the same rule; (d) learner correctly gives r = </w:t>
             </w:r>
-            <w:del w:id="9113" w:author="Claude (AI) - proposed" w:date="2026-10-15T08:04:30Z">
+            <w:del w:id="9113" w:author="Claude (AI) - proposed" w:date="2026-10-18T00:32:16Z">
               <w:r>
                 <w:rPr>
                   <w:rFonts w:ascii="Arial" w:cs="Arial" w:eastAsia="Arial" w:hAnsi="Arial"/>
@@ -11806,7 +11806,7 @@
                 <w:delText xml:space="preserve">60 degrees when</w:delText>
               </w:r>
             </w:del>
-            <w:ins w:id="9114" w:author="Claude (AI) - proposed" w:date="2026-10-15T08:04:30Z">
+            <w:ins w:id="9114" w:author="Claude (AI) - proposed" w:date="2026-10-18T00:32:16Z">
               <w:r>
                 <w:rPr>
                   <w:rFonts w:ascii="Arial" w:cs="Arial" w:eastAsia="Arial" w:hAnsi="Arial"/>
@@ -11834,7 +11834,7 @@
               </w:rPr>
               <w:t xml:space="preserve"> i = 30 degrees </w:t>
             </w:r>
-            <w:del w:id="9115" w:author="Claude (AI) - proposed" w:date="2026-10-15T08:04:30Z">
+            <w:del w:id="9115" w:author="Claude (AI) - proposed" w:date="2026-10-18T00:32:16Z">
               <w:r>
                 <w:rPr>
                   <w:rFonts w:ascii="Arial" w:cs="Arial" w:eastAsia="Arial" w:hAnsi="Arial"/>
@@ -11849,7 +11849,7 @@
                 <w:delText xml:space="preserve">is measured from the normal and corrects</w:delText>
               </w:r>
             </w:del>
-            <w:ins w:id="9116" w:author="Claude (AI) - proposed" w:date="2026-10-15T08:04:30Z">
+            <w:ins w:id="9116" w:author="Claude (AI) - proposed" w:date="2026-10-18T00:32:16Z">
               <w:r>
                 <w:rPr>
                   <w:rFonts w:ascii="Arial" w:cs="Arial" w:eastAsia="Arial" w:hAnsi="Arial"/>
@@ -11933,7 +11933,7 @@
             <w:pPr>
               <w:spacing w:after="20" w:before="0"/>
             </w:pPr>
-            <w:hyperlink w:history="1" r:id="rIdf7-7b9bsgyabc6bi4ukmo">
+            <w:hyperlink w:history="1" r:id="rIdtvnyjopdjc6nxdbtbkepd">
               <w:r>
                 <w:rPr>
                   <w:rFonts w:ascii="Arial" w:cs="Arial" w:eastAsia="Arial" w:hAnsi="Arial"/>
@@ -11966,7 +11966,7 @@
               <w:spacing w:after="10" w:before="0"/>
               <w:ind w:left="120"/>
             </w:pPr>
-            <w:hyperlink w:history="1" r:id="rId6avwiv_kbxc6_znl_b_9b">
+            <w:hyperlink w:history="1" r:id="rId1i_imain3hxf4n4jfxi-x">
               <w:r>
                 <w:rPr>
                   <w:rFonts w:ascii="Arial" w:cs="Arial" w:eastAsia="Arial" w:hAnsi="Arial"/>
@@ -12011,7 +12011,7 @@
             <w:pPr>
               <w:spacing w:after="20" w:before="0"/>
             </w:pPr>
-            <w:hyperlink w:history="1" r:id="rIdcn4ydzbbymsm-qoqlth8q">
+            <w:hyperlink w:history="1" r:id="rIdhctrmf4hiht3v0kkghzp-">
               <w:r>
                 <w:rPr>
                   <w:rFonts w:ascii="Arial" w:cs="Arial" w:eastAsia="Arial" w:hAnsi="Arial"/>
@@ -12044,7 +12044,7 @@
               <w:spacing w:after="10" w:before="0"/>
               <w:ind w:left="120"/>
             </w:pPr>
-            <w:hyperlink w:history="1" r:id="rIdm_i32ol2sefqiaz_2xvau">
+            <w:hyperlink w:history="1" r:id="rIdopdre5q0hvjtgaolqlqsg">
               <w:r>
                 <w:rPr>
                   <w:rFonts w:ascii="Arial" w:cs="Arial" w:eastAsia="Arial" w:hAnsi="Arial"/>
@@ -12244,7 +12244,7 @@
             <w:pPr>
               <w:spacing w:after="20" w:before="0"/>
             </w:pPr>
-            <w:hyperlink w:history="1" r:id="rIdzs53puhifeqhsscl5keib">
+            <w:hyperlink w:history="1" r:id="rIdvuar8kj3ju4yueh4mvdy7">
               <w:r>
                 <w:rPr>
                   <w:rFonts w:ascii="Arial" w:cs="Arial" w:eastAsia="Arial" w:hAnsi="Arial"/>
@@ -12293,7 +12293,7 @@
               <w:spacing w:after="10" w:before="0"/>
               <w:ind w:left="120"/>
             </w:pPr>
-            <w:hyperlink w:history="1" r:id="rId4fmgzedireuym0eum3gp6">
+            <w:hyperlink w:history="1" r:id="rIdxwhypsqxqj82tr0x5d8nw">
               <w:r>
                 <w:rPr>
                   <w:rFonts w:ascii="Arial" w:cs="Arial" w:eastAsia="Arial" w:hAnsi="Arial"/>
@@ -12338,7 +12338,7 @@
             <w:pPr>
               <w:spacing w:after="20" w:before="0"/>
             </w:pPr>
-            <w:hyperlink w:history="1" r:id="rIdnlorxetqfqvooloz9tega">
+            <w:hyperlink w:history="1" r:id="rIdjpqoddgra33hu5xtk4on-">
               <w:r>
                 <w:rPr>
                   <w:rFonts w:ascii="Arial" w:cs="Arial" w:eastAsia="Arial" w:hAnsi="Arial"/>
@@ -12371,7 +12371,7 @@
               <w:spacing w:after="10" w:before="0"/>
               <w:ind w:left="120"/>
             </w:pPr>
-            <w:hyperlink w:history="1" r:id="rIdxsrdqcux06nsomf0qldyz">
+            <w:hyperlink w:history="1" r:id="rIdorg-e64wked5j0z3tolvs">
               <w:r>
                 <w:rPr>
                   <w:rFonts w:ascii="Arial" w:cs="Arial" w:eastAsia="Arial" w:hAnsi="Arial"/>
@@ -12896,7 +12896,7 @@
         </w:rPr>
         <w:t xml:space="preserve">© 2026 SeaVuria and ARES. Aligned with KICD objectives. Developed by SeaVuria; technical implementation by ARES (with AI assistance from Claude). Licensed under </w:t>
       </w:r>
-      <w:hyperlink w:history="1" r:id="rIdn8sx9c2bq1ak2so4a7frp">
+      <w:hyperlink w:history="1" r:id="rIdc4nhryk-7illdy9aopizd">
         <w:r>
           <w:rPr>
             <w:rFonts w:ascii="Arial" w:cs="Arial" w:eastAsia="Arial" w:hAnsi="Arial"/>
@@ -12917,7 +12917,7 @@
         </w:rPr>
         <w:t xml:space="preserve"> (</w:t>
       </w:r>
-      <w:hyperlink w:history="1" r:id="rIdw3ylmvhm2ir8oo-f3n-56">
+      <w:hyperlink w:history="1" r:id="rId6c_ubjbcfq72xxykfmwmi">
         <w:r>
           <w:rPr>
             <w:rFonts w:ascii="Arial" w:cs="Arial" w:eastAsia="Arial" w:hAnsi="Arial"/>
@@ -12994,7 +12994,7 @@
               </w:rPr>
               <w:t xml:space="preserve">LESSON 4 (80 minutes (double lesson: </w:t>
             </w:r>
-            <w:del w:id="9117" w:author="Claude (AI) - proposed" w:date="2026-10-15T08:04:30Z">
+            <w:del w:id="9117" w:author="Claude (AI) - proposed" w:date="2026-10-18T00:32:16Z">
               <w:r>
                 <w:rPr>
                   <w:rFonts w:ascii="Arial" w:cs="Arial" w:eastAsia="Arial" w:hAnsi="Arial"/>
@@ -13009,7 +13009,7 @@
                 <w:delText xml:space="preserve">40 min classroom + 40 min field and debrief</w:delText>
               </w:r>
             </w:del>
-            <w:ins w:id="9118" w:author="Claude (AI) - proposed" w:date="2026-10-15T08:04:30Z">
+            <w:ins w:id="9118" w:author="Claude (AI) - proposed" w:date="2026-10-18T00:32:16Z">
               <w:r>
                 <w:rPr>
                   <w:rFonts w:ascii="Arial" w:cs="Arial" w:eastAsia="Arial" w:hAnsi="Arial"/>
@@ -13468,7 +13468,7 @@
               <w:spacing w:after="40" w:before="0"/>
               <w:jc w:val="left"/>
             </w:pPr>
-            <w:del w:id="9119" w:author="Claude (AI) - proposed" w:date="2026-10-15T08:04:30Z">
+            <w:del w:id="9119" w:author="Claude (AI) - proposed" w:date="2026-10-18T00:32:16Z">
               <w:r>
                 <w:rPr>
                   <w:rFonts w:ascii="Arial" w:cs="Arial" w:eastAsia="Arial" w:hAnsi="Arial"/>
@@ -13483,7 +13483,7 @@
                 <w:delText xml:space="preserve">How do waves behave when they meet obstacles or change medium? How are the properties of waves applied in day-to-day life</w:delText>
               </w:r>
             </w:del>
-            <w:ins w:id="9120" w:author="Claude (AI) - proposed" w:date="2026-10-15T08:04:30Z">
+            <w:ins w:id="9120" w:author="Claude (AI) - proposed" w:date="2026-10-18T00:32:16Z">
               <w:r>
                 <w:rPr>
                   <w:rFonts w:ascii="Arial" w:cs="Arial" w:eastAsia="Arial" w:hAnsi="Arial"/>
@@ -14030,7 +14030,7 @@
             <w:pPr>
               <w:spacing w:after="20" w:before="0"/>
             </w:pPr>
-            <w:hyperlink w:history="1" r:id="rId4ody_hos7dmtwtpdaogzp">
+            <w:hyperlink w:history="1" r:id="rIdhprgngs-u-7q-s3vpzzli">
               <w:r>
                 <w:rPr>
                   <w:rFonts w:ascii="Arial" w:cs="Arial" w:eastAsia="Arial" w:hAnsi="Arial"/>
@@ -14063,7 +14063,7 @@
               <w:spacing w:after="10" w:before="0"/>
               <w:ind w:left="120"/>
             </w:pPr>
-            <w:hyperlink w:history="1" r:id="rIdjyvpo3uhbuy7htc6o43o0">
+            <w:hyperlink w:history="1" r:id="rIdqnltgt3qb_8k2voavaq4s">
               <w:r>
                 <w:rPr>
                   <w:rFonts w:ascii="Arial" w:cs="Arial" w:eastAsia="Arial" w:hAnsi="Arial"/>
@@ -14108,7 +14108,7 @@
             <w:pPr>
               <w:spacing w:after="20" w:before="0"/>
             </w:pPr>
-            <w:hyperlink w:history="1" r:id="rId--g5akbvm0tjovu1gpt6i">
+            <w:hyperlink w:history="1" r:id="rIdwqey626xtztxkmu9cudy4">
               <w:r>
                 <w:rPr>
                   <w:rFonts w:ascii="Arial" w:cs="Arial" w:eastAsia="Arial" w:hAnsi="Arial"/>
@@ -14141,7 +14141,7 @@
               <w:spacing w:after="10" w:before="0"/>
               <w:ind w:left="120"/>
             </w:pPr>
-            <w:hyperlink w:history="1" r:id="rId_7qf6l4bqcrcp3p_gabwg">
+            <w:hyperlink w:history="1" r:id="rIdg-ijg33gyn-bcy0vviie7">
               <w:r>
                 <w:rPr>
                   <w:rFonts w:ascii="Arial" w:cs="Arial" w:eastAsia="Arial" w:hAnsi="Arial"/>
@@ -14341,7 +14341,7 @@
             <w:pPr>
               <w:spacing w:after="20" w:before="0"/>
             </w:pPr>
-            <w:hyperlink w:history="1" r:id="rIde66vj_2e9psd9-6oxrudi">
+            <w:hyperlink w:history="1" r:id="rIdyx46pjjvycl7vfjwznokf">
               <w:r>
                 <w:rPr>
                   <w:rFonts w:ascii="Arial" w:cs="Arial" w:eastAsia="Arial" w:hAnsi="Arial"/>
@@ -14374,7 +14374,7 @@
               <w:spacing w:after="10" w:before="0"/>
               <w:ind w:left="120"/>
             </w:pPr>
-            <w:hyperlink w:history="1" r:id="rId68tm1gdiw4zqbeh0wbxkv">
+            <w:hyperlink w:history="1" r:id="rIdzzzchqyonloajjjflegcp">
               <w:r>
                 <w:rPr>
                   <w:rFonts w:ascii="Arial" w:cs="Arial" w:eastAsia="Arial" w:hAnsi="Arial"/>
@@ -14419,7 +14419,7 @@
             <w:pPr>
               <w:spacing w:after="20" w:before="0"/>
             </w:pPr>
-            <w:hyperlink w:history="1" r:id="rId6ugw05rinip_3dwkxmrta">
+            <w:hyperlink w:history="1" r:id="rIdd4was_nqb5tn_lasy5pus">
               <w:r>
                 <w:rPr>
                   <w:rFonts w:ascii="Arial" w:cs="Arial" w:eastAsia="Arial" w:hAnsi="Arial"/>
@@ -14452,7 +14452,7 @@
               <w:spacing w:after="10" w:before="0"/>
               <w:ind w:left="120"/>
             </w:pPr>
-            <w:hyperlink w:history="1" r:id="rIdory8ri7_w8kxd6jc52m7v">
+            <w:hyperlink w:history="1" r:id="rIdx64mwpjfihwlyahxulcng">
               <w:r>
                 <w:rPr>
                   <w:rFonts w:ascii="Arial" w:cs="Arial" w:eastAsia="Arial" w:hAnsi="Arial"/>
@@ -14497,7 +14497,7 @@
               </w:rPr>
               <w:t xml:space="preserve">Part A (</w:t>
             </w:r>
-            <w:del w:id="9121" w:author="Claude (AI) - proposed" w:date="2026-10-15T08:04:30Z">
+            <w:del w:id="9121" w:author="Claude (AI) - proposed" w:date="2026-10-18T00:32:16Z">
               <w:r>
                 <w:rPr>
                   <w:rFonts w:ascii="Arial" w:cs="Arial" w:eastAsia="Arial" w:hAnsi="Arial"/>
@@ -14512,7 +14512,7 @@
                 <w:delText xml:space="preserve">15</w:delText>
               </w:r>
             </w:del>
-            <w:ins w:id="9122" w:author="Claude (AI) - proposed" w:date="2026-10-15T08:04:30Z">
+            <w:ins w:id="9122" w:author="Claude (AI) - proposed" w:date="2026-10-18T00:32:16Z">
               <w:r>
                 <w:rPr>
                   <w:rFonts w:ascii="Arial" w:cs="Arial" w:eastAsia="Arial" w:hAnsi="Arial"/>
@@ -14540,7 +14540,7 @@
               </w:rPr>
               <w:t xml:space="preserve"> min, classroom): In groups of four, with roles (timekeeper, recorder, calculator, reporter), learners receive the echo table with distances and use t = 2d/v with v = 340 m/s to calculate the delay at each site: A 85 m gives round trip 170 m and delay 0.50 s; B 170 m gives 340 m and 1.00 s; C 12 m gives 24 m and 0.07 s; D 300 m gives 600 m and 1.76 s. They compare each delay with the 0.1 s ear limit and derive the minimum distance 0.1 x 340 / 2 = 17 m. Part B (30 min, field): The class goes to the school's long stone wall. Using the tape measure, learners mark 50 m from the wall</w:t>
             </w:r>
-            <w:ins w:id="9123" w:author="Claude (AI) - proposed" w:date="2026-10-15T08:04:30Z">
+            <w:ins w:id="9123" w:author="Claude (AI) - proposed" w:date="2026-10-18T00:32:16Z">
               <w:r>
                 <w:rPr>
                   <w:rFonts w:ascii="Arial" w:cs="Arial" w:eastAsia="Arial" w:hAnsi="Arial"/>
@@ -14568,7 +14568,7 @@
               </w:rPr>
               <w:t xml:space="preserve">. One learner claps and listens, and adjusts the clapping rhythm until each clap coincides with the returning echo of the previous clap. Kiprono's role is played by a timekeeper who starts the stopwatch on a clap and stops it after 10 clap-echo intervals. Groups record time for 10 intervals (class example: 2.94 s), compute one interval (0.294 s) and calculate d = 340 x 0.294 / 2 = 49.98 m, about 50 m, then compare with the tape measure value and discuss sources of error such as reaction time and wind. Part C (</w:t>
             </w:r>
-            <w:del w:id="9124" w:author="Claude (AI) - proposed" w:date="2026-10-15T08:04:30Z">
+            <w:del w:id="9124" w:author="Claude (AI) - proposed" w:date="2026-10-18T00:32:16Z">
               <w:r>
                 <w:rPr>
                   <w:rFonts w:ascii="Arial" w:cs="Arial" w:eastAsia="Arial" w:hAnsi="Arial"/>
@@ -14583,7 +14583,7 @@
                 <w:delText xml:space="preserve">8</w:delText>
               </w:r>
             </w:del>
-            <w:ins w:id="9125" w:author="Claude (AI) - proposed" w:date="2026-10-15T08:04:30Z">
+            <w:ins w:id="9125" w:author="Claude (AI) - proposed" w:date="2026-10-18T00:32:16Z">
               <w:r>
                 <w:rPr>
                   <w:rFonts w:ascii="Arial" w:cs="Arial" w:eastAsia="Arial" w:hAnsi="Arial"/>
@@ -14766,7 +14766,7 @@
             <w:pPr>
               <w:spacing w:after="20" w:before="0"/>
             </w:pPr>
-            <w:hyperlink w:history="1" r:id="rIdsobhlqew5th6n1-e16wtv">
+            <w:hyperlink w:history="1" r:id="rIdbf5hg2nwkxd05qp8l6yaq">
               <w:r>
                 <w:rPr>
                   <w:rFonts w:ascii="Arial" w:cs="Arial" w:eastAsia="Arial" w:hAnsi="Arial"/>
@@ -14815,7 +14815,7 @@
               <w:spacing w:after="10" w:before="0"/>
               <w:ind w:left="120"/>
             </w:pPr>
-            <w:hyperlink w:history="1" r:id="rIdhfjpgjpdaupvhfzl7geyn">
+            <w:hyperlink w:history="1" r:id="rIdmh_tolsqwqkwqpdph7qex">
               <w:r>
                 <w:rPr>
                   <w:rFonts w:ascii="Arial" w:cs="Arial" w:eastAsia="Arial" w:hAnsi="Arial"/>
@@ -14860,7 +14860,7 @@
             <w:pPr>
               <w:spacing w:after="20" w:before="0"/>
             </w:pPr>
-            <w:hyperlink w:history="1" r:id="rIdcjy4ugy9t_olourcnpgbj">
+            <w:hyperlink w:history="1" r:id="rIdf_yhsg34a6ufajamotojs">
               <w:r>
                 <w:rPr>
                   <w:rFonts w:ascii="Arial" w:cs="Arial" w:eastAsia="Arial" w:hAnsi="Arial"/>
@@ -14893,7 +14893,7 @@
               <w:spacing w:after="10" w:before="0"/>
               <w:ind w:left="120"/>
             </w:pPr>
-            <w:hyperlink w:history="1" r:id="rId8debyoa3ljqs41qrcb_qr">
+            <w:hyperlink w:history="1" r:id="rIdkcspphcxzqjawld5rieed">
               <w:r>
                 <w:rPr>
                   <w:rFonts w:ascii="Arial" w:cs="Arial" w:eastAsia="Arial" w:hAnsi="Arial"/>
@@ -15093,7 +15093,7 @@
             <w:pPr>
               <w:spacing w:after="20" w:before="0"/>
             </w:pPr>
-            <w:hyperlink w:history="1" r:id="rIdgam1xhrlxuhtmy5nvwhml">
+            <w:hyperlink w:history="1" r:id="rIds7e4ouatpvqibvwh5tyd5">
               <w:r>
                 <w:rPr>
                   <w:rFonts w:ascii="Arial" w:cs="Arial" w:eastAsia="Arial" w:hAnsi="Arial"/>
@@ -15142,7 +15142,7 @@
               <w:spacing w:after="10" w:before="0"/>
               <w:ind w:left="120"/>
             </w:pPr>
-            <w:hyperlink w:history="1" r:id="rId2usxvnzhrsdfocaskc5dt">
+            <w:hyperlink w:history="1" r:id="rIdrmqekrxj1wp1rhevil50l">
               <w:r>
                 <w:rPr>
                   <w:rFonts w:ascii="Arial" w:cs="Arial" w:eastAsia="Arial" w:hAnsi="Arial"/>
@@ -15187,7 +15187,7 @@
             <w:pPr>
               <w:spacing w:after="20" w:before="0"/>
             </w:pPr>
-            <w:hyperlink w:history="1" r:id="rId9zjcxpesumkev7hnaf765">
+            <w:hyperlink w:history="1" r:id="rIdde5z2fegtq0sluykk6hrx">
               <w:r>
                 <w:rPr>
                   <w:rFonts w:ascii="Arial" w:cs="Arial" w:eastAsia="Arial" w:hAnsi="Arial"/>
@@ -15220,7 +15220,7 @@
               <w:spacing w:after="10" w:before="0"/>
               <w:ind w:left="120"/>
             </w:pPr>
-            <w:hyperlink w:history="1" r:id="rIdz3vksjnd4m43grremlily">
+            <w:hyperlink w:history="1" r:id="rIdqx--pty4mmipeg_a5yrvm">
               <w:r>
                 <w:rPr>
                   <w:rFonts w:ascii="Arial" w:cs="Arial" w:eastAsia="Arial" w:hAnsi="Arial"/>
@@ -15420,7 +15420,7 @@
             <w:pPr>
               <w:spacing w:after="20" w:before="0"/>
             </w:pPr>
-            <w:hyperlink w:history="1" r:id="rIdm4ked9gl6g8bu4nwcznn-">
+            <w:hyperlink w:history="1" r:id="rIdseatrh-gyyfb1tukyf2ln">
               <w:r>
                 <w:rPr>
                   <w:rFonts w:ascii="Arial" w:cs="Arial" w:eastAsia="Arial" w:hAnsi="Arial"/>
@@ -15469,7 +15469,7 @@
               <w:spacing w:after="10" w:before="0"/>
               <w:ind w:left="120"/>
             </w:pPr>
-            <w:hyperlink w:history="1" r:id="rId_ut2ftkplopp1ogfb6tgr">
+            <w:hyperlink w:history="1" r:id="rIds-myjqqccgwsmoqzigkc-">
               <w:r>
                 <w:rPr>
                   <w:rFonts w:ascii="Arial" w:cs="Arial" w:eastAsia="Arial" w:hAnsi="Arial"/>
@@ -15514,7 +15514,7 @@
             <w:pPr>
               <w:spacing w:after="20" w:before="0"/>
             </w:pPr>
-            <w:hyperlink w:history="1" r:id="rIdwcvzlqhsfdkt2mre5zfzl">
+            <w:hyperlink w:history="1" r:id="rIddld8escgnjwmqa_sozc-u">
               <w:r>
                 <w:rPr>
                   <w:rFonts w:ascii="Arial" w:cs="Arial" w:eastAsia="Arial" w:hAnsi="Arial"/>
@@ -15547,7 +15547,7 @@
               <w:spacing w:after="10" w:before="0"/>
               <w:ind w:left="120"/>
             </w:pPr>
-            <w:hyperlink w:history="1" r:id="rIdxqaogrt-bpi8mbonqcjlc">
+            <w:hyperlink w:history="1" r:id="rIdwh5yqbtv7w1swiyk2wc7g">
               <w:r>
                 <w:rPr>
                   <w:rFonts w:ascii="Arial" w:cs="Arial" w:eastAsia="Arial" w:hAnsi="Arial"/>
@@ -16072,7 +16072,7 @@
         </w:rPr>
         <w:t xml:space="preserve">© 2026 SeaVuria and ARES. Aligned with KICD objectives. Developed by SeaVuria; technical implementation by ARES (with AI assistance from Claude). Licensed under </w:t>
       </w:r>
-      <w:hyperlink w:history="1" r:id="rIdq2rk0hq431ixtdbgvit9y">
+      <w:hyperlink w:history="1" r:id="rId7megypvor_ipsdc5yzyxi">
         <w:r>
           <w:rPr>
             <w:rFonts w:ascii="Arial" w:cs="Arial" w:eastAsia="Arial" w:hAnsi="Arial"/>
@@ -16093,7 +16093,7 @@
         </w:rPr>
         <w:t xml:space="preserve"> (</w:t>
       </w:r>
-      <w:hyperlink w:history="1" r:id="rIdu7manht2i7i3dc272oevm">
+      <w:hyperlink w:history="1" r:id="rIdhjpbvbgrtinhyquxrvdbj">
         <w:r>
           <w:rPr>
             <w:rFonts w:ascii="Arial" w:cs="Arial" w:eastAsia="Arial" w:hAnsi="Arial"/>
@@ -16614,7 +16614,7 @@
               </w:rPr>
               <w:t xml:space="preserve">KICD Key Inquiry Question 1: How do </w:t>
             </w:r>
-            <w:del w:id="9126" w:author="Claude (AI) - proposed" w:date="2026-10-15T08:04:30Z">
+            <w:del w:id="9126" w:author="Claude (AI) - proposed" w:date="2026-10-18T00:32:16Z">
               <w:r>
                 <w:rPr>
                   <w:rFonts w:ascii="Arial" w:cs="Arial" w:eastAsia="Arial" w:hAnsi="Arial"/>
@@ -16629,7 +16629,7 @@
                 <w:delText xml:space="preserve">waves behave when they meet obstacles or change medium</w:delText>
               </w:r>
             </w:del>
-            <w:ins w:id="9127" w:author="Claude (AI) - proposed" w:date="2026-10-15T08:04:30Z">
+            <w:ins w:id="9127" w:author="Claude (AI) - proposed" w:date="2026-10-18T00:32:16Z">
               <w:r>
                 <w:rPr>
                   <w:rFonts w:ascii="Arial" w:cs="Arial" w:eastAsia="Arial" w:hAnsi="Arial"/>
@@ -16657,7 +16657,7 @@
               </w:rPr>
               <w:t xml:space="preserve">? (Today we focus on </w:t>
             </w:r>
-            <w:del w:id="9128" w:author="Claude (AI) - proposed" w:date="2026-10-15T08:04:30Z">
+            <w:del w:id="9128" w:author="Claude (AI) - proposed" w:date="2026-10-18T00:32:16Z">
               <w:r>
                 <w:rPr>
                   <w:rFonts w:ascii="Arial" w:cs="Arial" w:eastAsia="Arial" w:hAnsi="Arial"/>
@@ -16672,7 +16672,7 @@
                 <w:delText xml:space="preserve">the change-of-medium part</w:delText>
               </w:r>
             </w:del>
-            <w:ins w:id="9129" w:author="Claude (AI) - proposed" w:date="2026-10-15T08:04:30Z">
+            <w:ins w:id="9129" w:author="Claude (AI) - proposed" w:date="2026-10-18T00:32:16Z">
               <w:r>
                 <w:rPr>
                   <w:rFonts w:ascii="Arial" w:cs="Arial" w:eastAsia="Arial" w:hAnsi="Arial"/>
@@ -17219,7 +17219,7 @@
             <w:pPr>
               <w:spacing w:after="20" w:before="0"/>
             </w:pPr>
-            <w:hyperlink w:history="1" r:id="rId_j9xzipeznrnntqajv0pz">
+            <w:hyperlink w:history="1" r:id="rIdkcw0swuhjrqyqdojvrh3m">
               <w:r>
                 <w:rPr>
                   <w:rFonts w:ascii="Arial" w:cs="Arial" w:eastAsia="Arial" w:hAnsi="Arial"/>
@@ -17252,7 +17252,7 @@
               <w:spacing w:after="10" w:before="0"/>
               <w:ind w:left="120"/>
             </w:pPr>
-            <w:hyperlink w:history="1" r:id="rIddmcecznew0mrkvz1gn0ke">
+            <w:hyperlink w:history="1" r:id="rId62vwe_4sxtj0oy3vpeqaf">
               <w:r>
                 <w:rPr>
                   <w:rFonts w:ascii="Arial" w:cs="Arial" w:eastAsia="Arial" w:hAnsi="Arial"/>
@@ -17297,7 +17297,7 @@
             <w:pPr>
               <w:spacing w:after="20" w:before="0"/>
             </w:pPr>
-            <w:hyperlink w:history="1" r:id="rIdi3r3jx7rzqrmn6aslsq85">
+            <w:hyperlink w:history="1" r:id="rIdo9knflafhlko3ryvv82kr">
               <w:r>
                 <w:rPr>
                   <w:rFonts w:ascii="Arial" w:cs="Arial" w:eastAsia="Arial" w:hAnsi="Arial"/>
@@ -17330,7 +17330,7 @@
               <w:spacing w:after="10" w:before="0"/>
               <w:ind w:left="120"/>
             </w:pPr>
-            <w:hyperlink w:history="1" r:id="rIdduypy8qjvjarxbmpevkz4">
+            <w:hyperlink w:history="1" r:id="rIdwozpq84qb3n4b-royewrj">
               <w:r>
                 <w:rPr>
                   <w:rFonts w:ascii="Arial" w:cs="Arial" w:eastAsia="Arial" w:hAnsi="Arial"/>
@@ -17530,7 +17530,7 @@
             <w:pPr>
               <w:spacing w:after="20" w:before="0"/>
             </w:pPr>
-            <w:hyperlink w:history="1" r:id="rId2pjmwb3mrkk5vqymo5vrd">
+            <w:hyperlink w:history="1" r:id="rId1urxe9uc6hstto8_4h5jt">
               <w:r>
                 <w:rPr>
                   <w:rFonts w:ascii="Arial" w:cs="Arial" w:eastAsia="Arial" w:hAnsi="Arial"/>
@@ -17563,7 +17563,7 @@
               <w:spacing w:after="10" w:before="0"/>
               <w:ind w:left="120"/>
             </w:pPr>
-            <w:hyperlink w:history="1" r:id="rId_gevfpsdssq17rwbe67yh">
+            <w:hyperlink w:history="1" r:id="rId961rwieiipui7zvnudfga">
               <w:r>
                 <w:rPr>
                   <w:rFonts w:ascii="Arial" w:cs="Arial" w:eastAsia="Arial" w:hAnsi="Arial"/>
@@ -17608,7 +17608,7 @@
             <w:pPr>
               <w:spacing w:after="20" w:before="0"/>
             </w:pPr>
-            <w:hyperlink w:history="1" r:id="rIdjwgx4mawtbp0_u77hf7hm">
+            <w:hyperlink w:history="1" r:id="rIdcjrfggbtwynffg6vvf-rd">
               <w:r>
                 <w:rPr>
                   <w:rFonts w:ascii="Arial" w:cs="Arial" w:eastAsia="Arial" w:hAnsi="Arial"/>
@@ -17641,7 +17641,7 @@
               <w:spacing w:after="10" w:before="0"/>
               <w:ind w:left="120"/>
             </w:pPr>
-            <w:hyperlink w:history="1" r:id="rIdjdwbva47femloaiunopej">
+            <w:hyperlink w:history="1" r:id="rIdweduwosngkvof2aeieuqm">
               <w:r>
                 <w:rPr>
                   <w:rFonts w:ascii="Arial" w:cs="Arial" w:eastAsia="Arial" w:hAnsi="Arial"/>
@@ -17841,7 +17841,7 @@
             <w:pPr>
               <w:spacing w:after="20" w:before="0"/>
             </w:pPr>
-            <w:hyperlink w:history="1" r:id="rIdpzgico1d7bg2ly2g3svm8">
+            <w:hyperlink w:history="1" r:id="rIdldazmkb9js7gmbv9ic_pv">
               <w:r>
                 <w:rPr>
                   <w:rFonts w:ascii="Arial" w:cs="Arial" w:eastAsia="Arial" w:hAnsi="Arial"/>
@@ -17874,7 +17874,7 @@
               <w:spacing w:after="10" w:before="0"/>
               <w:ind w:left="120"/>
             </w:pPr>
-            <w:hyperlink w:history="1" r:id="rIdoc3-f3lzlmji31m7kxc91">
+            <w:hyperlink w:history="1" r:id="rIdbqlkm_volhy8hcsptbi93">
               <w:r>
                 <w:rPr>
                   <w:rFonts w:ascii="Arial" w:cs="Arial" w:eastAsia="Arial" w:hAnsi="Arial"/>
@@ -17919,7 +17919,7 @@
             <w:pPr>
               <w:spacing w:after="20" w:before="0"/>
             </w:pPr>
-            <w:hyperlink w:history="1" r:id="rIdmik2tjczi-bh5v7h2tj7p">
+            <w:hyperlink w:history="1" r:id="rIdbqyaudmghwz-krqnjjbjy">
               <w:r>
                 <w:rPr>
                   <w:rFonts w:ascii="Arial" w:cs="Arial" w:eastAsia="Arial" w:hAnsi="Arial"/>
@@ -17952,7 +17952,7 @@
               <w:spacing w:after="10" w:before="0"/>
               <w:ind w:left="120"/>
             </w:pPr>
-            <w:hyperlink w:history="1" r:id="rIddbw0mfqzcc2qbpx4m6ok5">
+            <w:hyperlink w:history="1" r:id="rIdlx-a6q7pucntfg1kt6t6v">
               <w:r>
                 <w:rPr>
                   <w:rFonts w:ascii="Arial" w:cs="Arial" w:eastAsia="Arial" w:hAnsi="Arial"/>
@@ -18030,7 +18030,7 @@
               </w:rPr>
               <w:t xml:space="preserve">Say: 'Use your evidence, not your memory. What is the claim? What is the evidence? What is the reasoning that links them?' Use an analogy: 'Imagine a matatu driving from tarmac onto a muddy patch at an angle. The wheel that hits the mud first slows down, so the whole matatu turns. That is what happens to a wave front.' Then check the analogy: 'Where does the analogy fail?' WAIT TIME of 10-15 seconds</w:t>
             </w:r>
-            <w:ins w:id="9130" w:author="Claude (AI) - proposed" w:date="2026-10-15T08:04:30Z">
+            <w:ins w:id="9130" w:author="Claude (AI) - proposed" w:date="2026-10-18T00:32:16Z">
               <w:r>
                 <w:rPr>
                   <w:rFonts w:ascii="Arial" w:cs="Arial" w:eastAsia="Arial" w:hAnsi="Arial"/>
@@ -18180,7 +18180,7 @@
             <w:pPr>
               <w:spacing w:after="20" w:before="0"/>
             </w:pPr>
-            <w:hyperlink w:history="1" r:id="rIdczze93glaj_4fvu4cz7yq">
+            <w:hyperlink w:history="1" r:id="rIdjkkvyizsutfk1n3vqfm60">
               <w:r>
                 <w:rPr>
                   <w:rFonts w:ascii="Arial" w:cs="Arial" w:eastAsia="Arial" w:hAnsi="Arial"/>
@@ -18213,7 +18213,7 @@
               <w:spacing w:after="10" w:before="0"/>
               <w:ind w:left="120"/>
             </w:pPr>
-            <w:hyperlink w:history="1" r:id="rIdnto3famdxbvn4ieo9zpbj">
+            <w:hyperlink w:history="1" r:id="rIdbrghsrg9ozbvphemohmtl">
               <w:r>
                 <w:rPr>
                   <w:rFonts w:ascii="Arial" w:cs="Arial" w:eastAsia="Arial" w:hAnsi="Arial"/>
@@ -18258,7 +18258,7 @@
             <w:pPr>
               <w:spacing w:after="20" w:before="0"/>
             </w:pPr>
-            <w:hyperlink w:history="1" r:id="rIdp9off-rpnesw6w_ggx41g">
+            <w:hyperlink w:history="1" r:id="rIdfx82kctrk93puthbmsi6l">
               <w:r>
                 <w:rPr>
                   <w:rFonts w:ascii="Arial" w:cs="Arial" w:eastAsia="Arial" w:hAnsi="Arial"/>
@@ -18291,7 +18291,7 @@
               <w:spacing w:after="10" w:before="0"/>
               <w:ind w:left="120"/>
             </w:pPr>
-            <w:hyperlink w:history="1" r:id="rId_srkaxc6nqlf__hyko80q">
+            <w:hyperlink w:history="1" r:id="rIdm5na51-knyxmud1pmq7qw">
               <w:r>
                 <w:rPr>
                   <w:rFonts w:ascii="Arial" w:cs="Arial" w:eastAsia="Arial" w:hAnsi="Arial"/>
@@ -18491,7 +18491,7 @@
             <w:pPr>
               <w:spacing w:after="20" w:before="0"/>
             </w:pPr>
-            <w:hyperlink w:history="1" r:id="rIdklvthgth87dczmrk2de9x">
+            <w:hyperlink w:history="1" r:id="rIdufepbe1ekngzrfjstzuiy">
               <w:r>
                 <w:rPr>
                   <w:rFonts w:ascii="Arial" w:cs="Arial" w:eastAsia="Arial" w:hAnsi="Arial"/>
@@ -18524,7 +18524,7 @@
               <w:spacing w:after="10" w:before="0"/>
               <w:ind w:left="120"/>
             </w:pPr>
-            <w:hyperlink w:history="1" r:id="rIdkadg400_bksex4u8zidvl">
+            <w:hyperlink w:history="1" r:id="rId4aevfqh5-rzikt0sknzbg">
               <w:r>
                 <w:rPr>
                   <w:rFonts w:ascii="Arial" w:cs="Arial" w:eastAsia="Arial" w:hAnsi="Arial"/>
@@ -18569,7 +18569,7 @@
             <w:pPr>
               <w:spacing w:after="20" w:before="0"/>
             </w:pPr>
-            <w:hyperlink w:history="1" r:id="rIdb7cwn1dy5nv0skpe1l1uu">
+            <w:hyperlink w:history="1" r:id="rIdh9exp2oc5r5wlq_byp_ax">
               <w:r>
                 <w:rPr>
                   <w:rFonts w:ascii="Arial" w:cs="Arial" w:eastAsia="Arial" w:hAnsi="Arial"/>
@@ -18602,7 +18602,7 @@
               <w:spacing w:after="10" w:before="0"/>
               <w:ind w:left="120"/>
             </w:pPr>
-            <w:hyperlink w:history="1" r:id="rIdhkuy1sgbkpyjvzmhzi2lz">
+            <w:hyperlink w:history="1" r:id="rIdni0nctz6ab4dzkfm6neu_">
               <w:r>
                 <w:rPr>
                   <w:rFonts w:ascii="Arial" w:cs="Arial" w:eastAsia="Arial" w:hAnsi="Arial"/>
@@ -19127,7 +19127,7 @@
         </w:rPr>
         <w:t xml:space="preserve">© 2026 SeaVuria and ARES. Aligned with KICD objectives. Developed by SeaVuria; technical implementation by ARES (with AI assistance from Claude). Licensed under </w:t>
       </w:r>
-      <w:hyperlink w:history="1" r:id="rIdwiazz8acm2b_n_le7aarg">
+      <w:hyperlink w:history="1" r:id="rIdfaiza-8oeu2tbffdkk5kq">
         <w:r>
           <w:rPr>
             <w:rFonts w:ascii="Arial" w:cs="Arial" w:eastAsia="Arial" w:hAnsi="Arial"/>
@@ -19148,7 +19148,7 @@
         </w:rPr>
         <w:t xml:space="preserve"> (</w:t>
       </w:r>
-      <w:hyperlink w:history="1" r:id="rIdi5sg-amlru09ehaqq80kp">
+      <w:hyperlink w:history="1" r:id="rId4sci41dr9ljk29t7dno-d">
         <w:r>
           <w:rPr>
             <w:rFonts w:ascii="Arial" w:cs="Arial" w:eastAsia="Arial" w:hAnsi="Arial"/>
@@ -19225,7 +19225,7 @@
               </w:rPr>
               <w:t xml:space="preserve">LESSON 6 (</w:t>
             </w:r>
-            <w:del w:id="9131" w:author="Claude (AI) - proposed" w:date="2026-10-15T08:04:30Z">
+            <w:del w:id="9131" w:author="Claude (AI) - proposed" w:date="2026-10-18T00:32:16Z">
               <w:r>
                 <w:rPr>
                   <w:rFonts w:ascii="Arial" w:cs="Arial" w:eastAsia="Arial" w:hAnsi="Arial"/>
@@ -19240,7 +19240,7 @@
                 <w:delText xml:space="preserve">40 minutes (single lesson; extend to 80 minutes if practical ray tracing is done</w:delText>
               </w:r>
             </w:del>
-            <w:ins w:id="9132" w:author="Claude (AI) - proposed" w:date="2026-10-15T08:04:30Z">
+            <w:ins w:id="9132" w:author="Claude (AI) - proposed" w:date="2026-10-18T00:32:16Z">
               <w:r>
                 <w:rPr>
                   <w:rFonts w:ascii="Arial" w:cs="Arial" w:eastAsia="Arial" w:hAnsi="Arial"/>
@@ -19699,10 +19699,10 @@
               <w:spacing w:after="40" w:before="0"/>
               <w:jc w:val="left"/>
               <w:rPr>
-                <w:ins w:id="9134" w:author="Claude (AI) - proposed" w:date="2026-10-15T08:04:30Z"/>
-              </w:rPr>
-            </w:pPr>
-            <w:ins w:id="9133" w:author="Claude (AI) - proposed" w:date="2026-10-15T08:04:30Z">
+                <w:ins w:id="9134" w:author="Claude (AI) - proposed" w:date="2026-10-18T00:32:16Z"/>
+              </w:rPr>
+            </w:pPr>
+            <w:ins w:id="9133" w:author="Claude (AI) - proposed" w:date="2026-10-18T00:32:16Z">
               <w:r>
                 <w:rPr>
                   <w:rFonts w:ascii="Arial" w:cs="Arial" w:eastAsia="Arial" w:hAnsi="Arial"/>
@@ -19724,10 +19724,10 @@
               <w:spacing w:after="40" w:before="0"/>
               <w:jc w:val="left"/>
               <w:rPr>
-                <w:del w:id="9136" w:author="Claude (AI) - proposed" w:date="2026-10-15T08:04:30Z"/>
-              </w:rPr>
-            </w:pPr>
-            <w:del w:id="9135" w:author="Claude (AI) - proposed" w:date="2026-10-15T08:04:30Z">
+                <w:del w:id="9136" w:author="Claude (AI) - proposed" w:date="2026-10-18T00:32:16Z"/>
+              </w:rPr>
+            </w:pPr>
+            <w:del w:id="9135" w:author="Claude (AI) - proposed" w:date="2026-10-18T00:32:16Z">
               <w:r>
                 <w:rPr>
                   <w:rFonts w:ascii="Arial" w:cs="Arial" w:eastAsia="Arial" w:hAnsi="Arial"/>
@@ -20261,7 +20261,7 @@
             <w:pPr>
               <w:spacing w:after="20" w:before="0"/>
             </w:pPr>
-            <w:hyperlink w:history="1" r:id="rIdlzueuwy1hcjrfzo8vc-mn">
+            <w:hyperlink w:history="1" r:id="rIdk8r6lbljrwgj_kmsgngwj">
               <w:r>
                 <w:rPr>
                   <w:rFonts w:ascii="Arial" w:cs="Arial" w:eastAsia="Arial" w:hAnsi="Arial"/>
@@ -20294,7 +20294,7 @@
               <w:spacing w:after="10" w:before="0"/>
               <w:ind w:left="120"/>
             </w:pPr>
-            <w:hyperlink w:history="1" r:id="rIdwulfm45a-asnsdzlzxqke">
+            <w:hyperlink w:history="1" r:id="rIdwg_d2pqraavqm7pppth9j">
               <w:r>
                 <w:rPr>
                   <w:rFonts w:ascii="Arial" w:cs="Arial" w:eastAsia="Arial" w:hAnsi="Arial"/>
@@ -20339,7 +20339,7 @@
             <w:pPr>
               <w:spacing w:after="20" w:before="0"/>
             </w:pPr>
-            <w:hyperlink w:history="1" r:id="rIdt_gqschbgqnhdixjlrsp8">
+            <w:hyperlink w:history="1" r:id="rIdj9pjqtym00vlfa6ohhhmr">
               <w:r>
                 <w:rPr>
                   <w:rFonts w:ascii="Arial" w:cs="Arial" w:eastAsia="Arial" w:hAnsi="Arial"/>
@@ -20372,7 +20372,7 @@
               <w:spacing w:after="10" w:before="0"/>
               <w:ind w:left="120"/>
             </w:pPr>
-            <w:hyperlink w:history="1" r:id="rIdoplmsc4e-wcxitm9yzsa3">
+            <w:hyperlink w:history="1" r:id="rIdssm0wj7kjbvgw3sjrthbq">
               <w:r>
                 <w:rPr>
                   <w:rFonts w:ascii="Arial" w:cs="Arial" w:eastAsia="Arial" w:hAnsi="Arial"/>
@@ -20572,7 +20572,7 @@
             <w:pPr>
               <w:spacing w:after="20" w:before="0"/>
             </w:pPr>
-            <w:hyperlink w:history="1" r:id="rIdy68fjxbahxcmoe8vif9r2">
+            <w:hyperlink w:history="1" r:id="rIdkju45cji6oyb7_oawgfzo">
               <w:r>
                 <w:rPr>
                   <w:rFonts w:ascii="Arial" w:cs="Arial" w:eastAsia="Arial" w:hAnsi="Arial"/>
@@ -20605,7 +20605,7 @@
               <w:spacing w:after="10" w:before="0"/>
               <w:ind w:left="120"/>
             </w:pPr>
-            <w:hyperlink w:history="1" r:id="rIdkb7wwdodbt9ddgfc24eyb">
+            <w:hyperlink w:history="1" r:id="rId2eezmkg2anem8up_dd5iy">
               <w:r>
                 <w:rPr>
                   <w:rFonts w:ascii="Arial" w:cs="Arial" w:eastAsia="Arial" w:hAnsi="Arial"/>
@@ -20650,7 +20650,7 @@
             <w:pPr>
               <w:spacing w:after="20" w:before="0"/>
             </w:pPr>
-            <w:hyperlink w:history="1" r:id="rIdfp5cbds5dnzpyq7shj8cq">
+            <w:hyperlink w:history="1" r:id="rIduqcplm3emerprkwbuu6sa">
               <w:r>
                 <w:rPr>
                   <w:rFonts w:ascii="Arial" w:cs="Arial" w:eastAsia="Arial" w:hAnsi="Arial"/>
@@ -20683,7 +20683,7 @@
               <w:spacing w:after="10" w:before="0"/>
               <w:ind w:left="120"/>
             </w:pPr>
-            <w:hyperlink w:history="1" r:id="rIdsvdlx_3mmroymv_9oj2ex">
+            <w:hyperlink w:history="1" r:id="rIdijewugmyf2plqgrtbtphx">
               <w:r>
                 <w:rPr>
                   <w:rFonts w:ascii="Arial" w:cs="Arial" w:eastAsia="Arial" w:hAnsi="Arial"/>
@@ -20728,7 +20728,7 @@
               </w:rPr>
               <w:t xml:space="preserve">In groups of four (Wanjiru, Otieno, Kiprono, Amina style roles: measurer, recorder, drawer, checker) learners do two stations of about </w:t>
             </w:r>
-            <w:del w:id="9137" w:author="Claude (AI) - proposed" w:date="2026-10-15T08:04:30Z">
+            <w:del w:id="9137" w:author="Claude (AI) - proposed" w:date="2026-10-18T00:32:16Z">
               <w:r>
                 <w:rPr>
                   <w:rFonts w:ascii="Arial" w:cs="Arial" w:eastAsia="Arial" w:hAnsi="Arial"/>
@@ -20743,7 +20743,7 @@
                 <w:delText xml:space="preserve">10</w:delText>
               </w:r>
             </w:del>
-            <w:ins w:id="9138" w:author="Claude (AI) - proposed" w:date="2026-10-15T08:04:30Z">
+            <w:ins w:id="9138" w:author="Claude (AI) - proposed" w:date="2026-10-18T00:32:16Z">
               <w:r>
                 <w:rPr>
                   <w:rFonts w:ascii="Arial" w:cs="Arial" w:eastAsia="Arial" w:hAnsi="Arial"/>
@@ -20804,7 +20804,7 @@
               </w:rPr>
               <w:t xml:space="preserve">Circulate and say: 'Show me the normal. Where are you measuring your angle from?' Ask: 'Your water angle is smaller than 45 degrees. Which way did the ray bend, and does your measurement match the prediction on the board?' Use WAIT TIME of 10-15 seconds after each question before helping. Call on 3 groups at random to report their r for water and glass; write all values on the board and ask: 'Why are the numbers close but not identical?' (measurement error: line thickness, protractor reading). For lenses ask: 'Where do the rays meet, and what would you place there in a camera?' Remind learners never to look at the Sun through a lens. Ask one group: 'The shout at Hell's Gate came back. Did any of your rays come back out of the block towards the torch? Why is that different from the mirror in Lesson 3?'</w:t>
             </w:r>
-            <w:ins w:id="9139" w:author="Claude (AI) - proposed" w:date="2026-10-15T08:04:30Z">
+            <w:ins w:id="9139" w:author="Claude (AI) - proposed" w:date="2026-10-18T00:32:16Z">
               <w:r>
                 <w:rPr>
                   <w:rFonts w:ascii="Arial" w:cs="Arial" w:eastAsia="Arial" w:hAnsi="Arial"/>
@@ -20941,7 +20941,7 @@
             <w:pPr>
               <w:spacing w:after="20" w:before="0"/>
             </w:pPr>
-            <w:hyperlink w:history="1" r:id="rIdyyqxk_agpvcay_rygmnlv">
+            <w:hyperlink w:history="1" r:id="rIdhe7ugrfkzbkosiy51jyhf">
               <w:r>
                 <w:rPr>
                   <w:rFonts w:ascii="Arial" w:cs="Arial" w:eastAsia="Arial" w:hAnsi="Arial"/>
@@ -20974,7 +20974,7 @@
               <w:spacing w:after="10" w:before="0"/>
               <w:ind w:left="120"/>
             </w:pPr>
-            <w:hyperlink w:history="1" r:id="rIdl-wxiibsbjyay71kcqsl4">
+            <w:hyperlink w:history="1" r:id="rIdls-sbl9ys5tkp14fy-mav">
               <w:r>
                 <w:rPr>
                   <w:rFonts w:ascii="Arial" w:cs="Arial" w:eastAsia="Arial" w:hAnsi="Arial"/>
@@ -21019,7 +21019,7 @@
             <w:pPr>
               <w:spacing w:after="20" w:before="0"/>
             </w:pPr>
-            <w:hyperlink w:history="1" r:id="rIdw4oyafebyyyk9luabqixe">
+            <w:hyperlink w:history="1" r:id="rIdw1pfrl3wbc2pginruypph">
               <w:r>
                 <w:rPr>
                   <w:rFonts w:ascii="Arial" w:cs="Arial" w:eastAsia="Arial" w:hAnsi="Arial"/>
@@ -21052,7 +21052,7 @@
               <w:spacing w:after="10" w:before="0"/>
               <w:ind w:left="120"/>
             </w:pPr>
-            <w:hyperlink w:history="1" r:id="rIds0zgrkda7xptbh3k34wyl">
+            <w:hyperlink w:history="1" r:id="rIdnb8swchyw3b55mw44crh4">
               <w:r>
                 <w:rPr>
                   <w:rFonts w:ascii="Arial" w:cs="Arial" w:eastAsia="Arial" w:hAnsi="Arial"/>
@@ -21130,7 +21130,7 @@
               </w:rPr>
               <w:t xml:space="preserve">Ask: 'Light is slower in glass than in water. Which bends more? Use the speed numbers in your answer.' Give WAIT TIME of 10-15 seconds, then cold-call 3 learners. Write n = c/v and the three speeds on the board. Say: 'Show me your working: n1 sin i = n2 sin r, with n1 = 1.00 and sin 45 = 0.707.' Walk around while pairs solve problem 1 and problem 2 and select two different methods to display. Ask: 'A Kisumu learner has blurry vision at the back of the class. Which lens would you suggest, converging or diverging, and what does it do to the rays?' </w:t>
             </w:r>
-            <w:ins w:id="9140" w:author="Claude (AI) - proposed" w:date="2026-10-15T08:04:30Z">
+            <w:ins w:id="9140" w:author="Claude (AI) - proposed" w:date="2026-10-18T00:32:16Z">
               <w:r>
                 <w:rPr>
                   <w:rFonts w:ascii="Arial" w:cs="Arial" w:eastAsia="Arial" w:hAnsi="Arial"/>
@@ -21280,7 +21280,7 @@
             <w:pPr>
               <w:spacing w:after="20" w:before="0"/>
             </w:pPr>
-            <w:hyperlink w:history="1" r:id="rIdkdn2rs6ibwsqfqdx4x1fx">
+            <w:hyperlink w:history="1" r:id="rId-e7bqa6hpgorpwyvm4hoz">
               <w:r>
                 <w:rPr>
                   <w:rFonts w:ascii="Arial" w:cs="Arial" w:eastAsia="Arial" w:hAnsi="Arial"/>
@@ -21313,7 +21313,7 @@
               <w:spacing w:after="10" w:before="0"/>
               <w:ind w:left="120"/>
             </w:pPr>
-            <w:hyperlink w:history="1" r:id="rId8jabdivnndr_akhuraepl">
+            <w:hyperlink w:history="1" r:id="rIdlby5mmn3-sjppwaueq403">
               <w:r>
                 <w:rPr>
                   <w:rFonts w:ascii="Arial" w:cs="Arial" w:eastAsia="Arial" w:hAnsi="Arial"/>
@@ -21358,7 +21358,7 @@
             <w:pPr>
               <w:spacing w:after="20" w:before="0"/>
             </w:pPr>
-            <w:hyperlink w:history="1" r:id="rId6qkhtncb_5oy1xzll0x5x">
+            <w:hyperlink w:history="1" r:id="rIdreugxonxjfjdn6xzqerbb">
               <w:r>
                 <w:rPr>
                   <w:rFonts w:ascii="Arial" w:cs="Arial" w:eastAsia="Arial" w:hAnsi="Arial"/>
@@ -21391,7 +21391,7 @@
               <w:spacing w:after="10" w:before="0"/>
               <w:ind w:left="120"/>
             </w:pPr>
-            <w:hyperlink w:history="1" r:id="rIddraw0gew101gsi-aryxo2">
+            <w:hyperlink w:history="1" r:id="rIdg-c1t1tvauwcnvrr2yksy">
               <w:r>
                 <w:rPr>
                   <w:rFonts w:ascii="Arial" w:cs="Arial" w:eastAsia="Arial" w:hAnsi="Arial"/>
@@ -21591,7 +21591,7 @@
             <w:pPr>
               <w:spacing w:after="20" w:before="0"/>
             </w:pPr>
-            <w:hyperlink w:history="1" r:id="rIdfx4vvmprs7ugja-6nqw7h">
+            <w:hyperlink w:history="1" r:id="rIdonc_m2fgej1cuba68htdi">
               <w:r>
                 <w:rPr>
                   <w:rFonts w:ascii="Arial" w:cs="Arial" w:eastAsia="Arial" w:hAnsi="Arial"/>
@@ -21624,7 +21624,7 @@
               <w:spacing w:after="10" w:before="0"/>
               <w:ind w:left="120"/>
             </w:pPr>
-            <w:hyperlink w:history="1" r:id="rIdwr143wfss7e-5vw6kfcgc">
+            <w:hyperlink w:history="1" r:id="rIdpif9b2at-5dq72yz1y-t-">
               <w:r>
                 <w:rPr>
                   <w:rFonts w:ascii="Arial" w:cs="Arial" w:eastAsia="Arial" w:hAnsi="Arial"/>
@@ -21669,7 +21669,7 @@
             <w:pPr>
               <w:spacing w:after="20" w:before="0"/>
             </w:pPr>
-            <w:hyperlink w:history="1" r:id="rIdwubmv6jmc6d6vlhfkgksq">
+            <w:hyperlink w:history="1" r:id="rIdfis6dlly0ny4zobqbprcj">
               <w:r>
                 <w:rPr>
                   <w:rFonts w:ascii="Arial" w:cs="Arial" w:eastAsia="Arial" w:hAnsi="Arial"/>
@@ -21702,7 +21702,7 @@
               <w:spacing w:after="10" w:before="0"/>
               <w:ind w:left="120"/>
             </w:pPr>
-            <w:hyperlink w:history="1" r:id="rIdrrmh3yqfbjrwln5kibo8q">
+            <w:hyperlink w:history="1" r:id="rIdhwz32y3fljc54-whyvo6i">
               <w:r>
                 <w:rPr>
                   <w:rFonts w:ascii="Arial" w:cs="Arial" w:eastAsia="Arial" w:hAnsi="Arial"/>
@@ -22227,7 +22227,7 @@
         </w:rPr>
         <w:t xml:space="preserve">© 2026 SeaVuria and ARES. Aligned with KICD objectives. Developed by SeaVuria; technical implementation by ARES (with AI assistance from Claude). Licensed under </w:t>
       </w:r>
-      <w:hyperlink w:history="1" r:id="rIdp9wnfneqw3pmv4b4yv13u">
+      <w:hyperlink w:history="1" r:id="rIdo1lye3m-kuzhactoyuo0s">
         <w:r>
           <w:rPr>
             <w:rFonts w:ascii="Arial" w:cs="Arial" w:eastAsia="Arial" w:hAnsi="Arial"/>
@@ -22248,7 +22248,7 @@
         </w:rPr>
         <w:t xml:space="preserve"> (</w:t>
       </w:r>
-      <w:hyperlink w:history="1" r:id="rId1t3wnszzajdvdw8wwaume">
+      <w:hyperlink w:history="1" r:id="rId0u-bqofque6etl1c5dg11">
         <w:r>
           <w:rPr>
             <w:rFonts w:ascii="Arial" w:cs="Arial" w:eastAsia="Arial" w:hAnsi="Arial"/>
@@ -22325,7 +22325,7 @@
               </w:rPr>
               <w:t xml:space="preserve">LESSON 7 (40 minutes (</w:t>
             </w:r>
-            <w:del w:id="9141" w:author="Claude (AI) - proposed" w:date="2026-10-15T08:04:30Z">
+            <w:del w:id="9141" w:author="Claude (AI) - proposed" w:date="2026-10-18T00:32:16Z">
               <w:r>
                 <w:rPr>
                   <w:rFonts w:ascii="Arial" w:cs="Arial" w:eastAsia="Arial" w:hAnsi="Arial"/>
@@ -22340,7 +22340,7 @@
                 <w:delText xml:space="preserve">one double lesson may be used if the simulation needs more time</w:delText>
               </w:r>
             </w:del>
-            <w:ins w:id="9142" w:author="Claude (AI) - proposed" w:date="2026-10-15T08:04:30Z">
+            <w:ins w:id="9142" w:author="Claude (AI) - proposed" w:date="2026-10-18T00:32:16Z">
               <w:r>
                 <w:rPr>
                   <w:rFonts w:ascii="Arial" w:cs="Arial" w:eastAsia="Arial" w:hAnsi="Arial"/>
@@ -22540,7 +22540,7 @@
               </w:rPr>
               <w:t xml:space="preserve">Learners investigate how waves spread through gaps and around edges, so that they can explain why the sound of a shout is heard around a building or through a doorway while light seems to travel straight. This adds a new wave behaviour to the class echo model: the sound that leaves the shouting learner does not travel only in one straight beam. It spreads</w:t>
             </w:r>
-            <w:del w:id="9143" w:author="Claude (AI) - proposed" w:date="2026-10-15T08:04:30Z">
+            <w:del w:id="9143" w:author="Claude (AI) - proposed" w:date="2026-10-18T00:32:16Z">
               <w:r>
                 <w:rPr>
                   <w:rFonts w:ascii="Arial" w:cs="Arial" w:eastAsia="Arial" w:hAnsi="Arial"/>
@@ -22555,7 +22555,7 @@
                 <w:delText xml:space="preserve">, and that spreading helps explain why the sound is weaker in open places such as the Nairobi grounds and why it fills</w:delText>
               </w:r>
             </w:del>
-            <w:ins w:id="9144" w:author="Claude (AI) - proposed" w:date="2026-10-15T08:04:30Z">
+            <w:ins w:id="9144" w:author="Claude (AI) - proposed" w:date="2026-10-18T00:32:16Z">
               <w:r>
                 <w:rPr>
                   <w:rFonts w:ascii="Arial" w:cs="Arial" w:eastAsia="Arial" w:hAnsi="Arial"/>
@@ -22583,7 +22583,7 @@
               </w:rPr>
               <w:t xml:space="preserve"> the Kisumu hall.</w:t>
             </w:r>
-            <w:ins w:id="9145" w:author="Claude (AI) - proposed" w:date="2026-10-15T08:04:30Z">
+            <w:ins w:id="9145" w:author="Claude (AI) - proposed" w:date="2026-10-18T00:32:16Z">
               <w:r>
                 <w:rPr>
                   <w:rFonts w:ascii="Arial" w:cs="Arial" w:eastAsia="Arial" w:hAnsi="Arial"/>
@@ -22870,7 +22870,7 @@
               </w:rPr>
               <w:t xml:space="preserve">1. How do </w:t>
             </w:r>
-            <w:del w:id="9146" w:author="Claude (AI) - proposed" w:date="2026-10-15T08:04:30Z">
+            <w:del w:id="9146" w:author="Claude (AI) - proposed" w:date="2026-10-18T00:32:16Z">
               <w:r>
                 <w:rPr>
                   <w:rFonts w:ascii="Arial" w:cs="Arial" w:eastAsia="Arial" w:hAnsi="Arial"/>
@@ -22885,7 +22885,7 @@
                 <w:delText xml:space="preserve">waves behave when they meet obstacles or change medium</w:delText>
               </w:r>
             </w:del>
-            <w:ins w:id="9147" w:author="Claude (AI) - proposed" w:date="2026-10-15T08:04:30Z">
+            <w:ins w:id="9147" w:author="Claude (AI) - proposed" w:date="2026-10-18T00:32:16Z">
               <w:r>
                 <w:rPr>
                   <w:rFonts w:ascii="Arial" w:cs="Arial" w:eastAsia="Arial" w:hAnsi="Arial"/>
@@ -22913,7 +22913,7 @@
               </w:rPr>
               <w:t xml:space="preserve">? 2. </w:t>
             </w:r>
-            <w:del w:id="9148" w:author="Claude (AI) - proposed" w:date="2026-10-15T08:04:30Z">
+            <w:del w:id="9148" w:author="Claude (AI) - proposed" w:date="2026-10-18T00:32:16Z">
               <w:r>
                 <w:rPr>
                   <w:rFonts w:ascii="Arial" w:cs="Arial" w:eastAsia="Arial" w:hAnsi="Arial"/>
@@ -22928,7 +22928,7 @@
                 <w:delText xml:space="preserve">How are the properties of waves applied in day-to-day life</w:delText>
               </w:r>
             </w:del>
-            <w:ins w:id="9149" w:author="Claude (AI) - proposed" w:date="2026-10-15T08:04:30Z">
+            <w:ins w:id="9149" w:author="Claude (AI) - proposed" w:date="2026-10-18T00:32:16Z">
               <w:r>
                 <w:rPr>
                   <w:rFonts w:ascii="Arial" w:cs="Arial" w:eastAsia="Arial" w:hAnsi="Arial"/>
@@ -23024,7 +23024,7 @@
               </w:rPr>
               <w:t xml:space="preserve">Lesson 2 gave learners the ray model, in which light travels in straight lines. Lesson 4 gave them echo measurements at sites A to D and the idea that hard surfaces reflect strongly. Lesson 7 tests the limit of the ray model: Otieno and Wanjiru can hear Mr. Mwangi calling from around a corner even though they cannot see him. Diffraction explains this with wavelength. It prepares Lesson 8 (interference), in which diffracted and reflected waves overlap and meet, and it </w:t>
             </w:r>
-            <w:del w:id="9150" w:author="Claude (AI) - proposed" w:date="2026-10-15T08:04:30Z">
+            <w:del w:id="9150" w:author="Claude (AI) - proposed" w:date="2026-10-18T00:32:16Z">
               <w:r>
                 <w:rPr>
                   <w:rFonts w:ascii="Arial" w:cs="Arial" w:eastAsia="Arial" w:hAnsi="Arial"/>
@@ -23039,7 +23039,7 @@
                 <w:delText xml:space="preserve">adds one more reason why a shout</w:delText>
               </w:r>
             </w:del>
-            <w:ins w:id="9151" w:author="Claude (AI) - proposed" w:date="2026-10-15T08:04:30Z">
+            <w:ins w:id="9151" w:author="Claude (AI) - proposed" w:date="2026-10-18T00:32:16Z">
               <w:r>
                 <w:rPr>
                   <w:rFonts w:ascii="Arial" w:cs="Arial" w:eastAsia="Arial" w:hAnsi="Arial"/>
@@ -23067,7 +23067,7 @@
               </w:rPr>
               <w:t xml:space="preserve"> on the open Nairobi grounds</w:t>
             </w:r>
-            <w:del w:id="9152" w:author="Claude (AI) - proposed" w:date="2026-10-15T08:04:30Z">
+            <w:del w:id="9152" w:author="Claude (AI) - proposed" w:date="2026-10-18T00:32:16Z">
               <w:r>
                 <w:rPr>
                   <w:rFonts w:ascii="Arial" w:cs="Arial" w:eastAsia="Arial" w:hAnsi="Arial"/>
@@ -23258,7 +23258,7 @@
               </w:rPr>
               <w:t xml:space="preserve">Back on campus after the Hell's Gate and Ngong trip, Wanjiru notices that she can hear Mr. Mwangi's voice from behind the classroom block even though she cannot see him. Otieno says: 'In Kisumu, I can hear the assembly from around the corner of the hall too.' Yet when a torch is shone through the same doorway, the light makes a sharp patch with a clear edge. Learners first predict what happens to waves meeting a gap and whether sound and light will behave differently. They then use the PhET Wave Interference simulation (with a ripple tank if available) to change the gap width and wavelength and observe how much the waves spread. They calculate the wavelengths of 340 Hz and 1000 Hz sounds (1.0 m and 0.34 m) and compare them with the 1.0 m doorway and with the wavelength of light (5.5 x 10^-7 m). In the Explain phase they use a claim-evidence-reasoning frame to explain why sound turns corners more than light. Learners add new questions to the Driving Question Board and revise the class model to show that sound spreads as well as reflecting. They connect diffraction back to the phenomenon: the shout does not leave as one narrow beam, and </w:t>
             </w:r>
-            <w:del w:id="9153" w:author="Claude (AI) - proposed" w:date="2026-10-15T08:04:30Z">
+            <w:del w:id="9153" w:author="Claude (AI) - proposed" w:date="2026-10-18T00:32:16Z">
               <w:r>
                 <w:rPr>
                   <w:rFonts w:ascii="Arial" w:cs="Arial" w:eastAsia="Arial" w:hAnsi="Arial"/>
@@ -23273,7 +23273,7 @@
                 <w:delText xml:space="preserve">spreading</w:delText>
               </w:r>
             </w:del>
-            <w:ins w:id="9154" w:author="Claude (AI) - proposed" w:date="2026-10-15T08:04:30Z">
+            <w:ins w:id="9154" w:author="Claude (AI) - proposed" w:date="2026-10-18T00:32:16Z">
               <w:r>
                 <w:rPr>
                   <w:rFonts w:ascii="Arial" w:cs="Arial" w:eastAsia="Arial" w:hAnsi="Arial"/>
@@ -23301,7 +23301,7 @@
               </w:rPr>
               <w:t xml:space="preserve"> over a large open area</w:t>
             </w:r>
-            <w:ins w:id="9155" w:author="Claude (AI) - proposed" w:date="2026-10-15T08:04:30Z">
+            <w:ins w:id="9155" w:author="Claude (AI) - proposed" w:date="2026-10-18T00:32:16Z">
               <w:r>
                 <w:rPr>
                   <w:rFonts w:ascii="Arial" w:cs="Arial" w:eastAsia="Arial" w:hAnsi="Arial"/>
@@ -23617,7 +23617,7 @@
             <w:pPr>
               <w:spacing w:after="20" w:before="0"/>
             </w:pPr>
-            <w:hyperlink w:history="1" r:id="rIdupmqehsz8pd_qlh4ougg6">
+            <w:hyperlink w:history="1" r:id="rIdtwxger1zj8pcxr387erqs">
               <w:r>
                 <w:rPr>
                   <w:rFonts w:ascii="Arial" w:cs="Arial" w:eastAsia="Arial" w:hAnsi="Arial"/>
@@ -23650,7 +23650,7 @@
               <w:spacing w:after="10" w:before="0"/>
               <w:ind w:left="120"/>
             </w:pPr>
-            <w:hyperlink w:history="1" r:id="rIdrbnuau_8etieyqisgfd6e">
+            <w:hyperlink w:history="1" r:id="rIdzg4e57zu-ypqmds_8abfq">
               <w:r>
                 <w:rPr>
                   <w:rFonts w:ascii="Arial" w:cs="Arial" w:eastAsia="Arial" w:hAnsi="Arial"/>
@@ -23695,7 +23695,7 @@
             <w:pPr>
               <w:spacing w:after="20" w:before="0"/>
             </w:pPr>
-            <w:hyperlink w:history="1" r:id="rIddrhrwsatzdd7_surn6wj5">
+            <w:hyperlink w:history="1" r:id="rIdbiibxvvvb1cxtqdhbqtam">
               <w:r>
                 <w:rPr>
                   <w:rFonts w:ascii="Arial" w:cs="Arial" w:eastAsia="Arial" w:hAnsi="Arial"/>
@@ -23728,7 +23728,7 @@
               <w:spacing w:after="10" w:before="0"/>
               <w:ind w:left="120"/>
             </w:pPr>
-            <w:hyperlink w:history="1" r:id="rId8gziafoku6ut9s7-boy5y">
+            <w:hyperlink w:history="1" r:id="rIdazdopa4ncemybn-efledi">
               <w:r>
                 <w:rPr>
                   <w:rFonts w:ascii="Arial" w:cs="Arial" w:eastAsia="Arial" w:hAnsi="Arial"/>
@@ -23928,7 +23928,7 @@
             <w:pPr>
               <w:spacing w:after="20" w:before="0"/>
             </w:pPr>
-            <w:hyperlink w:history="1" r:id="rId_qtv_ku68v3pkbny_vhzi">
+            <w:hyperlink w:history="1" r:id="rIdemujusaerzqhjalu0t42a">
               <w:r>
                 <w:rPr>
                   <w:rFonts w:ascii="Arial" w:cs="Arial" w:eastAsia="Arial" w:hAnsi="Arial"/>
@@ -23961,7 +23961,7 @@
               <w:spacing w:after="10" w:before="0"/>
               <w:ind w:left="120"/>
             </w:pPr>
-            <w:hyperlink w:history="1" r:id="rIdwire924gyku8dee0pzjuz">
+            <w:hyperlink w:history="1" r:id="rIdllblg86unk210re6trs4d">
               <w:r>
                 <w:rPr>
                   <w:rFonts w:ascii="Arial" w:cs="Arial" w:eastAsia="Arial" w:hAnsi="Arial"/>
@@ -24006,7 +24006,7 @@
             <w:pPr>
               <w:spacing w:after="20" w:before="0"/>
             </w:pPr>
-            <w:hyperlink w:history="1" r:id="rIdztmzba2a-xjr02ey9g0ka">
+            <w:hyperlink w:history="1" r:id="rId5eylezsoa1mlxta6fuog1">
               <w:r>
                 <w:rPr>
                   <w:rFonts w:ascii="Arial" w:cs="Arial" w:eastAsia="Arial" w:hAnsi="Arial"/>
@@ -24039,7 +24039,7 @@
               <w:spacing w:after="10" w:before="0"/>
               <w:ind w:left="120"/>
             </w:pPr>
-            <w:hyperlink w:history="1" r:id="rId_u5du9mbpehakjcy_l7jz">
+            <w:hyperlink w:history="1" r:id="rIdsoegc7vofxoyj2crhbe_5">
               <w:r>
                 <w:rPr>
                   <w:rFonts w:ascii="Arial" w:cs="Arial" w:eastAsia="Arial" w:hAnsi="Arial"/>
@@ -24239,7 +24239,7 @@
             <w:pPr>
               <w:spacing w:after="20" w:before="0"/>
             </w:pPr>
-            <w:hyperlink w:history="1" r:id="rIdwe8akk59v5rws5cb7ffbk">
+            <w:hyperlink w:history="1" r:id="rId7vbgnm0vlu7_mztrigqua">
               <w:r>
                 <w:rPr>
                   <w:rFonts w:ascii="Arial" w:cs="Arial" w:eastAsia="Arial" w:hAnsi="Arial"/>
@@ -24288,7 +24288,7 @@
               <w:spacing w:after="10" w:before="0"/>
               <w:ind w:left="120"/>
             </w:pPr>
-            <w:hyperlink w:history="1" r:id="rId3h7rpopqmcpaboh1xjfua">
+            <w:hyperlink w:history="1" r:id="rId9dvumv0opvmbi1rva1pxs">
               <w:r>
                 <w:rPr>
                   <w:rFonts w:ascii="Arial" w:cs="Arial" w:eastAsia="Arial" w:hAnsi="Arial"/>
@@ -24333,7 +24333,7 @@
             <w:pPr>
               <w:spacing w:after="20" w:before="0"/>
             </w:pPr>
-            <w:hyperlink w:history="1" r:id="rIdqcquq3240ce6oew7-yiph">
+            <w:hyperlink w:history="1" r:id="rIdwe2gau29ljbgxawb7a-gn">
               <w:r>
                 <w:rPr>
                   <w:rFonts w:ascii="Arial" w:cs="Arial" w:eastAsia="Arial" w:hAnsi="Arial"/>
@@ -24366,7 +24366,7 @@
               <w:spacing w:after="10" w:before="0"/>
               <w:ind w:left="120"/>
             </w:pPr>
-            <w:hyperlink w:history="1" r:id="rIdc4nwc_kvuwkiur1rqaqup">
+            <w:hyperlink w:history="1" r:id="rIdjwf8bmjfd1wf8zk5byzjr">
               <w:r>
                 <w:rPr>
                   <w:rFonts w:ascii="Arial" w:cs="Arial" w:eastAsia="Arial" w:hAnsi="Arial"/>
@@ -24411,7 +24411,7 @@
               </w:rPr>
               <w:t xml:space="preserve">Learners return to their predictions and compare them with the evidence. In pairs they write a claim-evidence-reasoning (CER) explanation answering: 'Why can Wanjiru hear Mr. Mwangi around the corner of the classroom but not see him?' Claim: sound diffracts much more than light. Evidence: the simulation showed strong spreading when the gap was comparable to the wavelength and almost none when the gap was much larger; the 340 Hz sound has lambda = 1.0 m, similar to the 1.0 m doorway, whereas light has lambda = 5.5 x 10^-7 m, far smaller than the gap. Reasoning: diffraction depends on the ratio of wavelength to gap size. They then apply the idea to a new situation: why a low-pitched sound (340 Hz) is heard around a corner better than a high-pitched sound (1000 Hz), and why a matatu's bass is heard from far away behind buildings. They connect to the phenomenon: at the Nairobi open grounds the shout spreads out </w:t>
             </w:r>
-            <w:ins w:id="9156" w:author="Claude (AI) - proposed" w:date="2026-10-15T08:04:30Z">
+            <w:ins w:id="9156" w:author="Claude (AI) - proposed" w:date="2026-10-18T00:32:16Z">
               <w:r>
                 <w:rPr>
                   <w:rFonts w:ascii="Arial" w:cs="Arial" w:eastAsia="Arial" w:hAnsi="Arial"/>
@@ -24439,7 +24439,7 @@
               </w:rPr>
               <w:t xml:space="preserve">as it leaves</w:t>
             </w:r>
-            <w:ins w:id="9157" w:author="Claude (AI) - proposed" w:date="2026-10-15T08:04:30Z">
+            <w:ins w:id="9157" w:author="Claude (AI) - proposed" w:date="2026-10-18T00:32:16Z">
               <w:r>
                 <w:rPr>
                   <w:rFonts w:ascii="Arial" w:cs="Arial" w:eastAsia="Arial" w:hAnsi="Arial"/>
@@ -24622,7 +24622,7 @@
             <w:pPr>
               <w:spacing w:after="20" w:before="0"/>
             </w:pPr>
-            <w:hyperlink w:history="1" r:id="rIdtkysgcdgjpoxt9eyw30t-">
+            <w:hyperlink w:history="1" r:id="rIdvqr7s2sx6pq-g_qxn5dvd">
               <w:r>
                 <w:rPr>
                   <w:rFonts w:ascii="Arial" w:cs="Arial" w:eastAsia="Arial" w:hAnsi="Arial"/>
@@ -24671,7 +24671,7 @@
               <w:spacing w:after="10" w:before="0"/>
               <w:ind w:left="120"/>
             </w:pPr>
-            <w:hyperlink w:history="1" r:id="rIdo2ekeuvkjajitht2871_n">
+            <w:hyperlink w:history="1" r:id="rIdreuixlmnyoghnlid42cv8">
               <w:r>
                 <w:rPr>
                   <w:rFonts w:ascii="Arial" w:cs="Arial" w:eastAsia="Arial" w:hAnsi="Arial"/>
@@ -24716,7 +24716,7 @@
             <w:pPr>
               <w:spacing w:after="20" w:before="0"/>
             </w:pPr>
-            <w:hyperlink w:history="1" r:id="rIdnjkcigfychjrcwnrtpkh1">
+            <w:hyperlink w:history="1" r:id="rIdrzlc5xywaoibes9uudces">
               <w:r>
                 <w:rPr>
                   <w:rFonts w:ascii="Arial" w:cs="Arial" w:eastAsia="Arial" w:hAnsi="Arial"/>
@@ -24749,7 +24749,7 @@
               <w:spacing w:after="10" w:before="0"/>
               <w:ind w:left="120"/>
             </w:pPr>
-            <w:hyperlink w:history="1" r:id="rIdl-efsxsp5qbwdmzz_5bep">
+            <w:hyperlink w:history="1" r:id="rIdxdoerferfhnnqdsif41yt">
               <w:r>
                 <w:rPr>
                   <w:rFonts w:ascii="Arial" w:cs="Arial" w:eastAsia="Arial" w:hAnsi="Arial"/>
@@ -24949,7 +24949,7 @@
             <w:pPr>
               <w:spacing w:after="20" w:before="0"/>
             </w:pPr>
-            <w:hyperlink w:history="1" r:id="rIdfup06utjlmcqkqwmgqvp8">
+            <w:hyperlink w:history="1" r:id="rIdofwdo8sjsz5s4atglmiup">
               <w:r>
                 <w:rPr>
                   <w:rFonts w:ascii="Arial" w:cs="Arial" w:eastAsia="Arial" w:hAnsi="Arial"/>
@@ -24998,7 +24998,7 @@
               <w:spacing w:after="10" w:before="0"/>
               <w:ind w:left="120"/>
             </w:pPr>
-            <w:hyperlink w:history="1" r:id="rIdq8dbchyamyvyfhs88qffl">
+            <w:hyperlink w:history="1" r:id="rIdhg7iocm-m6b9qkmubhqna">
               <w:r>
                 <w:rPr>
                   <w:rFonts w:ascii="Arial" w:cs="Arial" w:eastAsia="Arial" w:hAnsi="Arial"/>
@@ -25043,7 +25043,7 @@
             <w:pPr>
               <w:spacing w:after="20" w:before="0"/>
             </w:pPr>
-            <w:hyperlink w:history="1" r:id="rIdwnpnw3zhfqtl2hrer79x4">
+            <w:hyperlink w:history="1" r:id="rIdnbm2ln9dq9ptt1dl4_n1w">
               <w:r>
                 <w:rPr>
                   <w:rFonts w:ascii="Arial" w:cs="Arial" w:eastAsia="Arial" w:hAnsi="Arial"/>
@@ -25092,7 +25092,7 @@
               <w:spacing w:after="10" w:before="0"/>
               <w:ind w:left="120"/>
             </w:pPr>
-            <w:hyperlink w:history="1" r:id="rId7h_e3kwyglaaygcj3jxc_">
+            <w:hyperlink w:history="1" r:id="rId0znbt-bw6ooplicz5by8q">
               <w:r>
                 <w:rPr>
                   <w:rFonts w:ascii="Arial" w:cs="Arial" w:eastAsia="Arial" w:hAnsi="Arial"/>
@@ -25617,7 +25617,7 @@
         </w:rPr>
         <w:t xml:space="preserve">© 2026 SeaVuria and ARES. Aligned with KICD objectives. Developed by SeaVuria; technical implementation by ARES (with AI assistance from Claude). Licensed under </w:t>
       </w:r>
-      <w:hyperlink w:history="1" r:id="rIdngkuagoxjx02ket-xhdt9">
+      <w:hyperlink w:history="1" r:id="rIdmp5dztzvj0rpff8t-zkx_">
         <w:r>
           <w:rPr>
             <w:rFonts w:ascii="Arial" w:cs="Arial" w:eastAsia="Arial" w:hAnsi="Arial"/>
@@ -25638,7 +25638,7 @@
         </w:rPr>
         <w:t xml:space="preserve"> (</w:t>
       </w:r>
-      <w:hyperlink w:history="1" r:id="rIdfvey2ukyiqvmubt5-bxuo">
+      <w:hyperlink w:history="1" r:id="rIduflwx0ppalj6ikhnr8acg">
         <w:r>
           <w:rPr>
             <w:rFonts w:ascii="Arial" w:cs="Arial" w:eastAsia="Arial" w:hAnsi="Arial"/>
@@ -25715,7 +25715,7 @@
               </w:rPr>
               <w:t xml:space="preserve">LESSON 8 (</w:t>
             </w:r>
-            <w:del w:id="9158" w:author="Claude (AI) - proposed" w:date="2026-10-15T08:04:30Z">
+            <w:del w:id="9158" w:author="Claude (AI) - proposed" w:date="2026-10-18T00:32:16Z">
               <w:r>
                 <w:rPr>
                   <w:rFonts w:ascii="Arial" w:cs="Arial" w:eastAsia="Arial" w:hAnsi="Arial"/>
@@ -25730,7 +25730,7 @@
                 <w:delText xml:space="preserve">40</w:delText>
               </w:r>
             </w:del>
-            <w:ins w:id="9159" w:author="Claude (AI) - proposed" w:date="2026-10-15T08:04:30Z">
+            <w:ins w:id="9159" w:author="Claude (AI) - proposed" w:date="2026-10-18T00:32:16Z">
               <w:r>
                 <w:rPr>
                   <w:rFonts w:ascii="Arial" w:cs="Arial" w:eastAsia="Arial" w:hAnsi="Arial"/>
@@ -25758,7 +25758,7 @@
               </w:rPr>
               <w:t xml:space="preserve"> minutes (double </w:t>
             </w:r>
-            <w:del w:id="9160" w:author="Claude (AI) - proposed" w:date="2026-10-15T08:04:30Z">
+            <w:del w:id="9160" w:author="Claude (AI) - proposed" w:date="2026-10-18T00:32:16Z">
               <w:r>
                 <w:rPr>
                   <w:rFonts w:ascii="Arial" w:cs="Arial" w:eastAsia="Arial" w:hAnsi="Arial"/>
@@ -25773,7 +25773,7 @@
                 <w:delText xml:space="preserve">lesson of 80 minutes if the ripple tank practical is done in full</w:delText>
               </w:r>
             </w:del>
-            <w:ins w:id="9161" w:author="Claude (AI) - proposed" w:date="2026-10-15T08:04:30Z">
+            <w:ins w:id="9161" w:author="Claude (AI) - proposed" w:date="2026-10-18T00:32:16Z">
               <w:r>
                 <w:rPr>
                   <w:rFonts w:ascii="Arial" w:cs="Arial" w:eastAsia="Arial" w:hAnsi="Arial"/>
@@ -26041,7 +26041,7 @@
               </w:rPr>
               <w:t xml:space="preserve">Superposition: when two waves meet, the displacements add. Constructive interference happens when the path difference is a whole number of wavelengths (0, 1, 2 ...), giving a larger amplitude and a loud sound. Destructive interference happens when the path difference is an odd number of half wavelengths (0.5, 1.5 ...), giving a smaller amplitude and a quiet sound. For two speakers playing 340 Hz, wavelength = 340/340 = 1.0 m, so a path difference of 1.0 m gives loud and 0.5 m gives quiet. In the Kisumu hall (12 m to the far wall, delay 0.07 s) the overlapping reflections add and cancel at different places, and the sound is loud, muddy and drawn out. Interference is applied in noise-cancelling headphones.</w:t>
             </w:r>
-            <w:ins w:id="9162" w:author="Claude (AI) - proposed" w:date="2026-10-15T08:04:30Z">
+            <w:ins w:id="9162" w:author="Claude (AI) - proposed" w:date="2026-10-18T00:32:16Z">
               <w:r>
                 <w:rPr>
                   <w:rFonts w:ascii="Arial" w:cs="Arial" w:eastAsia="Arial" w:hAnsi="Arial"/>
@@ -26247,10 +26247,10 @@
               <w:spacing w:after="40" w:before="0"/>
               <w:jc w:val="left"/>
               <w:rPr>
-                <w:ins w:id="9164" w:author="Claude (AI) - proposed" w:date="2026-10-15T08:04:30Z"/>
-              </w:rPr>
-            </w:pPr>
-            <w:ins w:id="9163" w:author="Claude (AI) - proposed" w:date="2026-10-15T08:04:30Z">
+                <w:ins w:id="9164" w:author="Claude (AI) - proposed" w:date="2026-10-18T00:32:16Z"/>
+              </w:rPr>
+            </w:pPr>
+            <w:ins w:id="9163" w:author="Claude (AI) - proposed" w:date="2026-10-18T00:32:16Z">
               <w:r>
                 <w:rPr>
                   <w:rFonts w:ascii="Arial" w:cs="Arial" w:eastAsia="Arial" w:hAnsi="Arial"/>
@@ -26272,10 +26272,10 @@
               <w:spacing w:after="40" w:before="0"/>
               <w:jc w:val="left"/>
               <w:rPr>
-                <w:del w:id="9166" w:author="Claude (AI) - proposed" w:date="2026-10-15T08:04:30Z"/>
-              </w:rPr>
-            </w:pPr>
-            <w:del w:id="9165" w:author="Claude (AI) - proposed" w:date="2026-10-15T08:04:30Z">
+                <w:del w:id="9166" w:author="Claude (AI) - proposed" w:date="2026-10-18T00:32:16Z"/>
+              </w:rPr>
+            </w:pPr>
+            <w:del w:id="9165" w:author="Claude (AI) - proposed" w:date="2026-10-18T00:32:16Z">
               <w:r>
                 <w:rPr>
                   <w:rFonts w:ascii="Arial" w:cs="Arial" w:eastAsia="Arial" w:hAnsi="Arial"/>
@@ -26809,7 +26809,7 @@
             <w:pPr>
               <w:spacing w:after="20" w:before="0"/>
             </w:pPr>
-            <w:hyperlink w:history="1" r:id="rIdlt36ljoj0aiij5yvu-tvl">
+            <w:hyperlink w:history="1" r:id="rIdr-3bn3vlmzdveayjedt9o">
               <w:r>
                 <w:rPr>
                   <w:rFonts w:ascii="Arial" w:cs="Arial" w:eastAsia="Arial" w:hAnsi="Arial"/>
@@ -26842,7 +26842,7 @@
               <w:spacing w:after="10" w:before="0"/>
               <w:ind w:left="120"/>
             </w:pPr>
-            <w:hyperlink w:history="1" r:id="rIdaqxa4ui3mbptj1b4rzgsq">
+            <w:hyperlink w:history="1" r:id="rId535wixz346-6yyvcjbbji">
               <w:r>
                 <w:rPr>
                   <w:rFonts w:ascii="Arial" w:cs="Arial" w:eastAsia="Arial" w:hAnsi="Arial"/>
@@ -26887,7 +26887,7 @@
             <w:pPr>
               <w:spacing w:after="20" w:before="0"/>
             </w:pPr>
-            <w:hyperlink w:history="1" r:id="rIds-u29lfdhjq731k4mnnwd">
+            <w:hyperlink w:history="1" r:id="rIdbr4ncr0bcj2tssy0ue1lk">
               <w:r>
                 <w:rPr>
                   <w:rFonts w:ascii="Arial" w:cs="Arial" w:eastAsia="Arial" w:hAnsi="Arial"/>
@@ -26920,7 +26920,7 @@
               <w:spacing w:after="10" w:before="0"/>
               <w:ind w:left="120"/>
             </w:pPr>
-            <w:hyperlink w:history="1" r:id="rId8taflpojygqdpale_mb6f">
+            <w:hyperlink w:history="1" r:id="rIdqdllrsd1csa7rclibe8-f">
               <w:r>
                 <w:rPr>
                   <w:rFonts w:ascii="Arial" w:cs="Arial" w:eastAsia="Arial" w:hAnsi="Arial"/>
@@ -27120,7 +27120,7 @@
             <w:pPr>
               <w:spacing w:after="20" w:before="0"/>
             </w:pPr>
-            <w:hyperlink w:history="1" r:id="rIdrj95k_zv2jhb_1sabwag5">
+            <w:hyperlink w:history="1" r:id="rIdwodm15tqnhe96snhbchkp">
               <w:r>
                 <w:rPr>
                   <w:rFonts w:ascii="Arial" w:cs="Arial" w:eastAsia="Arial" w:hAnsi="Arial"/>
@@ -27153,7 +27153,7 @@
               <w:spacing w:after="10" w:before="0"/>
               <w:ind w:left="120"/>
             </w:pPr>
-            <w:hyperlink w:history="1" r:id="rIdoznpoktsdapkunjrrb_fd">
+            <w:hyperlink w:history="1" r:id="rIdnilrofg46ba8ltmamhz_g">
               <w:r>
                 <w:rPr>
                   <w:rFonts w:ascii="Arial" w:cs="Arial" w:eastAsia="Arial" w:hAnsi="Arial"/>
@@ -27198,7 +27198,7 @@
             <w:pPr>
               <w:spacing w:after="20" w:before="0"/>
             </w:pPr>
-            <w:hyperlink w:history="1" r:id="rId_ygtpuyxg7cctv_ueribf">
+            <w:hyperlink w:history="1" r:id="rId0-rxl_xodge5obh9qasb7">
               <w:r>
                 <w:rPr>
                   <w:rFonts w:ascii="Arial" w:cs="Arial" w:eastAsia="Arial" w:hAnsi="Arial"/>
@@ -27231,7 +27231,7 @@
               <w:spacing w:after="10" w:before="0"/>
               <w:ind w:left="120"/>
             </w:pPr>
-            <w:hyperlink w:history="1" r:id="rIduvzmq05ija6rawblgt0wv">
+            <w:hyperlink w:history="1" r:id="rId8owrmq-payajkyd5iq1sb">
               <w:r>
                 <w:rPr>
                   <w:rFonts w:ascii="Arial" w:cs="Arial" w:eastAsia="Arial" w:hAnsi="Arial"/>
@@ -27431,7 +27431,7 @@
             <w:pPr>
               <w:spacing w:after="20" w:before="0"/>
             </w:pPr>
-            <w:hyperlink w:history="1" r:id="rIdvqtqp9pfwwpbq5lv9xry6">
+            <w:hyperlink w:history="1" r:id="rIdm-y1bl5quaygoovz3ibs5">
               <w:r>
                 <w:rPr>
                   <w:rFonts w:ascii="Arial" w:cs="Arial" w:eastAsia="Arial" w:hAnsi="Arial"/>
@@ -27480,7 +27480,7 @@
               <w:spacing w:after="10" w:before="0"/>
               <w:ind w:left="120"/>
             </w:pPr>
-            <w:hyperlink w:history="1" r:id="rIdfxuiez7ve2mrywml0uddc">
+            <w:hyperlink w:history="1" r:id="rIdblihyjegouijpidmvb_um">
               <w:r>
                 <w:rPr>
                   <w:rFonts w:ascii="Arial" w:cs="Arial" w:eastAsia="Arial" w:hAnsi="Arial"/>
@@ -27525,7 +27525,7 @@
             <w:pPr>
               <w:spacing w:after="20" w:before="0"/>
             </w:pPr>
-            <w:hyperlink w:history="1" r:id="rId-uuhckppea0yxuqz78td5">
+            <w:hyperlink w:history="1" r:id="rId6z6v4hfjmintyiq0zxgjc">
               <w:r>
                 <w:rPr>
                   <w:rFonts w:ascii="Arial" w:cs="Arial" w:eastAsia="Arial" w:hAnsi="Arial"/>
@@ -27558,7 +27558,7 @@
               <w:spacing w:after="10" w:before="0"/>
               <w:ind w:left="120"/>
             </w:pPr>
-            <w:hyperlink w:history="1" r:id="rIdr93qpbv1yjvxwap4h3eie">
+            <w:hyperlink w:history="1" r:id="rIdqlzvxmao8akmfwebiz2-v">
               <w:r>
                 <w:rPr>
                   <w:rFonts w:ascii="Arial" w:cs="Arial" w:eastAsia="Arial" w:hAnsi="Arial"/>
@@ -27636,7 +27636,7 @@
               </w:rPr>
               <w:t xml:space="preserve">Ask: 'Looking at your table, what is the link between path difference and what we hear?' WAIT TIME 10-15 seconds, then cold-call 3 learners to complete the sentence 'Loud happens when the path difference is ...' and 'Quiet happens when ...'. Draw two sine waves on the board and add them with a different colour chalk, narrating: 'Crest plus crest gives a bigger crest; crest plus trough gives zero.' Then ask: 'Otieno says the Kisumu hall is muddy. Using interference and the 0.07 s delay, can you explain why?' Use Think-Pair-Share: 1 minute thinking, 2 minutes pairs, then cold-call 4 pairs. Press for evidence: 'Which number tells you the echo overlaps the voice?' (0.07 s is less than 0.1 s). Then show how noise-cancelling headphones work and ask: 'If the noise is 340 Hz, how far out of step must the headphone's wave be?' (half a wavelength, 0.5 m). Correct the misconception 'the sound energy disappears' by saying: 'The waves still meet; the displacements cancel at that point, and energy is redistributed to the loud places.' Assign the worked example (5.0 m and 5.5 m) and walk around to check.</w:t>
             </w:r>
-            <w:ins w:id="9167" w:author="Claude (AI) - proposed" w:date="2026-10-15T08:04:30Z">
+            <w:ins w:id="9167" w:author="Claude (AI) - proposed" w:date="2026-10-18T00:32:16Z">
               <w:r>
                 <w:rPr>
                   <w:rFonts w:ascii="Arial" w:cs="Arial" w:eastAsia="Arial" w:hAnsi="Arial"/>
@@ -27773,7 +27773,7 @@
             <w:pPr>
               <w:spacing w:after="20" w:before="0"/>
             </w:pPr>
-            <w:hyperlink w:history="1" r:id="rIdticips-7c2qwrm6q1ufu8">
+            <w:hyperlink w:history="1" r:id="rIdhoqhdlnauqxqzh1votpgc">
               <w:r>
                 <w:rPr>
                   <w:rFonts w:ascii="Arial" w:cs="Arial" w:eastAsia="Arial" w:hAnsi="Arial"/>
@@ -27822,7 +27822,7 @@
               <w:spacing w:after="10" w:before="0"/>
               <w:ind w:left="120"/>
             </w:pPr>
-            <w:hyperlink w:history="1" r:id="rIdfsi1xfmttmoe5fz_pgv4u">
+            <w:hyperlink w:history="1" r:id="rIdaxqidzdahqjykg1rmct16">
               <w:r>
                 <w:rPr>
                   <w:rFonts w:ascii="Arial" w:cs="Arial" w:eastAsia="Arial" w:hAnsi="Arial"/>
@@ -27867,7 +27867,7 @@
             <w:pPr>
               <w:spacing w:after="20" w:before="0"/>
             </w:pPr>
-            <w:hyperlink w:history="1" r:id="rIdeckyshfdk_sfcasq2be-h">
+            <w:hyperlink w:history="1" r:id="rId91gyepx_kzr6rf3aupxmp">
               <w:r>
                 <w:rPr>
                   <w:rFonts w:ascii="Arial" w:cs="Arial" w:eastAsia="Arial" w:hAnsi="Arial"/>
@@ -27900,7 +27900,7 @@
               <w:spacing w:after="10" w:before="0"/>
               <w:ind w:left="120"/>
             </w:pPr>
-            <w:hyperlink w:history="1" r:id="rId9z4b2uax8ezdopel9msbf">
+            <w:hyperlink w:history="1" r:id="rIdoby6brqaalekoiajg41go">
               <w:r>
                 <w:rPr>
                   <w:rFonts w:ascii="Arial" w:cs="Arial" w:eastAsia="Arial" w:hAnsi="Arial"/>
@@ -28100,7 +28100,7 @@
             <w:pPr>
               <w:spacing w:after="20" w:before="0"/>
             </w:pPr>
-            <w:hyperlink w:history="1" r:id="rId_qmxfjj65x0c_o3ode10j">
+            <w:hyperlink w:history="1" r:id="rIdw25ycyqwjnkkksj7p3vaj">
               <w:r>
                 <w:rPr>
                   <w:rFonts w:ascii="Arial" w:cs="Arial" w:eastAsia="Arial" w:hAnsi="Arial"/>
@@ -28149,7 +28149,7 @@
               <w:spacing w:after="10" w:before="0"/>
               <w:ind w:left="120"/>
             </w:pPr>
-            <w:hyperlink w:history="1" r:id="rIdblcnwhojytlnjoniig7pz">
+            <w:hyperlink w:history="1" r:id="rIdtqlkfbihnd2tjmsaosq2d">
               <w:r>
                 <w:rPr>
                   <w:rFonts w:ascii="Arial" w:cs="Arial" w:eastAsia="Arial" w:hAnsi="Arial"/>
@@ -28194,7 +28194,7 @@
             <w:pPr>
               <w:spacing w:after="20" w:before="0"/>
             </w:pPr>
-            <w:hyperlink w:history="1" r:id="rIdr2thuyshjsbk742tqarxl">
+            <w:hyperlink w:history="1" r:id="rId1ivkfimieb6mlaymjb1jr">
               <w:r>
                 <w:rPr>
                   <w:rFonts w:ascii="Arial" w:cs="Arial" w:eastAsia="Arial" w:hAnsi="Arial"/>
@@ -28227,7 +28227,7 @@
               <w:spacing w:after="10" w:before="0"/>
               <w:ind w:left="120"/>
             </w:pPr>
-            <w:hyperlink w:history="1" r:id="rIdvdnigt7o8kwfkhbvxf29f">
+            <w:hyperlink w:history="1" r:id="rId_b9jv98pwiopwxdw_cenr">
               <w:r>
                 <w:rPr>
                   <w:rFonts w:ascii="Arial" w:cs="Arial" w:eastAsia="Arial" w:hAnsi="Arial"/>
@@ -28752,7 +28752,7 @@
         </w:rPr>
         <w:t xml:space="preserve">© 2026 SeaVuria and ARES. Aligned with KICD objectives. Developed by SeaVuria; technical implementation by ARES (with AI assistance from Claude). Licensed under </w:t>
       </w:r>
-      <w:hyperlink w:history="1" r:id="rIdu4lnx_dq1q0r2ldlghmzn">
+      <w:hyperlink w:history="1" r:id="rIdokphik_drafnss51lgbqq">
         <w:r>
           <w:rPr>
             <w:rFonts w:ascii="Arial" w:cs="Arial" w:eastAsia="Arial" w:hAnsi="Arial"/>
@@ -28773,7 +28773,7 @@
         </w:rPr>
         <w:t xml:space="preserve"> (</w:t>
       </w:r>
-      <w:hyperlink w:history="1" r:id="rId6g5x9i1r-cx686bbbtmby">
+      <w:hyperlink w:history="1" r:id="rIdz9zhiakpavxfznqgjvfip">
         <w:r>
           <w:rPr>
             <w:rFonts w:ascii="Arial" w:cs="Arial" w:eastAsia="Arial" w:hAnsi="Arial"/>
@@ -28850,7 +28850,7 @@
               </w:rPr>
               <w:t xml:space="preserve">LESSON 9 (</w:t>
             </w:r>
-            <w:del w:id="9168" w:author="Claude (AI) - proposed" w:date="2026-10-15T08:04:30Z">
+            <w:del w:id="9168" w:author="Claude (AI) - proposed" w:date="2026-10-18T00:32:16Z">
               <w:r>
                 <w:rPr>
                   <w:rFonts w:ascii="Arial" w:cs="Arial" w:eastAsia="Arial" w:hAnsi="Arial"/>
@@ -28865,7 +28865,7 @@
                 <w:delText xml:space="preserve">40</w:delText>
               </w:r>
             </w:del>
-            <w:ins w:id="9169" w:author="Claude (AI) - proposed" w:date="2026-10-15T08:04:30Z">
+            <w:ins w:id="9169" w:author="Claude (AI) - proposed" w:date="2026-10-18T00:32:16Z">
               <w:r>
                 <w:rPr>
                   <w:rFonts w:ascii="Arial" w:cs="Arial" w:eastAsia="Arial" w:hAnsi="Arial"/>
@@ -28893,7 +28893,7 @@
               </w:rPr>
               <w:t xml:space="preserve"> minutes (double </w:t>
             </w:r>
-            <w:del w:id="9170" w:author="Claude (AI) - proposed" w:date="2026-10-15T08:04:30Z">
+            <w:del w:id="9170" w:author="Claude (AI) - proposed" w:date="2026-10-18T00:32:16Z">
               <w:r>
                 <w:rPr>
                   <w:rFonts w:ascii="Arial" w:cs="Arial" w:eastAsia="Arial" w:hAnsi="Arial"/>
@@ -28908,7 +28908,7 @@
                 <w:delText xml:space="preserve">lesson of 80 minutes recommended if the string or air-column experiment is done by every group</w:delText>
               </w:r>
             </w:del>
-            <w:ins w:id="9171" w:author="Claude (AI) - proposed" w:date="2026-10-15T08:04:30Z">
+            <w:ins w:id="9171" w:author="Claude (AI) - proposed" w:date="2026-10-18T00:32:16Z">
               <w:r>
                 <w:rPr>
                   <w:rFonts w:ascii="Arial" w:cs="Arial" w:eastAsia="Arial" w:hAnsi="Arial"/>
@@ -29367,7 +29367,7 @@
               <w:spacing w:after="40" w:before="0"/>
               <w:jc w:val="left"/>
             </w:pPr>
-            <w:del w:id="9172" w:author="Claude (AI) - proposed" w:date="2026-10-15T08:04:30Z">
+            <w:del w:id="9172" w:author="Claude (AI) - proposed" w:date="2026-10-18T00:32:16Z">
               <w:r>
                 <w:rPr>
                   <w:rFonts w:ascii="Arial" w:cs="Arial" w:eastAsia="Arial" w:hAnsi="Arial"/>
@@ -29382,7 +29382,7 @@
                 <w:delText xml:space="preserve">How do waves behave when they meet obstacles or change medium? How are the properties of waves applied in day-to-day life</w:delText>
               </w:r>
             </w:del>
-            <w:ins w:id="9173" w:author="Claude (AI) - proposed" w:date="2026-10-15T08:04:30Z">
+            <w:ins w:id="9173" w:author="Claude (AI) - proposed" w:date="2026-10-18T00:32:16Z">
               <w:r>
                 <w:rPr>
                   <w:rFonts w:ascii="Arial" w:cs="Arial" w:eastAsia="Arial" w:hAnsi="Arial"/>
@@ -29929,7 +29929,7 @@
             <w:pPr>
               <w:spacing w:after="20" w:before="0"/>
             </w:pPr>
-            <w:hyperlink w:history="1" r:id="rIdy9bft0b5icz0xif36qzc4">
+            <w:hyperlink w:history="1" r:id="rIdhbmh14ufq99byvlycx4gj">
               <w:r>
                 <w:rPr>
                   <w:rFonts w:ascii="Arial" w:cs="Arial" w:eastAsia="Arial" w:hAnsi="Arial"/>
@@ -29962,7 +29962,7 @@
               <w:spacing w:after="10" w:before="0"/>
               <w:ind w:left="120"/>
             </w:pPr>
-            <w:hyperlink w:history="1" r:id="rId6hihk7k0guv1vein4j7ow">
+            <w:hyperlink w:history="1" r:id="rIdbd2scjh-s-t8ja4mzzsuy">
               <w:r>
                 <w:rPr>
                   <w:rFonts w:ascii="Arial" w:cs="Arial" w:eastAsia="Arial" w:hAnsi="Arial"/>
@@ -30024,7 +30024,7 @@
               <w:spacing w:after="10" w:before="0"/>
               <w:ind w:left="120"/>
             </w:pPr>
-            <w:hyperlink w:history="1" r:id="rIdtkbh5m5bzmugzrgooenk4">
+            <w:hyperlink w:history="1" r:id="rId_y4v1_pkuimncmt2l8gt9">
               <w:r>
                 <w:rPr>
                   <w:rFonts w:ascii="Arial" w:cs="Arial" w:eastAsia="Arial" w:hAnsi="Arial"/>
@@ -30239,7 +30239,7 @@
             <w:pPr>
               <w:spacing w:after="20" w:before="0"/>
             </w:pPr>
-            <w:hyperlink w:history="1" r:id="rIdll6m-2ebwok1kkec9vwzh">
+            <w:hyperlink w:history="1" r:id="rIdjgoolcctmptjlrtl3f69f">
               <w:r>
                 <w:rPr>
                   <w:rFonts w:ascii="Arial" w:cs="Arial" w:eastAsia="Arial" w:hAnsi="Arial"/>
@@ -30272,7 +30272,7 @@
               <w:spacing w:after="10" w:before="0"/>
               <w:ind w:left="120"/>
             </w:pPr>
-            <w:hyperlink w:history="1" r:id="rIdk-8bcs1sw-jrp-q9rdlzv">
+            <w:hyperlink w:history="1" r:id="rIdjegxcyxywzukk3xq-a4rk">
               <w:r>
                 <w:rPr>
                   <w:rFonts w:ascii="Arial" w:cs="Arial" w:eastAsia="Arial" w:hAnsi="Arial"/>
@@ -30334,7 +30334,7 @@
               <w:spacing w:after="10" w:before="0"/>
               <w:ind w:left="120"/>
             </w:pPr>
-            <w:hyperlink w:history="1" r:id="rIdvvmjvpzc8qgzrvkzc5pfd">
+            <w:hyperlink w:history="1" r:id="rIddouv1r0yoh6eawujyq5o-">
               <w:r>
                 <w:rPr>
                   <w:rFonts w:ascii="Arial" w:cs="Arial" w:eastAsia="Arial" w:hAnsi="Arial"/>
@@ -30394,7 +30394,7 @@
               </w:rPr>
               <w:t xml:space="preserve">(</w:t>
             </w:r>
-            <w:del w:id="9174" w:author="Claude (AI) - proposed" w:date="2026-10-15T08:04:30Z">
+            <w:del w:id="9174" w:author="Claude (AI) - proposed" w:date="2026-10-18T00:32:16Z">
               <w:r>
                 <w:rPr>
                   <w:rFonts w:ascii="Arial" w:cs="Arial" w:eastAsia="Arial" w:hAnsi="Arial"/>
@@ -30409,7 +30409,7 @@
                 <w:delText xml:space="preserve">Part of 20</w:delText>
               </w:r>
             </w:del>
-            <w:ins w:id="9175" w:author="Claude (AI) - proposed" w:date="2026-10-15T08:04:30Z">
+            <w:ins w:id="9175" w:author="Claude (AI) - proposed" w:date="2026-10-18T00:32:16Z">
               <w:r>
                 <w:rPr>
                   <w:rFonts w:ascii="Arial" w:cs="Arial" w:eastAsia="Arial" w:hAnsi="Arial"/>
@@ -30437,7 +30437,7 @@
               </w:rPr>
               <w:t xml:space="preserve"> minutes in total for observing) Station A (PhET: Standing Waves on a String, or a phone/projector demonstration if computers are scarce): groups of 3-4 run the simulation, set the string to fixed ends, change the frequency slowly, and watch for the frequencies at which a clear stable pattern forms. They record in a table: number of loops, number of nodes (including ends), number of antinodes, and relative frequency (f, 2f, 3f). They observe that between those frequencies the pattern is messy and small. Station B (hands-on): either (i) a 3-4 m rope or elastic cord fixed at one end and shaken by hand at the other, or a 0.60 m taut string or wire on a sonometer/nyatiti; or (ii) an air column: a tube or measuring cylinder with water, a tuning fork (for example 500 Hz or 512 Hz) and the water level adjusted until the sound suddenly becomes loud (resonance). </w:t>
             </w:r>
-            <w:ins w:id="9176" w:author="Claude (AI) - proposed" w:date="2026-10-15T08:04:30Z">
+            <w:ins w:id="9176" w:author="Claude (AI) - proposed" w:date="2026-10-18T00:32:16Z">
               <w:r>
                 <w:rPr>
                   <w:rFonts w:ascii="Arial" w:cs="Arial" w:eastAsia="Arial" w:hAnsi="Arial"/>
@@ -30564,7 +30564,7 @@
               </w:rPr>
               <w:t xml:space="preserve">Observable indicators: (a) each group's table correctly shows 2 nodes and 1 antinode for the fundamental and 3 nodes and 2 antinodes for the second harmonic; (b) learners correctly label a node and an antinode on their sketch; (c) learners state that a shorter string or tube gives a higher pitch, based on their measurement; (d) groups find the </w:t>
             </w:r>
-            <w:ins w:id="9177" w:author="Claude (AI) - proposed" w:date="2026-10-15T08:04:30Z">
+            <w:ins w:id="9177" w:author="Claude (AI) - proposed" w:date="2026-10-18T00:32:16Z">
               <w:r>
                 <w:rPr>
                   <w:rFonts w:ascii="Arial" w:cs="Arial" w:eastAsia="Arial" w:hAnsi="Arial"/>
@@ -30592,7 +30592,7 @@
               </w:rPr>
               <w:t xml:space="preserve">resonance point in the air column (loud sound) and measure L within about </w:t>
             </w:r>
-            <w:del w:id="9178" w:author="Claude (AI) - proposed" w:date="2026-10-15T08:04:30Z">
+            <w:del w:id="9178" w:author="Claude (AI) - proposed" w:date="2026-10-18T00:32:16Z">
               <w:r>
                 <w:rPr>
                   <w:rFonts w:ascii="Arial" w:cs="Arial" w:eastAsia="Arial" w:hAnsi="Arial"/>
@@ -30607,7 +30607,7 @@
                 <w:delText xml:space="preserve">1 cm of the expected value</w:delText>
               </w:r>
             </w:del>
-            <w:ins w:id="9179" w:author="Claude (AI) - proposed" w:date="2026-10-15T08:04:30Z">
+            <w:ins w:id="9179" w:author="Claude (AI) - proposed" w:date="2026-10-18T00:32:16Z">
               <w:r>
                 <w:rPr>
                   <w:rFonts w:ascii="Arial" w:cs="Arial" w:eastAsia="Arial" w:hAnsi="Arial"/>
@@ -30691,7 +30691,7 @@
             <w:pPr>
               <w:spacing w:after="20" w:before="0"/>
             </w:pPr>
-            <w:hyperlink w:history="1" r:id="rIdzerpxoot5wqirqwgfvguf">
+            <w:hyperlink w:history="1" r:id="rIdmyn8djs6lznypedqixbci">
               <w:r>
                 <w:rPr>
                   <w:rFonts w:ascii="Arial" w:cs="Arial" w:eastAsia="Arial" w:hAnsi="Arial"/>
@@ -30740,7 +30740,7 @@
               <w:spacing w:after="10" w:before="0"/>
               <w:ind w:left="120"/>
             </w:pPr>
-            <w:hyperlink w:history="1" r:id="rId2kvb6fkxj46rwh1y0jawp">
+            <w:hyperlink w:history="1" r:id="rIdd4n1h1bknqbjlecwii4yw">
               <w:r>
                 <w:rPr>
                   <w:rFonts w:ascii="Arial" w:cs="Arial" w:eastAsia="Arial" w:hAnsi="Arial"/>
@@ -30802,7 +30802,7 @@
               <w:spacing w:after="10" w:before="0"/>
               <w:ind w:left="120"/>
             </w:pPr>
-            <w:hyperlink w:history="1" r:id="rIdxvsbrqk0yqkyuojqi2gxq">
+            <w:hyperlink w:history="1" r:id="rIddzswn-ctuooxvkzpezgon">
               <w:r>
                 <w:rPr>
                   <w:rFonts w:ascii="Arial" w:cs="Arial" w:eastAsia="Arial" w:hAnsi="Arial"/>
@@ -30895,7 +30895,7 @@
               </w:rPr>
               <w:t xml:space="preserve">Say: 'Let's build the explanation together. First, what two waves are on the string at the same time?' WAIT TIME: 10-15 seconds before calling on anyone. Cold-call 3 learners to name the incident wave and the reflected wave, then 2 learners to describe what happens at a node and at an antinode using the words 'cancel' and 'add'. Ask: 'Why can the string not vibrate at just any frequency and still hold a steady pattern?' Draw the fundamental and second harmonic on the board with L marked, and ask learners to say aloud how many half-wavelengths fit in L each time. Model the calculation for the nyatiti on the board: 'wavelength = 2L = 1.20 m, then f = v divided by wavelength = 120 divided by 1.20 = 100 Hz.' Then ask groups to calculate the second harmonic and the flute, with the flute done on mini-whiteboards and shown on the count of three. Cold-call 4 groups for their answers (200 Hz and 500 Hz) and ask them to show the units. Ask: 'If Nyatiti player presses the string halfway along, L becomes 0.30 m. Before calculating, will the pitch go up or down? Then calculate: wavelength 0.60 m and f = 200 Hz.' Address the misconception that nodes are places where there is no wave at all: 'The wave is still there, but the two waves cancel at that point.' Stress that this lesson builds on reflection and interference and does not re-teach them. Connect to the phenomenon: 'In Kisumu hall, hard walls reflect sound back and forth. Why might some notes sound extra loud there?' Accept answers about resonance of the hall.</w:t>
             </w:r>
-            <w:ins w:id="9180" w:author="Claude (AI) - proposed" w:date="2026-10-15T08:04:30Z">
+            <w:ins w:id="9180" w:author="Claude (AI) - proposed" w:date="2026-10-18T00:32:16Z">
               <w:r>
                 <w:rPr>
                   <w:rFonts w:ascii="Arial" w:cs="Arial" w:eastAsia="Arial" w:hAnsi="Arial"/>
@@ -31032,7 +31032,7 @@
             <w:pPr>
               <w:spacing w:after="20" w:before="0"/>
             </w:pPr>
-            <w:hyperlink w:history="1" r:id="rId7amlfgkgnqhwther2ui8j">
+            <w:hyperlink w:history="1" r:id="rIdfkqtki1l-wuc_jdkbkbdy">
               <w:r>
                 <w:rPr>
                   <w:rFonts w:ascii="Arial" w:cs="Arial" w:eastAsia="Arial" w:hAnsi="Arial"/>
@@ -31081,7 +31081,7 @@
               <w:spacing w:after="10" w:before="0"/>
               <w:ind w:left="120"/>
             </w:pPr>
-            <w:hyperlink w:history="1" r:id="rIdlfy1j3js64vyrqhckh478">
+            <w:hyperlink w:history="1" r:id="rIdk6rxns1wger8w177zgmuv">
               <w:r>
                 <w:rPr>
                   <w:rFonts w:ascii="Arial" w:cs="Arial" w:eastAsia="Arial" w:hAnsi="Arial"/>
@@ -31143,7 +31143,7 @@
               <w:spacing w:after="10" w:before="0"/>
               <w:ind w:left="120"/>
             </w:pPr>
-            <w:hyperlink w:history="1" r:id="rIdmie6fnxodzkx3auyipn8y">
+            <w:hyperlink w:history="1" r:id="rIdqw8g2r55x1tm6vmbx7opv">
               <w:r>
                 <w:rPr>
                   <w:rFonts w:ascii="Arial" w:cs="Arial" w:eastAsia="Arial" w:hAnsi="Arial"/>
@@ -31203,7 +31203,7 @@
               </w:rPr>
               <w:t xml:space="preserve">(</w:t>
             </w:r>
-            <w:del w:id="9181" w:author="Claude (AI) - proposed" w:date="2026-10-15T08:04:30Z">
+            <w:del w:id="9181" w:author="Claude (AI) - proposed" w:date="2026-10-18T00:32:16Z">
               <w:r>
                 <w:rPr>
                   <w:rFonts w:ascii="Arial" w:cs="Arial" w:eastAsia="Arial" w:hAnsi="Arial"/>
@@ -31218,7 +31218,7 @@
                 <w:delText xml:space="preserve">5</w:delText>
               </w:r>
             </w:del>
-            <w:ins w:id="9182" w:author="Claude (AI) - proposed" w:date="2026-10-15T08:04:30Z">
+            <w:ins w:id="9182" w:author="Claude (AI) - proposed" w:date="2026-10-18T00:32:16Z">
               <w:r>
                 <w:rPr>
                   <w:rFonts w:ascii="Arial" w:cs="Arial" w:eastAsia="Arial" w:hAnsi="Arial"/>
@@ -31401,7 +31401,7 @@
             <w:pPr>
               <w:spacing w:after="20" w:before="0"/>
             </w:pPr>
-            <w:hyperlink w:history="1" r:id="rIdccyzf9m2wqcims7r7mpru">
+            <w:hyperlink w:history="1" r:id="rIdibrxcqhefigm_uevmt_nl">
               <w:r>
                 <w:rPr>
                   <w:rFonts w:ascii="Arial" w:cs="Arial" w:eastAsia="Arial" w:hAnsi="Arial"/>
@@ -31450,7 +31450,7 @@
               <w:spacing w:after="10" w:before="0"/>
               <w:ind w:left="120"/>
             </w:pPr>
-            <w:hyperlink w:history="1" r:id="rIddhdkbj0ijhio_6jvxolap">
+            <w:hyperlink w:history="1" r:id="rIdjbeacdrkhlkdujh8airnc">
               <w:r>
                 <w:rPr>
                   <w:rFonts w:ascii="Arial" w:cs="Arial" w:eastAsia="Arial" w:hAnsi="Arial"/>
@@ -31512,7 +31512,7 @@
               <w:spacing w:after="10" w:before="0"/>
               <w:ind w:left="120"/>
             </w:pPr>
-            <w:hyperlink w:history="1" r:id="rIdse0zuge0vw9g9dvzbu3a-">
+            <w:hyperlink w:history="1" r:id="rIdht6enayf7jifrxz3ai69r">
               <w:r>
                 <w:rPr>
                   <w:rFonts w:ascii="Arial" w:cs="Arial" w:eastAsia="Arial" w:hAnsi="Arial"/>
@@ -31572,7 +31572,7 @@
               </w:rPr>
               <w:t xml:space="preserve">(</w:t>
             </w:r>
-            <w:del w:id="9183" w:author="Claude (AI) - proposed" w:date="2026-10-15T08:04:30Z">
+            <w:del w:id="9183" w:author="Claude (AI) - proposed" w:date="2026-10-18T00:32:16Z">
               <w:r>
                 <w:rPr>
                   <w:rFonts w:ascii="Arial" w:cs="Arial" w:eastAsia="Arial" w:hAnsi="Arial"/>
@@ -31587,7 +31587,7 @@
                 <w:delText xml:space="preserve">7</w:delText>
               </w:r>
             </w:del>
-            <w:ins w:id="9184" w:author="Claude (AI) - proposed" w:date="2026-10-15T08:04:30Z">
+            <w:ins w:id="9184" w:author="Claude (AI) - proposed" w:date="2026-10-18T00:32:16Z">
               <w:r>
                 <w:rPr>
                   <w:rFonts w:ascii="Arial" w:cs="Arial" w:eastAsia="Arial" w:hAnsi="Arial"/>
@@ -32095,7 +32095,7 @@
         </w:rPr>
         <w:t xml:space="preserve">© 2026 SeaVuria and ARES. Aligned with KICD objectives. Developed by SeaVuria; technical implementation by ARES (with AI assistance from Claude). Licensed under </w:t>
       </w:r>
-      <w:hyperlink w:history="1" r:id="rIdwfdooecwopr_pubesup00">
+      <w:hyperlink w:history="1" r:id="rIdtxlaowjd0crnzjzjnedwk">
         <w:r>
           <w:rPr>
             <w:rFonts w:ascii="Arial" w:cs="Arial" w:eastAsia="Arial" w:hAnsi="Arial"/>
@@ -32116,7 +32116,7 @@
         </w:rPr>
         <w:t xml:space="preserve"> (</w:t>
       </w:r>
-      <w:hyperlink w:history="1" r:id="rIdeprfbyfhonfvggd_jbd6b">
+      <w:hyperlink w:history="1" r:id="rIdyhni6bylaamazzbwut0yh">
         <w:r>
           <w:rPr>
             <w:rFonts w:ascii="Arial" w:cs="Arial" w:eastAsia="Arial" w:hAnsi="Arial"/>
@@ -32193,7 +32193,7 @@
               </w:rPr>
               <w:t xml:space="preserve">LESSON 10 (40 minutes</w:t>
             </w:r>
-            <w:ins w:id="9185" w:author="Claude (AI) - proposed" w:date="2026-10-15T08:04:30Z">
+            <w:ins w:id="9185" w:author="Claude (AI) - proposed" w:date="2026-10-18T00:32:16Z">
               <w:r>
                 <w:rPr>
                   <w:rFonts w:ascii="Arial" w:cs="Arial" w:eastAsia="Arial" w:hAnsi="Arial"/>
@@ -32461,7 +32461,7 @@
               </w:rPr>
               <w:t xml:space="preserve">By the end of the lesson the learner should be able to: a) state that relative motion of source and observer changes the observed frequency (higher when approaching, lower when receding); b) use v = f x wavelength to explain that waves bunch up ahead of a moving source and stretch out behind it; c) interpret the ambulance data: 700 Hz emitted, 744 Hz approaching, 661 Hz receding at 20 m/s; d) describe uses of the Doppler effect in radar and astronomy.</w:t>
             </w:r>
-            <w:ins w:id="9186" w:author="Claude (AI) - proposed" w:date="2026-10-15T08:04:30Z">
+            <w:ins w:id="9186" w:author="Claude (AI) - proposed" w:date="2026-10-18T00:32:16Z">
               <w:r>
                 <w:rPr>
                   <w:rFonts w:ascii="Arial" w:cs="Arial" w:eastAsia="Arial" w:hAnsi="Arial"/>
@@ -32667,10 +32667,10 @@
               <w:spacing w:after="40" w:before="0"/>
               <w:jc w:val="left"/>
               <w:rPr>
-                <w:ins w:id="9188" w:author="Claude (AI) - proposed" w:date="2026-10-15T08:04:30Z"/>
-              </w:rPr>
-            </w:pPr>
-            <w:ins w:id="9187" w:author="Claude (AI) - proposed" w:date="2026-10-15T08:04:30Z">
+                <w:ins w:id="9188" w:author="Claude (AI) - proposed" w:date="2026-10-18T00:32:16Z"/>
+              </w:rPr>
+            </w:pPr>
+            <w:ins w:id="9187" w:author="Claude (AI) - proposed" w:date="2026-10-18T00:32:16Z">
               <w:r>
                 <w:rPr>
                   <w:rFonts w:ascii="Arial" w:cs="Arial" w:eastAsia="Arial" w:hAnsi="Arial"/>
@@ -32692,10 +32692,10 @@
               <w:spacing w:after="40" w:before="0"/>
               <w:jc w:val="left"/>
               <w:rPr>
-                <w:del w:id="9190" w:author="Claude (AI) - proposed" w:date="2026-10-15T08:04:30Z"/>
-              </w:rPr>
-            </w:pPr>
-            <w:del w:id="9189" w:author="Claude (AI) - proposed" w:date="2026-10-15T08:04:30Z">
+                <w:del w:id="9190" w:author="Claude (AI) - proposed" w:date="2026-10-18T00:32:16Z"/>
+              </w:rPr>
+            </w:pPr>
+            <w:del w:id="9189" w:author="Claude (AI) - proposed" w:date="2026-10-18T00:32:16Z">
               <w:r>
                 <w:rPr>
                   <w:rFonts w:ascii="Arial" w:cs="Arial" w:eastAsia="Arial" w:hAnsi="Arial"/>
@@ -33229,7 +33229,7 @@
             <w:pPr>
               <w:spacing w:after="20" w:before="0"/>
             </w:pPr>
-            <w:hyperlink w:history="1" r:id="rIdxqvwbgmhhaopwzlfo3uss">
+            <w:hyperlink w:history="1" r:id="rIdt3tte6e3mxwtucwbnnkav">
               <w:r>
                 <w:rPr>
                   <w:rFonts w:ascii="Arial" w:cs="Arial" w:eastAsia="Arial" w:hAnsi="Arial"/>
@@ -33262,7 +33262,7 @@
               <w:spacing w:after="10" w:before="0"/>
               <w:ind w:left="120"/>
             </w:pPr>
-            <w:hyperlink w:history="1" r:id="rIdj92dxnokxpoqu09lpqumb">
+            <w:hyperlink w:history="1" r:id="rIdj6diodgjuksn6vrncmwnf">
               <w:r>
                 <w:rPr>
                   <w:rFonts w:ascii="Arial" w:cs="Arial" w:eastAsia="Arial" w:hAnsi="Arial"/>
@@ -33307,7 +33307,7 @@
             <w:pPr>
               <w:spacing w:after="20" w:before="0"/>
             </w:pPr>
-            <w:hyperlink w:history="1" r:id="rIdh6sjmkcz_qnrkbexyn5b-">
+            <w:hyperlink w:history="1" r:id="rId-qvnhi1xpms6jdudyxkqv">
               <w:r>
                 <w:rPr>
                   <w:rFonts w:ascii="Arial" w:cs="Arial" w:eastAsia="Arial" w:hAnsi="Arial"/>
@@ -33340,7 +33340,7 @@
               <w:spacing w:after="10" w:before="0"/>
               <w:ind w:left="120"/>
             </w:pPr>
-            <w:hyperlink w:history="1" r:id="rIdxdafvt_hq_5hj4ybm7hky">
+            <w:hyperlink w:history="1" r:id="rId1kyp4ovxs2dktdltowtff">
               <w:r>
                 <w:rPr>
                   <w:rFonts w:ascii="Arial" w:cs="Arial" w:eastAsia="Arial" w:hAnsi="Arial"/>
@@ -33540,7 +33540,7 @@
             <w:pPr>
               <w:spacing w:after="20" w:before="0"/>
             </w:pPr>
-            <w:hyperlink w:history="1" r:id="rIddqbqpao900kws2cq17rbd">
+            <w:hyperlink w:history="1" r:id="rIdl5augpv8yqoriit87niha">
               <w:r>
                 <w:rPr>
                   <w:rFonts w:ascii="Arial" w:cs="Arial" w:eastAsia="Arial" w:hAnsi="Arial"/>
@@ -33573,7 +33573,7 @@
               <w:spacing w:after="10" w:before="0"/>
               <w:ind w:left="120"/>
             </w:pPr>
-            <w:hyperlink w:history="1" r:id="rIdc_ulrxghgumulrrufexpu">
+            <w:hyperlink w:history="1" r:id="rIdkvy2dsob_rpgmjtdwaslu">
               <w:r>
                 <w:rPr>
                   <w:rFonts w:ascii="Arial" w:cs="Arial" w:eastAsia="Arial" w:hAnsi="Arial"/>
@@ -33618,7 +33618,7 @@
             <w:pPr>
               <w:spacing w:after="20" w:before="0"/>
             </w:pPr>
-            <w:hyperlink w:history="1" r:id="rIdi9kayti5f85u_dccdqiye">
+            <w:hyperlink w:history="1" r:id="rId-hdgyj6nzu7hw64o8zhu5">
               <w:r>
                 <w:rPr>
                   <w:rFonts w:ascii="Arial" w:cs="Arial" w:eastAsia="Arial" w:hAnsi="Arial"/>
@@ -33651,7 +33651,7 @@
               <w:spacing w:after="10" w:before="0"/>
               <w:ind w:left="120"/>
             </w:pPr>
-            <w:hyperlink w:history="1" r:id="rIddfsdiuap37srxbnutvc3l">
+            <w:hyperlink w:history="1" r:id="rIdy9v1egddnsf6_migrvc3w">
               <w:r>
                 <w:rPr>
                   <w:rFonts w:ascii="Arial" w:cs="Arial" w:eastAsia="Arial" w:hAnsi="Arial"/>
@@ -33851,7 +33851,7 @@
             <w:pPr>
               <w:spacing w:after="20" w:before="0"/>
             </w:pPr>
-            <w:hyperlink w:history="1" r:id="rIdr2gb3ee7vcoa_vmwbu5bg">
+            <w:hyperlink w:history="1" r:id="rIdqisqjfgdh5a5zxdrx17pc">
               <w:r>
                 <w:rPr>
                   <w:rFonts w:ascii="Arial" w:cs="Arial" w:eastAsia="Arial" w:hAnsi="Arial"/>
@@ -33884,7 +33884,7 @@
               <w:spacing w:after="10" w:before="0"/>
               <w:ind w:left="120"/>
             </w:pPr>
-            <w:hyperlink w:history="1" r:id="rIdqaa69ysbyrw_y9yjutsn3">
+            <w:hyperlink w:history="1" r:id="rIdll6rhmmd_skcebo6xvwde">
               <w:r>
                 <w:rPr>
                   <w:rFonts w:ascii="Arial" w:cs="Arial" w:eastAsia="Arial" w:hAnsi="Arial"/>
@@ -33929,7 +33929,7 @@
             <w:pPr>
               <w:spacing w:after="20" w:before="0"/>
             </w:pPr>
-            <w:hyperlink w:history="1" r:id="rIdwe5eykbwhqod0t2rzrdoe">
+            <w:hyperlink w:history="1" r:id="rIdrcieqkrse3ceckzkgalnq">
               <w:r>
                 <w:rPr>
                   <w:rFonts w:ascii="Arial" w:cs="Arial" w:eastAsia="Arial" w:hAnsi="Arial"/>
@@ -33962,7 +33962,7 @@
               <w:spacing w:after="10" w:before="0"/>
               <w:ind w:left="120"/>
             </w:pPr>
-            <w:hyperlink w:history="1" r:id="rId8ttjjfsytkppizsl3f0b_">
+            <w:hyperlink w:history="1" r:id="rIdx1ojnzaiswjafv06vo8by">
               <w:r>
                 <w:rPr>
                   <w:rFonts w:ascii="Arial" w:cs="Arial" w:eastAsia="Arial" w:hAnsi="Arial"/>
@@ -34007,7 +34007,7 @@
               </w:rPr>
               <w:t xml:space="preserve">Learners build the explanation in two steps. First, a </w:t>
             </w:r>
-            <w:del w:id="9191" w:author="Claude (AI) - proposed" w:date="2026-10-15T08:04:30Z">
+            <w:del w:id="9191" w:author="Claude (AI) - proposed" w:date="2026-10-18T00:32:16Z">
               <w:r>
                 <w:rPr>
                   <w:rFonts w:ascii="Arial" w:cs="Arial" w:eastAsia="Arial" w:hAnsi="Arial"/>
@@ -34022,7 +34022,7 @@
                 <w:delText xml:space="preserve">human-model walk-through</w:delText>
               </w:r>
             </w:del>
-            <w:ins w:id="9192" w:author="Claude (AI) - proposed" w:date="2026-10-15T08:04:30Z">
+            <w:ins w:id="9192" w:author="Claude (AI) - proposed" w:date="2026-10-18T00:32:16Z">
               <w:r>
                 <w:rPr>
                   <w:rFonts w:ascii="Arial" w:cs="Arial" w:eastAsia="Arial" w:hAnsi="Arial"/>
@@ -34050,7 +34050,7 @@
               </w:rPr>
               <w:t xml:space="preserve"> in an open space</w:t>
             </w:r>
-            <w:del w:id="9193" w:author="Claude (AI) - proposed" w:date="2026-10-15T08:04:30Z">
+            <w:del w:id="9193" w:author="Claude (AI) - proposed" w:date="2026-10-18T00:32:16Z">
               <w:r>
                 <w:rPr>
                   <w:rFonts w:ascii="Arial" w:cs="Arial" w:eastAsia="Arial" w:hAnsi="Arial"/>
@@ -34065,7 +34065,7 @@
                 <w:delText xml:space="preserve">: one</w:delText>
               </w:r>
             </w:del>
-            <w:ins w:id="9194" w:author="Claude (AI) - proposed" w:date="2026-10-15T08:04:30Z">
+            <w:ins w:id="9194" w:author="Claude (AI) - proposed" w:date="2026-10-18T00:32:16Z">
               <w:r>
                 <w:rPr>
                   <w:rFonts w:ascii="Arial" w:cs="Arial" w:eastAsia="Arial" w:hAnsi="Arial"/>
@@ -34093,7 +34093,7 @@
               </w:rPr>
               <w:t xml:space="preserve"> learner (Amina) acts as the siren and walks steadily </w:t>
             </w:r>
-            <w:del w:id="9195" w:author="Claude (AI) - proposed" w:date="2026-10-15T08:04:30Z">
+            <w:del w:id="9195" w:author="Claude (AI) - proposed" w:date="2026-10-18T00:32:16Z">
               <w:r>
                 <w:rPr>
                   <w:rFonts w:ascii="Arial" w:cs="Arial" w:eastAsia="Arial" w:hAnsi="Arial"/>
@@ -34108,7 +34108,7 @@
                 <w:delText xml:space="preserve">while clapping</w:delText>
               </w:r>
             </w:del>
-            <w:ins w:id="9196" w:author="Claude (AI) - proposed" w:date="2026-10-15T08:04:30Z">
+            <w:ins w:id="9196" w:author="Claude (AI) - proposed" w:date="2026-10-18T00:32:16Z">
               <w:r>
                 <w:rPr>
                   <w:rFonts w:ascii="Arial" w:cs="Arial" w:eastAsia="Arial" w:hAnsi="Arial"/>
@@ -34136,7 +34136,7 @@
               </w:rPr>
               <w:t xml:space="preserve"> once per second</w:t>
             </w:r>
-            <w:del w:id="9197" w:author="Claude (AI) - proposed" w:date="2026-10-15T08:04:30Z">
+            <w:del w:id="9197" w:author="Claude (AI) - proposed" w:date="2026-10-18T00:32:16Z">
               <w:r>
                 <w:rPr>
                   <w:rFonts w:ascii="Arial" w:cs="Arial" w:eastAsia="Arial" w:hAnsi="Arial"/>
@@ -34151,7 +34151,7 @@
                 <w:delText xml:space="preserve">. A second learner (Otieno) stands still ahead as the observer and a third (Wanjiru) stands behind. Other learners count claps heard per ten seconds at each position. The class sees that Otieno receives claps more often and Wanjiru less often, because each clap starts from a position closer to or further from them</w:delText>
               </w:r>
             </w:del>
-            <w:ins w:id="9198" w:author="Claude (AI) - proposed" w:date="2026-10-15T08:04:30Z">
+            <w:ins w:id="9198" w:author="Claude (AI) - proposed" w:date="2026-10-18T00:32:16Z">
               <w:r>
                 <w:rPr>
                   <w:rFonts w:ascii="Arial" w:cs="Arial" w:eastAsia="Arial" w:hAnsi="Arial"/>
@@ -34179,7 +34179,7 @@
               </w:rPr>
               <w:t xml:space="preserve">. Second, groups draw </w:t>
             </w:r>
-            <w:del w:id="9199" w:author="Claude (AI) - proposed" w:date="2026-10-15T08:04:30Z">
+            <w:del w:id="9199" w:author="Claude (AI) - proposed" w:date="2026-10-18T00:32:16Z">
               <w:r>
                 <w:rPr>
                   <w:rFonts w:ascii="Arial" w:cs="Arial" w:eastAsia="Arial" w:hAnsi="Arial"/>
@@ -34194,7 +34194,7 @@
                 <w:delText xml:space="preserve">wavefronts from a moving source on paper: circles starting</w:delText>
               </w:r>
             </w:del>
-            <w:ins w:id="9200" w:author="Claude (AI) - proposed" w:date="2026-10-15T08:04:30Z">
+            <w:ins w:id="9200" w:author="Claude (AI) - proposed" w:date="2026-10-18T00:32:16Z">
               <w:r>
                 <w:rPr>
                   <w:rFonts w:ascii="Arial" w:cs="Arial" w:eastAsia="Arial" w:hAnsi="Arial"/>
@@ -34222,7 +34222,7 @@
               </w:rPr>
               <w:t xml:space="preserve"> from successive positions</w:t>
             </w:r>
-            <w:del w:id="9201" w:author="Claude (AI) - proposed" w:date="2026-10-15T08:04:30Z">
+            <w:del w:id="9201" w:author="Claude (AI) - proposed" w:date="2026-10-18T00:32:16Z">
               <w:r>
                 <w:rPr>
                   <w:rFonts w:ascii="Arial" w:cs="Arial" w:eastAsia="Arial" w:hAnsi="Arial"/>
@@ -34237,7 +34237,7 @@
                 <w:delText xml:space="preserve">,</w:delText>
               </w:r>
             </w:del>
-            <w:ins w:id="9202" w:author="Claude (AI) - proposed" w:date="2026-10-15T08:04:30Z">
+            <w:ins w:id="9202" w:author="Claude (AI) - proposed" w:date="2026-10-18T00:32:16Z">
               <w:r>
                 <w:rPr>
                   <w:rFonts w:ascii="Arial" w:cs="Arial" w:eastAsia="Arial" w:hAnsi="Arial"/>
@@ -34265,7 +34265,7 @@
               </w:rPr>
               <w:t xml:space="preserve"> bunched up in front </w:t>
             </w:r>
-            <w:ins w:id="9203" w:author="Claude (AI) - proposed" w:date="2026-10-15T08:04:30Z">
+            <w:ins w:id="9203" w:author="Claude (AI) - proposed" w:date="2026-10-18T00:32:16Z">
               <w:r>
                 <w:rPr>
                   <w:rFonts w:ascii="Arial" w:cs="Arial" w:eastAsia="Arial" w:hAnsi="Arial"/>
@@ -34293,7 +34293,7 @@
               </w:rPr>
               <w:t xml:space="preserve">and stretched behind</w:t>
             </w:r>
-            <w:ins w:id="9204" w:author="Claude (AI) - proposed" w:date="2026-10-15T08:04:30Z">
+            <w:ins w:id="9204" w:author="Claude (AI) - proposed" w:date="2026-10-18T00:32:16Z">
               <w:r>
                 <w:rPr>
                   <w:rFonts w:ascii="Arial" w:cs="Arial" w:eastAsia="Arial" w:hAnsi="Arial"/>
@@ -34354,7 +34354,7 @@
               </w:rPr>
               <w:t xml:space="preserve">Say: '</w:t>
             </w:r>
-            <w:ins w:id="9205" w:author="Claude (AI) - proposed" w:date="2026-10-15T08:04:30Z">
+            <w:ins w:id="9205" w:author="Claude (AI) - proposed" w:date="2026-10-18T00:32:16Z">
               <w:r>
                 <w:rPr>
                   <w:rFonts w:ascii="Arial" w:cs="Arial" w:eastAsia="Arial" w:hAnsi="Arial"/>
@@ -34382,7 +34382,7 @@
               </w:rPr>
               <w:t xml:space="preserve">Amina is our siren. Amina, walk </w:t>
             </w:r>
-            <w:del w:id="9206" w:author="Claude (AI) - proposed" w:date="2026-10-15T08:04:30Z">
+            <w:del w:id="9206" w:author="Claude (AI) - proposed" w:date="2026-10-18T00:32:16Z">
               <w:r>
                 <w:rPr>
                   <w:rFonts w:ascii="Arial" w:cs="Arial" w:eastAsia="Arial" w:hAnsi="Arial"/>
@@ -34397,7 +34397,7 @@
                 <w:delText xml:space="preserve">slowly and clap once every second. Everyone else, count claps from where you stand.' After the walk give WAIT TIME of 10-15 seconds, then ask: 'Otieno, in front of Amina, did you get more claps or fewer than Wanjiru behind? Why?' Cold-call 4 learners to explain in their own words. Say</w:delText>
               </w:r>
             </w:del>
-            <w:ins w:id="9207" w:author="Claude (AI) - proposed" w:date="2026-10-15T08:04:30Z">
+            <w:ins w:id="9207" w:author="Claude (AI) - proposed" w:date="2026-10-18T00:32:16Z">
               <w:r>
                 <w:rPr>
                   <w:rFonts w:ascii="Arial" w:cs="Arial" w:eastAsia="Arial" w:hAnsi="Arial"/>
@@ -34425,7 +34425,7 @@
               </w:rPr>
               <w:t xml:space="preserve">: 'Draw circle one where the siren was at time zero, circle two where it was one second later. What happens to the gap in front?'</w:t>
             </w:r>
-            <w:ins w:id="9208" w:author="Claude (AI) - proposed" w:date="2026-10-15T08:04:30Z">
+            <w:ins w:id="9208" w:author="Claude (AI) - proposed" w:date="2026-10-18T00:32:16Z">
               <w:r>
                 <w:rPr>
                   <w:rFonts w:ascii="Arial" w:cs="Arial" w:eastAsia="Arial" w:hAnsi="Arial"/>
@@ -34575,7 +34575,7 @@
             <w:pPr>
               <w:spacing w:after="20" w:before="0"/>
             </w:pPr>
-            <w:hyperlink w:history="1" r:id="rIdtte0ivohdluf-2i4aii7x">
+            <w:hyperlink w:history="1" r:id="rId8xwhdmj5gn2wyv5u6fnxa">
               <w:r>
                 <w:rPr>
                   <w:rFonts w:ascii="Arial" w:cs="Arial" w:eastAsia="Arial" w:hAnsi="Arial"/>
@@ -34608,7 +34608,7 @@
               <w:spacing w:after="10" w:before="0"/>
               <w:ind w:left="120"/>
             </w:pPr>
-            <w:hyperlink w:history="1" r:id="rIdw3tsfqsgv8gsctklbvuda">
+            <w:hyperlink w:history="1" r:id="rIdyvcuii12ljkapmqh8rzcz">
               <w:r>
                 <w:rPr>
                   <w:rFonts w:ascii="Arial" w:cs="Arial" w:eastAsia="Arial" w:hAnsi="Arial"/>
@@ -34653,7 +34653,7 @@
             <w:pPr>
               <w:spacing w:after="20" w:before="0"/>
             </w:pPr>
-            <w:hyperlink w:history="1" r:id="rIdjfn5mzngejmec0gljzavt">
+            <w:hyperlink w:history="1" r:id="rId1gdxuij3vvklr5iytjpm7">
               <w:r>
                 <w:rPr>
                   <w:rFonts w:ascii="Arial" w:cs="Arial" w:eastAsia="Arial" w:hAnsi="Arial"/>
@@ -34686,7 +34686,7 @@
               <w:spacing w:after="10" w:before="0"/>
               <w:ind w:left="120"/>
             </w:pPr>
-            <w:hyperlink w:history="1" r:id="rIddwwhbxa1gvhtls17judb0">
+            <w:hyperlink w:history="1" r:id="rId0fzbl7wiivim2c9c0i887">
               <w:r>
                 <w:rPr>
                   <w:rFonts w:ascii="Arial" w:cs="Arial" w:eastAsia="Arial" w:hAnsi="Arial"/>
@@ -34886,7 +34886,7 @@
             <w:pPr>
               <w:spacing w:after="20" w:before="0"/>
             </w:pPr>
-            <w:hyperlink w:history="1" r:id="rIducojxbebnqfxq-rhb_w5v">
+            <w:hyperlink w:history="1" r:id="rIdodgtuaakcizwoxrzq-pgy">
               <w:r>
                 <w:rPr>
                   <w:rFonts w:ascii="Arial" w:cs="Arial" w:eastAsia="Arial" w:hAnsi="Arial"/>
@@ -34935,7 +34935,7 @@
               <w:spacing w:after="10" w:before="0"/>
               <w:ind w:left="120"/>
             </w:pPr>
-            <w:hyperlink w:history="1" r:id="rIdr5g-vsfoxmnxkskhirm69">
+            <w:hyperlink w:history="1" r:id="rIdck4t1sj2w0c-8zt8yfehl">
               <w:r>
                 <w:rPr>
                   <w:rFonts w:ascii="Arial" w:cs="Arial" w:eastAsia="Arial" w:hAnsi="Arial"/>
@@ -34980,7 +34980,7 @@
             <w:pPr>
               <w:spacing w:after="20" w:before="0"/>
             </w:pPr>
-            <w:hyperlink w:history="1" r:id="rIdn2hkelj-4tmr9c-e2gs75">
+            <w:hyperlink w:history="1" r:id="rIdu-nlztjr2kevsyyanljsv">
               <w:r>
                 <w:rPr>
                   <w:rFonts w:ascii="Arial" w:cs="Arial" w:eastAsia="Arial" w:hAnsi="Arial"/>
@@ -35029,7 +35029,7 @@
               <w:spacing w:after="10" w:before="0"/>
               <w:ind w:left="120"/>
             </w:pPr>
-            <w:hyperlink w:history="1" r:id="rIdy7o5ugpwtnjnhnp0pw-pm">
+            <w:hyperlink w:history="1" r:id="rId7olkzhxpfi0kuhkxf2thr">
               <w:r>
                 <w:rPr>
                   <w:rFonts w:ascii="Arial" w:cs="Arial" w:eastAsia="Arial" w:hAnsi="Arial"/>
@@ -35398,7 +35398,7 @@
               </w:rPr>
               <w:t xml:space="preserve">We watched</w:t>
             </w:r>
-            <w:del w:id="9209" w:author="Claude (AI) - proposed" w:date="2026-10-15T08:04:30Z">
+            <w:del w:id="9209" w:author="Claude (AI) - proposed" w:date="2026-10-18T00:32:16Z">
               <w:r>
                 <w:rPr>
                   <w:rFonts w:ascii="Arial" w:cs="Arial" w:eastAsia="Arial" w:hAnsi="Arial"/>
@@ -35426,7 +35426,7 @@
               </w:rPr>
               <w:t xml:space="preserve"> a moving sound source</w:t>
             </w:r>
-            <w:ins w:id="9210" w:author="Claude (AI) - proposed" w:date="2026-10-15T08:04:30Z">
+            <w:ins w:id="9210" w:author="Claude (AI) - proposed" w:date="2026-10-18T00:32:16Z">
               <w:r>
                 <w:rPr>
                   <w:rFonts w:ascii="Arial" w:cs="Arial" w:eastAsia="Arial" w:hAnsi="Arial"/>
@@ -35610,7 +35610,7 @@
         </w:rPr>
         <w:t xml:space="preserve">© 2026 SeaVuria and ARES. Aligned with KICD objectives. Developed by SeaVuria; technical implementation by ARES (with AI assistance from Claude). Licensed under </w:t>
       </w:r>
-      <w:hyperlink w:history="1" r:id="rIdioi_hnw_fesf1wac2gpmx">
+      <w:hyperlink w:history="1" r:id="rIdydhbtno1pudzpcduyatxz">
         <w:r>
           <w:rPr>
             <w:rFonts w:ascii="Arial" w:cs="Arial" w:eastAsia="Arial" w:hAnsi="Arial"/>
@@ -35631,7 +35631,7 @@
         </w:rPr>
         <w:t xml:space="preserve"> (</w:t>
       </w:r>
-      <w:hyperlink w:history="1" r:id="rIdnvwgzs5o0ovijmkvglsz3">
+      <w:hyperlink w:history="1" r:id="rIddjkkagnrn1h1emkpnxtxm">
         <w:r>
           <w:rPr>
             <w:rFonts w:ascii="Arial" w:cs="Arial" w:eastAsia="Arial" w:hAnsi="Arial"/>
@@ -35708,7 +35708,7 @@
               </w:rPr>
               <w:t xml:space="preserve">LESSON 11 (</w:t>
             </w:r>
-            <w:del w:id="9211" w:author="Claude (AI) - proposed" w:date="2026-10-15T08:04:30Z">
+            <w:del w:id="9211" w:author="Claude (AI) - proposed" w:date="2026-10-18T00:32:16Z">
               <w:r>
                 <w:rPr>
                   <w:rFonts w:ascii="Arial" w:cs="Arial" w:eastAsia="Arial" w:hAnsi="Arial"/>
@@ -35723,7 +35723,7 @@
                 <w:delText xml:space="preserve">40</w:delText>
               </w:r>
             </w:del>
-            <w:ins w:id="9212" w:author="Claude (AI) - proposed" w:date="2026-10-15T08:04:30Z">
+            <w:ins w:id="9212" w:author="Claude (AI) - proposed" w:date="2026-10-18T00:32:16Z">
               <w:r>
                 <w:rPr>
                   <w:rFonts w:ascii="Arial" w:cs="Arial" w:eastAsia="Arial" w:hAnsi="Arial"/>
@@ -35751,7 +35751,7 @@
               </w:rPr>
               <w:t xml:space="preserve"> minutes (double period</w:t>
             </w:r>
-            <w:del w:id="9213" w:author="Claude (AI) - proposed" w:date="2026-10-15T08:04:30Z">
+            <w:del w:id="9213" w:author="Claude (AI) - proposed" w:date="2026-10-18T00:32:16Z">
               <w:r>
                 <w:rPr>
                   <w:rFonts w:ascii="Arial" w:cs="Arial" w:eastAsia="Arial" w:hAnsi="Arial"/>
@@ -35766,7 +35766,7 @@
                 <w:delText xml:space="preserve"> 80 minutes recommended if the ultrasound timing task is completed in class</w:delText>
               </w:r>
             </w:del>
-            <w:ins w:id="9214" w:author="Claude (AI) - proposed" w:date="2026-10-15T08:04:30Z">
+            <w:ins w:id="9214" w:author="Claude (AI) - proposed" w:date="2026-10-18T00:32:16Z">
               <w:r>
                 <w:rPr>
                   <w:rFonts w:ascii="Arial" w:cs="Arial" w:eastAsia="Arial" w:hAnsi="Arial"/>
@@ -36225,10 +36225,10 @@
               <w:spacing w:after="40" w:before="0"/>
               <w:jc w:val="left"/>
               <w:rPr>
-                <w:ins w:id="9216" w:author="Claude (AI) - proposed" w:date="2026-10-15T08:04:30Z"/>
-              </w:rPr>
-            </w:pPr>
-            <w:ins w:id="9215" w:author="Claude (AI) - proposed" w:date="2026-10-15T08:04:30Z">
+                <w:ins w:id="9216" w:author="Claude (AI) - proposed" w:date="2026-10-18T00:32:16Z"/>
+              </w:rPr>
+            </w:pPr>
+            <w:ins w:id="9215" w:author="Claude (AI) - proposed" w:date="2026-10-18T00:32:16Z">
               <w:r>
                 <w:rPr>
                   <w:rFonts w:ascii="Arial" w:cs="Arial" w:eastAsia="Arial" w:hAnsi="Arial"/>
@@ -36250,10 +36250,10 @@
               <w:spacing w:after="40" w:before="0"/>
               <w:jc w:val="left"/>
               <w:rPr>
-                <w:del w:id="9218" w:author="Claude (AI) - proposed" w:date="2026-10-15T08:04:30Z"/>
-              </w:rPr>
-            </w:pPr>
-            <w:del w:id="9217" w:author="Claude (AI) - proposed" w:date="2026-10-15T08:04:30Z">
+                <w:del w:id="9218" w:author="Claude (AI) - proposed" w:date="2026-10-18T00:32:16Z"/>
+              </w:rPr>
+            </w:pPr>
+            <w:del w:id="9217" w:author="Claude (AI) - proposed" w:date="2026-10-18T00:32:16Z">
               <w:r>
                 <w:rPr>
                   <w:rFonts w:ascii="Arial" w:cs="Arial" w:eastAsia="Arial" w:hAnsi="Arial"/>
@@ -36787,7 +36787,7 @@
             <w:pPr>
               <w:spacing w:after="20" w:before="0"/>
             </w:pPr>
-            <w:hyperlink w:history="1" r:id="rId_kcu0vddlh5t-8ibad7bg">
+            <w:hyperlink w:history="1" r:id="rIdv98hjn_k8uwjlq_r6189n">
               <w:r>
                 <w:rPr>
                   <w:rFonts w:ascii="Arial" w:cs="Arial" w:eastAsia="Arial" w:hAnsi="Arial"/>
@@ -36820,7 +36820,7 @@
               <w:spacing w:after="10" w:before="0"/>
               <w:ind w:left="120"/>
             </w:pPr>
-            <w:hyperlink w:history="1" r:id="rIdthxanqgaelsitddumfr5t">
+            <w:hyperlink w:history="1" r:id="rIdb4c-og4qitdxlcwym1-j8">
               <w:r>
                 <w:rPr>
                   <w:rFonts w:ascii="Arial" w:cs="Arial" w:eastAsia="Arial" w:hAnsi="Arial"/>
@@ -36865,7 +36865,7 @@
             <w:pPr>
               <w:spacing w:after="20" w:before="0"/>
             </w:pPr>
-            <w:hyperlink w:history="1" r:id="rIdajyiyvkvet6xrvsfpf_w5">
+            <w:hyperlink w:history="1" r:id="rIdxsst8vjm8fbvujjb4fs9v">
               <w:r>
                 <w:rPr>
                   <w:rFonts w:ascii="Arial" w:cs="Arial" w:eastAsia="Arial" w:hAnsi="Arial"/>
@@ -36898,7 +36898,7 @@
               <w:spacing w:after="10" w:before="0"/>
               <w:ind w:left="120"/>
             </w:pPr>
-            <w:hyperlink w:history="1" r:id="rIdasgejm8t04l9vv7yzvpii">
+            <w:hyperlink w:history="1" r:id="rIdwcv1gt-ura6gtocy9enkc">
               <w:r>
                 <w:rPr>
                   <w:rFonts w:ascii="Arial" w:cs="Arial" w:eastAsia="Arial" w:hAnsi="Arial"/>
@@ -37098,7 +37098,7 @@
             <w:pPr>
               <w:spacing w:after="20" w:before="0"/>
             </w:pPr>
-            <w:hyperlink w:history="1" r:id="rIdlwyoougtm1dc3grkoutnv">
+            <w:hyperlink w:history="1" r:id="rId1xpu0sqsbrk39ase0dsnz">
               <w:r>
                 <w:rPr>
                   <w:rFonts w:ascii="Arial" w:cs="Arial" w:eastAsia="Arial" w:hAnsi="Arial"/>
@@ -37131,7 +37131,7 @@
               <w:spacing w:after="10" w:before="0"/>
               <w:ind w:left="120"/>
             </w:pPr>
-            <w:hyperlink w:history="1" r:id="rId9o025lnawwobkhepovbnr">
+            <w:hyperlink w:history="1" r:id="rIdcv5chuymattoaphoh7fcu">
               <w:r>
                 <w:rPr>
                   <w:rFonts w:ascii="Arial" w:cs="Arial" w:eastAsia="Arial" w:hAnsi="Arial"/>
@@ -37176,7 +37176,7 @@
             <w:pPr>
               <w:spacing w:after="20" w:before="0"/>
             </w:pPr>
-            <w:hyperlink w:history="1" r:id="rIdryoy8i1jbt3eymglr70k8">
+            <w:hyperlink w:history="1" r:id="rIdhmxfgqshnb5aiyljchrww">
               <w:r>
                 <w:rPr>
                   <w:rFonts w:ascii="Arial" w:cs="Arial" w:eastAsia="Arial" w:hAnsi="Arial"/>
@@ -37209,7 +37209,7 @@
               <w:spacing w:after="10" w:before="0"/>
               <w:ind w:left="120"/>
             </w:pPr>
-            <w:hyperlink w:history="1" r:id="rIdulxtq44y9p4bz52uwpme4">
+            <w:hyperlink w:history="1" r:id="rIdak5potk9mhnwbbegz05iz">
               <w:r>
                 <w:rPr>
                   <w:rFonts w:ascii="Arial" w:cs="Arial" w:eastAsia="Arial" w:hAnsi="Arial"/>
@@ -37409,7 +37409,7 @@
             <w:pPr>
               <w:spacing w:after="20" w:before="0"/>
             </w:pPr>
-            <w:hyperlink w:history="1" r:id="rIdxrihjiy9qzbhwr35openv">
+            <w:hyperlink w:history="1" r:id="rIdwluge0bqs0nxmzvqdyofa">
               <w:r>
                 <w:rPr>
                   <w:rFonts w:ascii="Arial" w:cs="Arial" w:eastAsia="Arial" w:hAnsi="Arial"/>
@@ -37442,7 +37442,7 @@
               <w:spacing w:after="10" w:before="0"/>
               <w:ind w:left="120"/>
             </w:pPr>
-            <w:hyperlink w:history="1" r:id="rIdnmhyvnu_enqhvdzktthps">
+            <w:hyperlink w:history="1" r:id="rId7mxkma2fv7cxbwmmdb4bo">
               <w:r>
                 <w:rPr>
                   <w:rFonts w:ascii="Arial" w:cs="Arial" w:eastAsia="Arial" w:hAnsi="Arial"/>
@@ -37487,7 +37487,7 @@
             <w:pPr>
               <w:spacing w:after="20" w:before="0"/>
             </w:pPr>
-            <w:hyperlink w:history="1" r:id="rId_cphxpqk7rktizrqmykom">
+            <w:hyperlink w:history="1" r:id="rIdvl6vbhpvhiv5psxsdiyxb">
               <w:r>
                 <w:rPr>
                   <w:rFonts w:ascii="Arial" w:cs="Arial" w:eastAsia="Arial" w:hAnsi="Arial"/>
@@ -37520,7 +37520,7 @@
               <w:spacing w:after="10" w:before="0"/>
               <w:ind w:left="120"/>
             </w:pPr>
-            <w:hyperlink w:history="1" r:id="rIdbbavewapaagspipgkmnhl">
+            <w:hyperlink w:history="1" r:id="rIdvgt2-yf_jl_gwh1n9bkpt">
               <w:r>
                 <w:rPr>
                   <w:rFonts w:ascii="Arial" w:cs="Arial" w:eastAsia="Arial" w:hAnsi="Arial"/>
@@ -37598,7 +37598,7 @@
               </w:rPr>
               <w:t xml:space="preserve">Say: 'Use evidence from your table. A claim is not enough, I want a number and a reason.' Display the sentence frames: 'I claim that ... because the data show ... which means ...'. Move among groups and ask: 'If the carrier frequency is 91.0 MHz and I speak into the microphone, what exactly changes in the wave?' WAIT TIME: 10 to 15 seconds. Cold-call 3 groups to share; ask the others to agree or disagree and say why. Ask: 'What is the same between the cliff at Hell's Gate and the organ boundary? What is different?' Cold-call 4 learners. Push with: 'Which wave needs a medium, which does not, and how do we know?' Cold-call 2 learners and connect to Lessons 2 and 5 (electromagnetic waves, light needing no medium). Correct only after learners have tried: radio is not sound; the voice is converted to an electrical signal that changes the carrier frequency, and a radio converts it back to sound. </w:t>
             </w:r>
-            <w:ins w:id="9219" w:author="Claude (AI) - proposed" w:date="2026-10-15T08:04:30Z">
+            <w:ins w:id="9219" w:author="Claude (AI) - proposed" w:date="2026-10-18T00:32:16Z">
               <w:r>
                 <w:rPr>
                   <w:rFonts w:ascii="Arial" w:cs="Arial" w:eastAsia="Arial" w:hAnsi="Arial"/>
@@ -37748,7 +37748,7 @@
             <w:pPr>
               <w:spacing w:after="20" w:before="0"/>
             </w:pPr>
-            <w:hyperlink w:history="1" r:id="rIdhcg39j77v3kf9c1z0qq-q">
+            <w:hyperlink w:history="1" r:id="rIdtnd8ihfb5pdghfguqkncs">
               <w:r>
                 <w:rPr>
                   <w:rFonts w:ascii="Arial" w:cs="Arial" w:eastAsia="Arial" w:hAnsi="Arial"/>
@@ -37781,7 +37781,7 @@
               <w:spacing w:after="10" w:before="0"/>
               <w:ind w:left="120"/>
             </w:pPr>
-            <w:hyperlink w:history="1" r:id="rId99as10w5are4uwao0rsxj">
+            <w:hyperlink w:history="1" r:id="rId4wtura5wpv8f04-v0njq_">
               <w:r>
                 <w:rPr>
                   <w:rFonts w:ascii="Arial" w:cs="Arial" w:eastAsia="Arial" w:hAnsi="Arial"/>
@@ -37826,7 +37826,7 @@
             <w:pPr>
               <w:spacing w:after="20" w:before="0"/>
             </w:pPr>
-            <w:hyperlink w:history="1" r:id="rIdu660ou7ospj1kqa-xgiqm">
+            <w:hyperlink w:history="1" r:id="rId6b56sisfaym47ytnirgno">
               <w:r>
                 <w:rPr>
                   <w:rFonts w:ascii="Arial" w:cs="Arial" w:eastAsia="Arial" w:hAnsi="Arial"/>
@@ -37859,7 +37859,7 @@
               <w:spacing w:after="10" w:before="0"/>
               <w:ind w:left="120"/>
             </w:pPr>
-            <w:hyperlink w:history="1" r:id="rIdh1obeqo0j5sa-xdcc5qi9">
+            <w:hyperlink w:history="1" r:id="rIdz_x4uu9xf67hdgllh7v7v">
               <w:r>
                 <w:rPr>
                   <w:rFonts w:ascii="Arial" w:cs="Arial" w:eastAsia="Arial" w:hAnsi="Arial"/>
@@ -38059,7 +38059,7 @@
             <w:pPr>
               <w:spacing w:after="20" w:before="0"/>
             </w:pPr>
-            <w:hyperlink w:history="1" r:id="rIdyzn3wwj6ssfvitmv0slvq">
+            <w:hyperlink w:history="1" r:id="rIdcambrfbxuo3s-wmi6kvnc">
               <w:r>
                 <w:rPr>
                   <w:rFonts w:ascii="Arial" w:cs="Arial" w:eastAsia="Arial" w:hAnsi="Arial"/>
@@ -38108,7 +38108,7 @@
               <w:spacing w:after="10" w:before="0"/>
               <w:ind w:left="120"/>
             </w:pPr>
-            <w:hyperlink w:history="1" r:id="rIdkqdxvcdxmgiakycolgwmg">
+            <w:hyperlink w:history="1" r:id="rIdb32s7cs9crwnkihr6ihr-">
               <w:r>
                 <w:rPr>
                   <w:rFonts w:ascii="Arial" w:cs="Arial" w:eastAsia="Arial" w:hAnsi="Arial"/>
@@ -38153,7 +38153,7 @@
             <w:pPr>
               <w:spacing w:after="20" w:before="0"/>
             </w:pPr>
-            <w:hyperlink w:history="1" r:id="rIdhe8klb-hahg_766tqm5l6">
+            <w:hyperlink w:history="1" r:id="rIdcrdjk18skamml8lt6evv3">
               <w:r>
                 <w:rPr>
                   <w:rFonts w:ascii="Arial" w:cs="Arial" w:eastAsia="Arial" w:hAnsi="Arial"/>
@@ -38186,7 +38186,7 @@
               <w:spacing w:after="10" w:before="0"/>
               <w:ind w:left="120"/>
             </w:pPr>
-            <w:hyperlink w:history="1" r:id="rId5xbxjk2cbmjee_ldqfkjq">
+            <w:hyperlink w:history="1" r:id="rIdownef8g6le73vjum80nly">
               <w:r>
                 <w:rPr>
                   <w:rFonts w:ascii="Arial" w:cs="Arial" w:eastAsia="Arial" w:hAnsi="Arial"/>
@@ -38711,7 +38711,7 @@
         </w:rPr>
         <w:t xml:space="preserve">© 2026 SeaVuria and ARES. Aligned with KICD objectives. Developed by SeaVuria; technical implementation by ARES (with AI assistance from Claude). Licensed under </w:t>
       </w:r>
-      <w:hyperlink w:history="1" r:id="rIdhrz-i-8da4aif1kxnvxz8">
+      <w:hyperlink w:history="1" r:id="rIdoimzvqxzntrax6ooaxfwg">
         <w:r>
           <w:rPr>
             <w:rFonts w:ascii="Arial" w:cs="Arial" w:eastAsia="Arial" w:hAnsi="Arial"/>
@@ -38732,7 +38732,7 @@
         </w:rPr>
         <w:t xml:space="preserve"> (</w:t>
       </w:r>
-      <w:hyperlink w:history="1" r:id="rIdaonrixol6udcye392faed">
+      <w:hyperlink w:history="1" r:id="rIdfxkd4oakiyyzgcys_rtcy">
         <w:r>
           <w:rPr>
             <w:rFonts w:ascii="Arial" w:cs="Arial" w:eastAsia="Arial" w:hAnsi="Arial"/>
@@ -38809,7 +38809,7 @@
               </w:rPr>
               <w:t xml:space="preserve">LESSON 12 (80 minutes (</w:t>
             </w:r>
-            <w:del w:id="9220" w:author="Claude (AI) - proposed" w:date="2026-10-15T08:04:30Z">
+            <w:del w:id="9220" w:author="Claude (AI) - proposed" w:date="2026-10-18T00:32:16Z">
               <w:r>
                 <w:rPr>
                   <w:rFonts w:ascii="Arial" w:cs="Arial" w:eastAsia="Arial" w:hAnsi="Arial"/>
@@ -38824,7 +38824,7 @@
                 <w:delText xml:space="preserve">2 x 40-minute periods</w:delText>
               </w:r>
             </w:del>
-            <w:ins w:id="9221" w:author="Claude (AI) - proposed" w:date="2026-10-15T08:04:30Z">
+            <w:ins w:id="9221" w:author="Claude (AI) - proposed" w:date="2026-10-18T00:32:16Z">
               <w:r>
                 <w:rPr>
                   <w:rFonts w:ascii="Arial" w:cs="Arial" w:eastAsia="Arial" w:hAnsi="Arial"/>
@@ -39283,10 +39283,10 @@
               <w:spacing w:after="40" w:before="0"/>
               <w:jc w:val="left"/>
               <w:rPr>
-                <w:ins w:id="9223" w:author="Claude (AI) - proposed" w:date="2026-10-15T08:04:30Z"/>
-              </w:rPr>
-            </w:pPr>
-            <w:ins w:id="9222" w:author="Claude (AI) - proposed" w:date="2026-10-15T08:04:30Z">
+                <w:ins w:id="9223" w:author="Claude (AI) - proposed" w:date="2026-10-18T00:32:16Z"/>
+              </w:rPr>
+            </w:pPr>
+            <w:ins w:id="9222" w:author="Claude (AI) - proposed" w:date="2026-10-18T00:32:16Z">
               <w:r>
                 <w:rPr>
                   <w:rFonts w:ascii="Arial" w:cs="Arial" w:eastAsia="Arial" w:hAnsi="Arial"/>
@@ -39308,10 +39308,10 @@
               <w:spacing w:after="40" w:before="0"/>
               <w:jc w:val="left"/>
               <w:rPr>
-                <w:del w:id="9225" w:author="Claude (AI) - proposed" w:date="2026-10-15T08:04:30Z"/>
-              </w:rPr>
-            </w:pPr>
-            <w:del w:id="9224" w:author="Claude (AI) - proposed" w:date="2026-10-15T08:04:30Z">
+                <w:del w:id="9225" w:author="Claude (AI) - proposed" w:date="2026-10-18T00:32:16Z"/>
+              </w:rPr>
+            </w:pPr>
+            <w:del w:id="9224" w:author="Claude (AI) - proposed" w:date="2026-10-18T00:32:16Z">
               <w:r>
                 <w:rPr>
                   <w:rFonts w:ascii="Arial" w:cs="Arial" w:eastAsia="Arial" w:hAnsi="Arial"/>
@@ -39845,7 +39845,7 @@
             <w:pPr>
               <w:spacing w:after="20" w:before="0"/>
             </w:pPr>
-            <w:hyperlink w:history="1" r:id="rIdyx0velpiksliyr_mg6njh">
+            <w:hyperlink w:history="1" r:id="rIda6ysfnkzlzsj6km9bf1mv">
               <w:r>
                 <w:rPr>
                   <w:rFonts w:ascii="Arial" w:cs="Arial" w:eastAsia="Arial" w:hAnsi="Arial"/>
@@ -39894,7 +39894,7 @@
               <w:spacing w:after="10" w:before="0"/>
               <w:ind w:left="120"/>
             </w:pPr>
-            <w:hyperlink w:history="1" r:id="rIdn0o5j9grpfm-jgdoszsu6">
+            <w:hyperlink w:history="1" r:id="rIdgvvsmt1lsergaq9sbywj8">
               <w:r>
                 <w:rPr>
                   <w:rFonts w:ascii="Arial" w:cs="Arial" w:eastAsia="Arial" w:hAnsi="Arial"/>
@@ -39939,7 +39939,7 @@
             <w:pPr>
               <w:spacing w:after="20" w:before="0"/>
             </w:pPr>
-            <w:hyperlink w:history="1" r:id="rIdveqiigiqy3bvldqmxuahl">
+            <w:hyperlink w:history="1" r:id="rIdflaoxalcbprsmmkm_axou">
               <w:r>
                 <w:rPr>
                   <w:rFonts w:ascii="Arial" w:cs="Arial" w:eastAsia="Arial" w:hAnsi="Arial"/>
@@ -39988,7 +39988,7 @@
               <w:spacing w:after="10" w:before="0"/>
               <w:ind w:left="120"/>
             </w:pPr>
-            <w:hyperlink w:history="1" r:id="rId1byd38sv1b-diafaiobu0">
+            <w:hyperlink w:history="1" r:id="rIdib16_w9ph1mqbzbnhobhb">
               <w:r>
                 <w:rPr>
                   <w:rFonts w:ascii="Arial" w:cs="Arial" w:eastAsia="Arial" w:hAnsi="Arial"/>
@@ -40066,7 +40066,7 @@
               </w:rPr>
               <w:t xml:space="preserve">Say: 'Remember Otieno in the Kisumu hall? The wall was only 12 m away, yet the sound was loud and muddy. Today we decide how to fix that and then finish our big answer.' Hand out five cards and say: 'Rank them and guess the decibels. Do not talk yet, write for 3 minutes.' After writing, WAIT TIME 10-15 seconds before asking for any answer. Cold-call 4 learners with: 'Which source do you think is most harmful? What is your reason?' Cold-call 2 more: 'What will curtains and foam do to the sound in the hall?' Record the predictions on the board without judging. Ask: 'What do you already know from Lesson 4 about hard and soft surfaces that could help you predict?' WAIT TIME 10 seconds.</w:t>
             </w:r>
-            <w:ins w:id="9226" w:author="Claude (AI) - proposed" w:date="2026-10-15T08:04:30Z">
+            <w:ins w:id="9226" w:author="Claude (AI) - proposed" w:date="2026-10-18T00:32:16Z">
               <w:r>
                 <w:rPr>
                   <w:rFonts w:ascii="Arial" w:cs="Arial" w:eastAsia="Arial" w:hAnsi="Arial"/>
@@ -40203,7 +40203,7 @@
             <w:pPr>
               <w:spacing w:after="20" w:before="0"/>
             </w:pPr>
-            <w:hyperlink w:history="1" r:id="rIdc_z46q8jsgpcuqw9pf1jx">
+            <w:hyperlink w:history="1" r:id="rIdx4qfm0axj7up6bmnmdhyg">
               <w:r>
                 <w:rPr>
                   <w:rFonts w:ascii="Arial" w:cs="Arial" w:eastAsia="Arial" w:hAnsi="Arial"/>
@@ -40252,7 +40252,7 @@
               <w:spacing w:after="10" w:before="0"/>
               <w:ind w:left="120"/>
             </w:pPr>
-            <w:hyperlink w:history="1" r:id="rIdok4zvil5z7kwedcgwphp-">
+            <w:hyperlink w:history="1" r:id="rIdefwinderi3spxsahjdjjz">
               <w:r>
                 <w:rPr>
                   <w:rFonts w:ascii="Arial" w:cs="Arial" w:eastAsia="Arial" w:hAnsi="Arial"/>
@@ -40297,7 +40297,7 @@
             <w:pPr>
               <w:spacing w:after="20" w:before="0"/>
             </w:pPr>
-            <w:hyperlink w:history="1" r:id="rIdqvmimephfedi5lk4zzcwm">
+            <w:hyperlink w:history="1" r:id="rId5xsltiyhehicrinerkbtk">
               <w:r>
                 <w:rPr>
                   <w:rFonts w:ascii="Arial" w:cs="Arial" w:eastAsia="Arial" w:hAnsi="Arial"/>
@@ -40346,7 +40346,7 @@
               <w:spacing w:after="10" w:before="0"/>
               <w:ind w:left="120"/>
             </w:pPr>
-            <w:hyperlink w:history="1" r:id="rIdw3eslzylrge329utotvvv">
+            <w:hyperlink w:history="1" r:id="rIdj_td5cwbue24ijpthvjcj">
               <w:r>
                 <w:rPr>
                   <w:rFonts w:ascii="Arial" w:cs="Arial" w:eastAsia="Arial" w:hAnsi="Arial"/>
@@ -40546,7 +40546,7 @@
             <w:pPr>
               <w:spacing w:after="20" w:before="0"/>
             </w:pPr>
-            <w:hyperlink w:history="1" r:id="rIdhr0epq5wzilhs0hz20zgi">
+            <w:hyperlink w:history="1" r:id="rId9h3zan-p-gssk0w7jdnhb">
               <w:r>
                 <w:rPr>
                   <w:rFonts w:ascii="Arial" w:cs="Arial" w:eastAsia="Arial" w:hAnsi="Arial"/>
@@ -40595,7 +40595,7 @@
               <w:spacing w:after="10" w:before="0"/>
               <w:ind w:left="120"/>
             </w:pPr>
-            <w:hyperlink w:history="1" r:id="rIdno8afpfigmybaoxbgbybo">
+            <w:hyperlink w:history="1" r:id="rIdvv6nctoksyznhqlnycfjf">
               <w:r>
                 <w:rPr>
                   <w:rFonts w:ascii="Arial" w:cs="Arial" w:eastAsia="Arial" w:hAnsi="Arial"/>
@@ -40640,7 +40640,7 @@
             <w:pPr>
               <w:spacing w:after="20" w:before="0"/>
             </w:pPr>
-            <w:hyperlink w:history="1" r:id="rId_mg3quyf_xqhd9qyhochi">
+            <w:hyperlink w:history="1" r:id="rId9ds9pedon1y5wy7yd1kcd">
               <w:r>
                 <w:rPr>
                   <w:rFonts w:ascii="Arial" w:cs="Arial" w:eastAsia="Arial" w:hAnsi="Arial"/>
@@ -40689,7 +40689,7 @@
               <w:spacing w:after="10" w:before="0"/>
               <w:ind w:left="120"/>
             </w:pPr>
-            <w:hyperlink w:history="1" r:id="rIdi8chmithmpzx8m6fc1eeu">
+            <w:hyperlink w:history="1" r:id="rIdy17vv7-9rlmp7jnynhc-h">
               <w:r>
                 <w:rPr>
                   <w:rFonts w:ascii="Arial" w:cs="Arial" w:eastAsia="Arial" w:hAnsi="Arial"/>
@@ -40889,7 +40889,7 @@
             <w:pPr>
               <w:spacing w:after="20" w:before="0"/>
             </w:pPr>
-            <w:hyperlink w:history="1" r:id="rIdcbtsl9zkxzf62d9legem1">
+            <w:hyperlink w:history="1" r:id="rIdhelrelsc3vvfrhilsdzoo">
               <w:r>
                 <w:rPr>
                   <w:rFonts w:ascii="Arial" w:cs="Arial" w:eastAsia="Arial" w:hAnsi="Arial"/>
@@ -40938,7 +40938,7 @@
               <w:spacing w:after="10" w:before="0"/>
               <w:ind w:left="120"/>
             </w:pPr>
-            <w:hyperlink w:history="1" r:id="rIdg0lyos6soyg5nzy5m9ihg">
+            <w:hyperlink w:history="1" r:id="rIdirjmzvhjil9_-1sjujhv-">
               <w:r>
                 <w:rPr>
                   <w:rFonts w:ascii="Arial" w:cs="Arial" w:eastAsia="Arial" w:hAnsi="Arial"/>
@@ -40983,7 +40983,7 @@
             <w:pPr>
               <w:spacing w:after="20" w:before="0"/>
             </w:pPr>
-            <w:hyperlink w:history="1" r:id="rIdxaupvlkvz8fzmwuudq5gw">
+            <w:hyperlink w:history="1" r:id="rIdprgpjyaobo-liufcfh-br">
               <w:r>
                 <w:rPr>
                   <w:rFonts w:ascii="Arial" w:cs="Arial" w:eastAsia="Arial" w:hAnsi="Arial"/>
@@ -41032,7 +41032,7 @@
               <w:spacing w:after="10" w:before="0"/>
               <w:ind w:left="120"/>
             </w:pPr>
-            <w:hyperlink w:history="1" r:id="rIdaphjrhgfjcgue2jiqbitg">
+            <w:hyperlink w:history="1" r:id="rId0oy_6m1wtnlxzsh6zbb0p">
               <w:r>
                 <w:rPr>
                   <w:rFonts w:ascii="Arial" w:cs="Arial" w:eastAsia="Arial" w:hAnsi="Arial"/>
@@ -41232,7 +41232,7 @@
             <w:pPr>
               <w:spacing w:after="20" w:before="0"/>
             </w:pPr>
-            <w:hyperlink w:history="1" r:id="rIdve11t8ni-glqzt4eqqxf2">
+            <w:hyperlink w:history="1" r:id="rIddt7vgumickh-zji7vs9j9">
               <w:r>
                 <w:rPr>
                   <w:rFonts w:ascii="Arial" w:cs="Arial" w:eastAsia="Arial" w:hAnsi="Arial"/>
@@ -41281,7 +41281,7 @@
               <w:spacing w:after="10" w:before="0"/>
               <w:ind w:left="120"/>
             </w:pPr>
-            <w:hyperlink w:history="1" r:id="rIdekd9780ergnxqbw4pozuj">
+            <w:hyperlink w:history="1" r:id="rIdex26kzr17qgkoe355v5ry">
               <w:r>
                 <w:rPr>
                   <w:rFonts w:ascii="Arial" w:cs="Arial" w:eastAsia="Arial" w:hAnsi="Arial"/>
@@ -41326,7 +41326,7 @@
             <w:pPr>
               <w:spacing w:after="20" w:before="0"/>
             </w:pPr>
-            <w:hyperlink w:history="1" r:id="rIdrgl2okac8vmsgb1rwuyjg">
+            <w:hyperlink w:history="1" r:id="rIdclqrrfaujgie8etes0oyy">
               <w:r>
                 <w:rPr>
                   <w:rFonts w:ascii="Arial" w:cs="Arial" w:eastAsia="Arial" w:hAnsi="Arial"/>
@@ -41375,7 +41375,7 @@
               <w:spacing w:after="10" w:before="0"/>
               <w:ind w:left="120"/>
             </w:pPr>
-            <w:hyperlink w:history="1" r:id="rIdydwcxqrhb-8whrayopoeq">
+            <w:hyperlink w:history="1" r:id="rIdt48eedx29cjhl7dxrkzag">
               <w:r>
                 <w:rPr>
                   <w:rFonts w:ascii="Arial" w:cs="Arial" w:eastAsia="Arial" w:hAnsi="Arial"/>
@@ -41420,7 +41420,7 @@
               </w:rPr>
               <w:t xml:space="preserve">Learners build the Final Model and Final Explanation. Step 1: Each group takes Amina's Lesson 1 first model (a simple sketch of a shout going to a cliff and back with the question 'Why does the voice come back?') and lists what it explained and what it missed. Step 2: Groups draw a final model on a large sheet showing all four sites A to D. Each site shows the learner, the straight ray path to the reflector with the angle of incidence i equal to the angle of reflection r measured from the normal, distance d, round trip 2d and the delay t = 2d/340. Site A Hell's Gate: 85 m, 170 m round trip, 0.50 s, clear echo, cliff rock reflects about 90%. Site B Ngong Hills: 170 m, 340 m round trip, 1.00 s, clear echo. Site C Kisumu hall: 12 m, 24 m round trip, 0.07 s, less than 0.1 s, so the echo merges with the voice, and hard walls and roof keep reflecting, giving reverberation of about 1.2 s, loud, muddy and drawn out, with an 85 dB assembly level. Site D Nairobi open grounds: nearest large hard wall (classroom block) 300 m away, 600 m round trip, 1.76 s, but the sound spreads over a huge area and the grass and bushes absorb and scatter it (grass about 10% reflected), so the returning sound is too faint, no echo. Step 3: Each group adds a panel linking other wave behaviours to the same ideas: refraction (waves change direction when speed changes), diffraction (sound with wavelength 1.0 m at 340 Hz spreads through a 1.0 m doorway), interference (path difference 1.0 m gives loud, 0.5 m gives quiet), resonance (nyatiti 100 Hz, flute 500 Hz), Doppler (ambulance 744 Hz approaching, 661 Hz receding) and applications (FM 91.0 MHz with wavelength 3.30 m, ultrasound 3.5 MHz with 100 microsecond echo). Step 4: Gallery walk and comparison of the Lesson 1 model with the final model. Step 5: Each learner writes an individual Final Explanation using claim, evidence and reasoning, </w:t>
             </w:r>
-            <w:ins w:id="9227" w:author="Claude (AI) - proposed" w:date="2026-10-15T08:04:30Z">
+            <w:ins w:id="9227" w:author="Claude (AI) - proposed" w:date="2026-10-18T00:32:16Z">
               <w:r>
                 <w:rPr>
                   <w:rFonts w:ascii="Arial" w:cs="Arial" w:eastAsia="Arial" w:hAnsi="Arial"/>
@@ -41481,7 +41481,7 @@
               </w:rPr>
               <w:t xml:space="preserve">Say: 'Pull out our first model from Lesson 1. What could it not explain?' WAIT TIME 10-15 seconds, then cold-call 3 learners. Give model criteria: (1) all four sites with numbers, (2) the law of reflection with the normal, (3) delay equals 2d/v, (4) the 17 m and 0.1 s condition, (5) surface absorption and spreading, (6) reverberation versus echo, (7) at least four other wave behaviours. While groups work, ask: 'Why is site D silent even though its delay is the longest? Why is site C not an echo even though the walls reflect well?' WAIT TIME 10 seconds. Cold-call 2 learners per question. Challenge: 'Does a longer delay mean a stronger echo?' (No: strength depends on the energy reflected, which depends on the surface and spreading.) Lead the gallery walk: groups leave one star and one question sticky note on two other models. Then bring the class together and ask 5 cold-called learners to state the biggest change between the Lesson 1 model and the final model. Finish with: 'Write your Final Explanation alone, in about 10 sentences, then swap with a partner for one improvement.' </w:t>
             </w:r>
-            <w:ins w:id="9228" w:author="Claude (AI) - proposed" w:date="2026-10-15T08:04:30Z">
+            <w:ins w:id="9228" w:author="Claude (AI) - proposed" w:date="2026-10-18T00:32:16Z">
               <w:r>
                 <w:rPr>
                   <w:rFonts w:ascii="Arial" w:cs="Arial" w:eastAsia="Arial" w:hAnsi="Arial"/>
@@ -41575,7 +41575,7 @@
               </w:rPr>
               <w:t xml:space="preserve">Use a rubric with </w:t>
             </w:r>
-            <w:del w:id="9229" w:author="Claude (AI) - proposed" w:date="2026-10-15T08:04:30Z">
+            <w:del w:id="9229" w:author="Claude (AI) - proposed" w:date="2026-10-18T00:32:16Z">
               <w:r>
                 <w:rPr>
                   <w:rFonts w:ascii="Arial" w:cs="Arial" w:eastAsia="Arial" w:hAnsi="Arial"/>
@@ -41590,7 +41590,7 @@
                 <w:delText xml:space="preserve">four levels. Level 4</w:delText>
               </w:r>
             </w:del>
-            <w:ins w:id="9230" w:author="Claude (AI) - proposed" w:date="2026-10-15T08:04:30Z">
+            <w:ins w:id="9230" w:author="Claude (AI) - proposed" w:date="2026-10-18T00:32:16Z">
               <w:r>
                 <w:rPr>
                   <w:rFonts w:ascii="Arial" w:cs="Arial" w:eastAsia="Arial" w:hAnsi="Arial"/>
@@ -41618,7 +41618,7 @@
               </w:rPr>
               <w:t xml:space="preserve">: all four sites correctly modelled with d = vt/2 numbers; explains echo versus reverberation; links strength of echo to reflection percentage, absorption and spreading; includes the law of reflection and at least four other wave behaviours; proposes noise reduction with evidence. </w:t>
             </w:r>
-            <w:del w:id="9231" w:author="Claude (AI) - proposed" w:date="2026-10-15T08:04:30Z">
+            <w:del w:id="9231" w:author="Claude (AI) - proposed" w:date="2026-10-18T00:32:16Z">
               <w:r>
                 <w:rPr>
                   <w:rFonts w:ascii="Arial" w:cs="Arial" w:eastAsia="Arial" w:hAnsi="Arial"/>
@@ -41633,7 +41633,7 @@
                 <w:delText xml:space="preserve">Level 3</w:delText>
               </w:r>
             </w:del>
-            <w:ins w:id="9232" w:author="Claude (AI) - proposed" w:date="2026-10-15T08:04:30Z">
+            <w:ins w:id="9232" w:author="Claude (AI) - proposed" w:date="2026-10-18T00:32:16Z">
               <w:r>
                 <w:rPr>
                   <w:rFonts w:ascii="Arial" w:cs="Arial" w:eastAsia="Arial" w:hAnsi="Arial"/>
@@ -41661,7 +41661,7 @@
               </w:rPr>
               <w:t xml:space="preserve">: three of these. </w:t>
             </w:r>
-            <w:del w:id="9233" w:author="Claude (AI) - proposed" w:date="2026-10-15T08:04:30Z">
+            <w:del w:id="9233" w:author="Claude (AI) - proposed" w:date="2026-10-18T00:32:16Z">
               <w:r>
                 <w:rPr>
                   <w:rFonts w:ascii="Arial" w:cs="Arial" w:eastAsia="Arial" w:hAnsi="Arial"/>
@@ -41676,7 +41676,7 @@
                 <w:delText xml:space="preserve">Level 2</w:delText>
               </w:r>
             </w:del>
-            <w:ins w:id="9234" w:author="Claude (AI) - proposed" w:date="2026-10-15T08:04:30Z">
+            <w:ins w:id="9234" w:author="Claude (AI) - proposed" w:date="2026-10-18T00:32:16Z">
               <w:r>
                 <w:rPr>
                   <w:rFonts w:ascii="Arial" w:cs="Arial" w:eastAsia="Arial" w:hAnsi="Arial"/>
@@ -41704,7 +41704,7 @@
               </w:rPr>
               <w:t xml:space="preserve">: describes reflection and delay but ignores absorption or the 17 m condition. </w:t>
             </w:r>
-            <w:del w:id="9235" w:author="Claude (AI) - proposed" w:date="2026-10-15T08:04:30Z">
+            <w:del w:id="9235" w:author="Claude (AI) - proposed" w:date="2026-10-18T00:32:16Z">
               <w:r>
                 <w:rPr>
                   <w:rFonts w:ascii="Arial" w:cs="Arial" w:eastAsia="Arial" w:hAnsi="Arial"/>
@@ -41719,7 +41719,7 @@
                 <w:delText xml:space="preserve">Level 1</w:delText>
               </w:r>
             </w:del>
-            <w:ins w:id="9236" w:author="Claude (AI) - proposed" w:date="2026-10-15T08:04:30Z">
+            <w:ins w:id="9236" w:author="Claude (AI) - proposed" w:date="2026-10-18T00:32:16Z">
               <w:r>
                 <w:rPr>
                   <w:rFonts w:ascii="Arial" w:cs="Arial" w:eastAsia="Arial" w:hAnsi="Arial"/>
@@ -42128,7 +42128,7 @@
         </w:rPr>
         <w:t xml:space="preserve">© 2026 SeaVuria and ARES. Aligned with KICD objectives. Developed by SeaVuria; technical implementation by ARES (with AI assistance from Claude). Licensed under </w:t>
       </w:r>
-      <w:hyperlink w:history="1" r:id="rIdnhpnktakswexz9rjkfwu3">
+      <w:hyperlink w:history="1" r:id="rIdzrx_e9tkotyfocfkjsewq">
         <w:r>
           <w:rPr>
             <w:rFonts w:ascii="Arial" w:cs="Arial" w:eastAsia="Arial" w:hAnsi="Arial"/>
@@ -42149,7 +42149,7 @@
         </w:rPr>
         <w:t xml:space="preserve"> (</w:t>
       </w:r>
-      <w:hyperlink w:history="1" r:id="rIdwzb6-jwmtampov4qw0day">
+      <w:hyperlink w:history="1" r:id="rId9ptjmcin05gtjsv0t1lep">
         <w:r>
           <w:rPr>
             <w:rFonts w:ascii="Arial" w:cs="Arial" w:eastAsia="Arial" w:hAnsi="Arial"/>
